--- a/docs/architecture/deplyoment.docx
+++ b/docs/architecture/deplyoment.docx
@@ -25,52 +25,12 @@
     </w:p>
     <w:p>
       <w:r>
-        <w:t xml:space="preserve">A cél egy ismételhető, kontrollált </w:t>
-      </w:r>
-      <w:proofErr w:type="spellStart"/>
-      <w:r>
-        <w:t>deployment</w:t>
-      </w:r>
-      <w:proofErr w:type="spellEnd"/>
-      <w:r>
-        <w:t xml:space="preserve"> folyamat kialakítása, ahol a backend alkalmazás GitHub </w:t>
-      </w:r>
-      <w:proofErr w:type="spellStart"/>
-      <w:r>
-        <w:t>Actions</w:t>
-      </w:r>
-      <w:proofErr w:type="spellEnd"/>
-      <w:r>
-        <w:t xml:space="preserve"> </w:t>
-      </w:r>
-      <w:proofErr w:type="spellStart"/>
-      <w:r>
-        <w:t>workflow</w:t>
-      </w:r>
-      <w:proofErr w:type="spellEnd"/>
-      <w:r>
-        <w:t xml:space="preserve">-ok segítségével </w:t>
-      </w:r>
-      <w:proofErr w:type="spellStart"/>
-      <w:r>
-        <w:t>buildelődik</w:t>
-      </w:r>
-      <w:proofErr w:type="spellEnd"/>
-      <w:r>
-        <w:t>, konténer image készül belőle, majd a Linux szerveren futó környezet frissítésre kerül.</w:t>
-      </w:r>
-    </w:p>
-    <w:p>
-      <w:r>
-        <w:t xml:space="preserve">A dokumentum gyakorlati </w:t>
-      </w:r>
-      <w:proofErr w:type="spellStart"/>
-      <w:r>
-        <w:t>tutorialként</w:t>
-      </w:r>
-      <w:proofErr w:type="spellEnd"/>
-      <w:r>
-        <w:t xml:space="preserve"> használható fejlesztői és üzemeltetési oldalról is.</w:t>
+        <w:t>A cél egy ismételhető, kontrollált deployment folyamat kialakítása, ahol a backend alkalmazás GitHub Actions workflow-ok segítségével buildelődik, konténer image készül belőle, majd a Linux szerveren futó környezet frissítésre kerül.</w:t>
+      </w:r>
+    </w:p>
+    <w:p>
+      <w:r>
+        <w:t>A dokumentum gyakorlati tutorialként használható fejlesztői és üzemeltetési oldalról is.</w:t>
       </w:r>
     </w:p>
     <w:p>
@@ -95,15 +55,7 @@
         </w:numPr>
       </w:pPr>
       <w:r>
-        <w:t xml:space="preserve">a frontend </w:t>
-      </w:r>
-      <w:proofErr w:type="spellStart"/>
-      <w:r>
-        <w:t>Angular</w:t>
-      </w:r>
-      <w:proofErr w:type="spellEnd"/>
-      <w:r>
-        <w:t xml:space="preserve"> alkalmazás;</w:t>
+        <w:t>a frontend Angular alkalmazás;</w:t>
       </w:r>
     </w:p>
     <w:p>
@@ -115,15 +67,7 @@
         </w:numPr>
       </w:pPr>
       <w:r>
-        <w:t xml:space="preserve">a backend ASP.NET </w:t>
-      </w:r>
-      <w:proofErr w:type="spellStart"/>
-      <w:r>
-        <w:t>Core</w:t>
-      </w:r>
-      <w:proofErr w:type="spellEnd"/>
-      <w:r>
-        <w:t xml:space="preserve"> API;</w:t>
+        <w:t>a backend ASP.NET Core API;</w:t>
       </w:r>
     </w:p>
     <w:p>
@@ -135,15 +79,7 @@
         </w:numPr>
       </w:pPr>
       <w:r>
-        <w:t xml:space="preserve">az adatbázis </w:t>
-      </w:r>
-      <w:proofErr w:type="spellStart"/>
-      <w:r>
-        <w:t>PostgreSQL</w:t>
-      </w:r>
-      <w:proofErr w:type="spellEnd"/>
-      <w:r>
-        <w:t>;</w:t>
+        <w:t>az adatbázis PostgreSQL;</w:t>
       </w:r>
     </w:p>
     <w:p>
@@ -155,15 +91,7 @@
         </w:numPr>
       </w:pPr>
       <w:r>
-        <w:t xml:space="preserve">a hitelesítés Microsoft </w:t>
-      </w:r>
-      <w:proofErr w:type="spellStart"/>
-      <w:r>
-        <w:t>Entra</w:t>
-      </w:r>
-      <w:proofErr w:type="spellEnd"/>
-      <w:r>
-        <w:t xml:space="preserve"> ID segítségével történik;</w:t>
+        <w:t>a hitelesítés Microsoft Entra ID segítségével történik;</w:t>
       </w:r>
     </w:p>
     <w:p>
@@ -193,23 +121,7 @@
         </w:numPr>
       </w:pPr>
       <w:r>
-        <w:t xml:space="preserve">az </w:t>
-      </w:r>
-      <w:proofErr w:type="spellStart"/>
-      <w:r>
-        <w:t>Apache</w:t>
-      </w:r>
-      <w:proofErr w:type="spellEnd"/>
-      <w:r>
-        <w:t xml:space="preserve"> HTTPS </w:t>
-      </w:r>
-      <w:proofErr w:type="spellStart"/>
-      <w:r>
-        <w:t>reverse</w:t>
-      </w:r>
-      <w:proofErr w:type="spellEnd"/>
-      <w:r>
-        <w:t xml:space="preserve"> proxyként működik a konténer előtt;</w:t>
+        <w:t>az Apache HTTPS reverse proxyként működik a konténer előtt;</w:t>
       </w:r>
     </w:p>
     <w:p>
@@ -221,15 +133,7 @@
         </w:numPr>
       </w:pPr>
       <w:r>
-        <w:t xml:space="preserve">a forráskód GitHub </w:t>
-      </w:r>
-      <w:proofErr w:type="spellStart"/>
-      <w:r>
-        <w:t>repository</w:t>
-      </w:r>
-      <w:proofErr w:type="spellEnd"/>
-      <w:r>
-        <w:t>-ban található;</w:t>
+        <w:t>a forráskód GitHub repository-ban található;</w:t>
       </w:r>
     </w:p>
     <w:p>
@@ -244,31 +148,10 @@
         <w:t>a backend</w:t>
       </w:r>
       <w:r>
-        <w:t xml:space="preserve"> és </w:t>
-      </w:r>
-      <w:proofErr w:type="spellStart"/>
-      <w:r>
-        <w:t>fronend</w:t>
-      </w:r>
-      <w:proofErr w:type="spellEnd"/>
-      <w:r>
-        <w:t xml:space="preserve"> image GitHub </w:t>
-      </w:r>
-      <w:proofErr w:type="spellStart"/>
-      <w:r>
-        <w:t>Actions</w:t>
-      </w:r>
-      <w:proofErr w:type="spellEnd"/>
-      <w:r>
-        <w:t xml:space="preserve"> </w:t>
-      </w:r>
-      <w:proofErr w:type="spellStart"/>
-      <w:r>
-        <w:t>workflow-val</w:t>
-      </w:r>
-      <w:proofErr w:type="spellEnd"/>
-      <w:r>
-        <w:t xml:space="preserve"> készül;</w:t>
+        <w:t xml:space="preserve"> és fronend</w:t>
+      </w:r>
+      <w:r>
+        <w:t xml:space="preserve"> image GitHub Actions workflow-val készül;</w:t>
       </w:r>
     </w:p>
     <w:p>
@@ -280,15 +163,7 @@
         </w:numPr>
       </w:pPr>
       <w:r>
-        <w:t xml:space="preserve">a </w:t>
-      </w:r>
-      <w:proofErr w:type="spellStart"/>
-      <w:r>
-        <w:t>workflow</w:t>
-      </w:r>
-      <w:proofErr w:type="spellEnd"/>
-      <w:r>
-        <w:t xml:space="preserve"> SSH-n keresztül kapcsolódik a Linux szerverhez;</w:t>
+        <w:t>a workflow SSH-n keresztül kapcsolódik a Linux szerverhez;</w:t>
       </w:r>
     </w:p>
     <w:p>
@@ -300,15 +175,7 @@
         </w:numPr>
       </w:pPr>
       <w:r>
-        <w:t xml:space="preserve">a szerveren egy külön </w:t>
-      </w:r>
-      <w:proofErr w:type="spellStart"/>
-      <w:r>
-        <w:t>deploy</w:t>
-      </w:r>
-      <w:proofErr w:type="spellEnd"/>
-      <w:r>
-        <w:t xml:space="preserve"> felhasználó végzi a telepítést;</w:t>
+        <w:t>a szerveren egy külön deploy felhasználó végzi a telepítést;</w:t>
       </w:r>
     </w:p>
     <w:p>
@@ -319,21 +186,8 @@
           <w:numId w:val="3"/>
         </w:numPr>
       </w:pPr>
-      <w:proofErr w:type="spellStart"/>
-      <w:r>
-        <w:t>root</w:t>
-      </w:r>
-      <w:proofErr w:type="spellEnd"/>
-      <w:r>
-        <w:t xml:space="preserve"> jogosultságú műveletek csak korlátozott </w:t>
-      </w:r>
-      <w:proofErr w:type="spellStart"/>
-      <w:r>
-        <w:t>sudo</w:t>
-      </w:r>
-      <w:proofErr w:type="spellEnd"/>
-      <w:r>
-        <w:t xml:space="preserve"> paranccsal történnek.</w:t>
+      <w:r>
+        <w:t>root jogosultságú műveletek csak korlátozott sudo paranccsal történnek.</w:t>
       </w:r>
     </w:p>
     <w:tbl>
@@ -373,7 +227,6 @@
                 <w:bCs/>
               </w:rPr>
             </w:pPr>
-            <w:proofErr w:type="spellStart"/>
             <w:r>
               <w:rPr>
                 <w:b/>
@@ -381,7 +234,6 @@
               </w:rPr>
               <w:t>Branch</w:t>
             </w:r>
-            <w:proofErr w:type="spellEnd"/>
           </w:p>
         </w:tc>
         <w:tc>
@@ -501,13 +353,8 @@
               <w:jc w:val="center"/>
             </w:pPr>
             <w:r>
-              <w:t xml:space="preserve">éles / </w:t>
+              <w:t>éles / production</w:t>
             </w:r>
-            <w:proofErr w:type="spellStart"/>
-            <w:r>
-              <w:t>production</w:t>
-            </w:r>
-            <w:proofErr w:type="spellEnd"/>
           </w:p>
         </w:tc>
         <w:tc>
@@ -540,13 +387,7 @@
               <w:jc w:val="center"/>
             </w:pPr>
             <w:r>
-              <w:t>htt</w:t>
-            </w:r>
-            <w:r>
-              <w:t>p</w:t>
-            </w:r>
-            <w:r>
-              <w:t>s://tavolletkezelo.phoneix.hu/api</w:t>
+              <w:t>https://tavolletkezelo.phoneix.hu/api</w:t>
             </w:r>
           </w:p>
         </w:tc>
@@ -576,13 +417,8 @@
               <w:jc w:val="center"/>
             </w:pPr>
             <w:r>
-              <w:t xml:space="preserve">teszt / </w:t>
+              <w:t>teszt / development</w:t>
             </w:r>
-            <w:proofErr w:type="spellStart"/>
-            <w:r>
-              <w:t>development</w:t>
-            </w:r>
-            <w:proofErr w:type="spellEnd"/>
           </w:p>
         </w:tc>
         <w:tc>
@@ -617,28 +453,15 @@
     </w:tbl>
     <w:p>
       <w:r>
-        <w:t xml:space="preserve">A rendszer két </w:t>
-      </w:r>
-      <w:proofErr w:type="spellStart"/>
-      <w:r>
-        <w:t>deployment</w:t>
-      </w:r>
-      <w:proofErr w:type="spellEnd"/>
-      <w:r>
-        <w:t xml:space="preserve"> környezetet kezel:</w:t>
+        <w:t>A rendszer két deployment környezetet kezel:</w:t>
       </w:r>
     </w:p>
     <w:p>
       <w:pPr>
         <w:pStyle w:val="Cmsor1"/>
       </w:pPr>
-      <w:proofErr w:type="spellStart"/>
-      <w:r>
-        <w:t>Deployment</w:t>
-      </w:r>
-      <w:proofErr w:type="spellEnd"/>
-      <w:r>
-        <w:t xml:space="preserve"> folyamat magas szinten</w:t>
+      <w:r>
+        <w:t>Deployment folyamat magas szinten</w:t>
       </w:r>
     </w:p>
     <w:p>
@@ -648,23 +471,7 @@
         </w:tabs>
       </w:pPr>
       <w:r>
-        <w:t xml:space="preserve">A teljes </w:t>
-      </w:r>
-      <w:proofErr w:type="spellStart"/>
-      <w:r>
-        <w:t>deployment</w:t>
-      </w:r>
-      <w:proofErr w:type="spellEnd"/>
-      <w:r>
-        <w:t xml:space="preserve"> folyamat </w:t>
-      </w:r>
-      <w:proofErr w:type="spellStart"/>
-      <w:r>
-        <w:t>branch</w:t>
-      </w:r>
-      <w:proofErr w:type="spellEnd"/>
-      <w:r>
-        <w:t xml:space="preserve"> alapján választ célkörnyezetet.</w:t>
+        <w:t>A teljes deployment folyamat branch alapján választ célkörnyezetet.</w:t>
       </w:r>
     </w:p>
     <w:p>
@@ -673,13 +480,8 @@
       </w:pPr>
       <w:r>
         <w:lastRenderedPageBreak/>
-        <w:t xml:space="preserve">Éles </w:t>
-      </w:r>
-      <w:proofErr w:type="spellStart"/>
-      <w:r>
-        <w:t>deployment</w:t>
-      </w:r>
-      <w:proofErr w:type="spellEnd"/>
+        <w:t>Éles deployment</w:t>
+      </w:r>
     </w:p>
     <w:p>
       <w:pPr>
@@ -692,21 +494,7 @@
         <w:rPr>
           <w:rFonts w:asciiTheme="minorHAnsi" w:hAnsiTheme="minorHAnsi"/>
         </w:rPr>
-        <w:t xml:space="preserve">Éles </w:t>
-      </w:r>
-      <w:proofErr w:type="spellStart"/>
-      <w:r>
-        <w:rPr>
-          <w:rFonts w:asciiTheme="minorHAnsi" w:hAnsiTheme="minorHAnsi"/>
-        </w:rPr>
-        <w:t>deployment</w:t>
-      </w:r>
-      <w:proofErr w:type="spellEnd"/>
-      <w:r>
-        <w:rPr>
-          <w:rFonts w:asciiTheme="minorHAnsi" w:hAnsiTheme="minorHAnsi"/>
-        </w:rPr>
-        <w:t xml:space="preserve"> akkor történik, amikor módosítás kerül a </w:t>
+        <w:t xml:space="preserve">Éles deployment akkor történik, amikor módosítás kerül a </w:t>
       </w:r>
       <w:r>
         <w:rPr>
@@ -745,23 +533,7 @@
         </w:numPr>
       </w:pPr>
       <w:r>
-        <w:t xml:space="preserve">Fejlesztő módosítást </w:t>
-      </w:r>
-      <w:proofErr w:type="spellStart"/>
-      <w:r>
-        <w:t>merge</w:t>
-      </w:r>
-      <w:proofErr w:type="spellEnd"/>
-      <w:r>
-        <w:t xml:space="preserve">-el vagy </w:t>
-      </w:r>
-      <w:proofErr w:type="spellStart"/>
-      <w:r>
-        <w:t>pushol</w:t>
-      </w:r>
-      <w:proofErr w:type="spellEnd"/>
-      <w:r>
-        <w:t xml:space="preserve"> a main ágba.</w:t>
+        <w:t>Fejlesztő módosítást merge-el vagy pushol a main ágba.</w:t>
       </w:r>
     </w:p>
     <w:p>
@@ -773,23 +545,7 @@
         </w:numPr>
       </w:pPr>
       <w:r>
-        <w:t xml:space="preserve">Elindul a GitHub </w:t>
-      </w:r>
-      <w:proofErr w:type="spellStart"/>
-      <w:r>
-        <w:t>Actions</w:t>
-      </w:r>
-      <w:proofErr w:type="spellEnd"/>
-      <w:r>
-        <w:t xml:space="preserve"> </w:t>
-      </w:r>
-      <w:proofErr w:type="spellStart"/>
-      <w:r>
-        <w:t>workflow</w:t>
-      </w:r>
-      <w:proofErr w:type="spellEnd"/>
-      <w:r>
-        <w:t>.</w:t>
+        <w:t>Elindul a GitHub Actions workflow.</w:t>
       </w:r>
     </w:p>
     <w:p>
@@ -801,39 +557,7 @@
         </w:numPr>
       </w:pPr>
       <w:r>
-        <w:t xml:space="preserve">A </w:t>
-      </w:r>
-      <w:proofErr w:type="spellStart"/>
-      <w:r>
-        <w:t>workflow</w:t>
-      </w:r>
-      <w:proofErr w:type="spellEnd"/>
-      <w:r>
-        <w:t xml:space="preserve"> </w:t>
-      </w:r>
-      <w:proofErr w:type="spellStart"/>
-      <w:r>
-        <w:t>production</w:t>
-      </w:r>
-      <w:proofErr w:type="spellEnd"/>
-      <w:r>
-        <w:t xml:space="preserve"> backend image-</w:t>
-      </w:r>
-      <w:proofErr w:type="spellStart"/>
-      <w:r>
-        <w:t>et</w:t>
-      </w:r>
-      <w:proofErr w:type="spellEnd"/>
-      <w:r>
-        <w:t xml:space="preserve"> </w:t>
-      </w:r>
-      <w:proofErr w:type="spellStart"/>
-      <w:r>
-        <w:t>buildel</w:t>
-      </w:r>
-      <w:proofErr w:type="spellEnd"/>
-      <w:r>
-        <w:t>.</w:t>
+        <w:t>A workflow production backend image-et buildel.</w:t>
       </w:r>
     </w:p>
     <w:p>
@@ -845,39 +569,7 @@
         </w:numPr>
       </w:pPr>
       <w:r>
-        <w:t xml:space="preserve">A </w:t>
-      </w:r>
-      <w:proofErr w:type="spellStart"/>
-      <w:r>
-        <w:t>workflow</w:t>
-      </w:r>
-      <w:proofErr w:type="spellEnd"/>
-      <w:r>
-        <w:t xml:space="preserve"> </w:t>
-      </w:r>
-      <w:proofErr w:type="spellStart"/>
-      <w:r>
-        <w:t>production</w:t>
-      </w:r>
-      <w:proofErr w:type="spellEnd"/>
-      <w:r>
-        <w:t xml:space="preserve"> frontend image-</w:t>
-      </w:r>
-      <w:proofErr w:type="spellStart"/>
-      <w:r>
-        <w:t>et</w:t>
-      </w:r>
-      <w:proofErr w:type="spellEnd"/>
-      <w:r>
-        <w:t xml:space="preserve"> </w:t>
-      </w:r>
-      <w:proofErr w:type="spellStart"/>
-      <w:r>
-        <w:t>buildel</w:t>
-      </w:r>
-      <w:proofErr w:type="spellEnd"/>
-      <w:r>
-        <w:t>.</w:t>
+        <w:t>A workflow production frontend image-et buildel.</w:t>
       </w:r>
     </w:p>
     <w:p>
@@ -889,15 +581,7 @@
         </w:numPr>
       </w:pPr>
       <w:r>
-        <w:t xml:space="preserve">Mindkét image felkerül a </w:t>
-      </w:r>
-      <w:proofErr w:type="spellStart"/>
-      <w:r>
-        <w:t>registry</w:t>
-      </w:r>
-      <w:proofErr w:type="spellEnd"/>
-      <w:r>
-        <w:t>-be.</w:t>
+        <w:t>Mindkét image felkerül a registry-be.</w:t>
       </w:r>
     </w:p>
     <w:p>
@@ -909,15 +593,7 @@
         </w:numPr>
       </w:pPr>
       <w:r>
-        <w:t xml:space="preserve">A </w:t>
-      </w:r>
-      <w:proofErr w:type="spellStart"/>
-      <w:r>
-        <w:t>workflow</w:t>
-      </w:r>
-      <w:proofErr w:type="spellEnd"/>
-      <w:r>
-        <w:t xml:space="preserve"> SSH-n belép a Linux szerverre.</w:t>
+        <w:t>A workflow SSH-n belép a Linux szerverre.</w:t>
       </w:r>
     </w:p>
     <w:p>
@@ -929,15 +605,7 @@
         </w:numPr>
       </w:pPr>
       <w:r>
-        <w:t xml:space="preserve">A szerver az éles Docker </w:t>
-      </w:r>
-      <w:proofErr w:type="spellStart"/>
-      <w:r>
-        <w:t>Compose</w:t>
-      </w:r>
-      <w:proofErr w:type="spellEnd"/>
-      <w:r>
-        <w:t xml:space="preserve"> mappában frissíti a konténereket.</w:t>
+        <w:t>A szerver az éles Docker Compose mappában frissíti a konténereket.</w:t>
       </w:r>
     </w:p>
     <w:p>
@@ -949,29 +617,13 @@
         </w:numPr>
       </w:pPr>
       <w:r>
-        <w:t xml:space="preserve">Az </w:t>
-      </w:r>
-      <w:proofErr w:type="spellStart"/>
-      <w:r>
-        <w:t>Apache</w:t>
-      </w:r>
-      <w:proofErr w:type="spellEnd"/>
-      <w:r>
-        <w:t xml:space="preserve"> továbbra is a tavolletkezelo.</w:t>
+        <w:t>Az Apache továbbra is a tavolletkezelo.</w:t>
       </w:r>
       <w:r>
         <w:t>phoenix</w:t>
       </w:r>
       <w:r>
-        <w:t xml:space="preserve">.hu </w:t>
-      </w:r>
-      <w:proofErr w:type="spellStart"/>
-      <w:r>
-        <w:t>domain</w:t>
-      </w:r>
-      <w:proofErr w:type="spellEnd"/>
-      <w:r>
-        <w:t xml:space="preserve"> alatt szolgálja ki az alkalmazást.</w:t>
+        <w:t>.hu domain alatt szolgálja ki az alkalmazást.</w:t>
       </w:r>
     </w:p>
     <w:p>
@@ -983,15 +635,7 @@
         </w:numPr>
       </w:pPr>
       <w:r>
-        <w:t xml:space="preserve">A </w:t>
-      </w:r>
-      <w:proofErr w:type="spellStart"/>
-      <w:r>
-        <w:t>workflow</w:t>
-      </w:r>
-      <w:proofErr w:type="spellEnd"/>
-      <w:r>
-        <w:t xml:space="preserve"> ellenőrzi:</w:t>
+        <w:t>A workflow ellenőrzi:</w:t>
       </w:r>
     </w:p>
     <w:p>
@@ -1025,25 +669,12 @@
         <w:pStyle w:val="Cmsor2"/>
       </w:pPr>
       <w:r>
-        <w:t xml:space="preserve">Teszt </w:t>
-      </w:r>
-      <w:proofErr w:type="spellStart"/>
-      <w:r>
-        <w:t>deployment</w:t>
-      </w:r>
-      <w:proofErr w:type="spellEnd"/>
-    </w:p>
-    <w:p>
-      <w:r>
-        <w:t xml:space="preserve">Teszt </w:t>
-      </w:r>
-      <w:proofErr w:type="spellStart"/>
-      <w:r>
-        <w:t>deployment</w:t>
-      </w:r>
-      <w:proofErr w:type="spellEnd"/>
-      <w:r>
-        <w:t xml:space="preserve"> akkor történik, amikor módosítás kerül a test ágba.</w:t>
+        <w:t>Teszt deployment</w:t>
+      </w:r>
+    </w:p>
+    <w:p>
+      <w:r>
+        <w:t>Teszt deployment akkor történik, amikor módosítás kerül a test ágba.</w:t>
       </w:r>
     </w:p>
     <w:p>
@@ -1061,23 +692,7 @@
         <w:contextualSpacing/>
       </w:pPr>
       <w:r>
-        <w:t xml:space="preserve">Fejlesztő módosítást </w:t>
-      </w:r>
-      <w:proofErr w:type="spellStart"/>
-      <w:r>
-        <w:t>merge</w:t>
-      </w:r>
-      <w:proofErr w:type="spellEnd"/>
-      <w:r>
-        <w:t xml:space="preserve">-el vagy </w:t>
-      </w:r>
-      <w:proofErr w:type="spellStart"/>
-      <w:r>
-        <w:t>pushol</w:t>
-      </w:r>
-      <w:proofErr w:type="spellEnd"/>
-      <w:r>
-        <w:t xml:space="preserve"> a test ágba.</w:t>
+        <w:t>Fejlesztő módosítást merge-el vagy pushol a test ágba.</w:t>
       </w:r>
     </w:p>
     <w:p>
@@ -1090,23 +705,7 @@
         <w:contextualSpacing/>
       </w:pPr>
       <w:r>
-        <w:t xml:space="preserve">Elindul a GitHub </w:t>
-      </w:r>
-      <w:proofErr w:type="spellStart"/>
-      <w:r>
-        <w:t>Actions</w:t>
-      </w:r>
-      <w:proofErr w:type="spellEnd"/>
-      <w:r>
-        <w:t xml:space="preserve"> </w:t>
-      </w:r>
-      <w:proofErr w:type="spellStart"/>
-      <w:r>
-        <w:t>workflow</w:t>
-      </w:r>
-      <w:proofErr w:type="spellEnd"/>
-      <w:r>
-        <w:t>.</w:t>
+        <w:t>Elindul a GitHub Actions workflow.</w:t>
       </w:r>
     </w:p>
     <w:p>
@@ -1119,31 +718,7 @@
         <w:contextualSpacing/>
       </w:pPr>
       <w:r>
-        <w:t xml:space="preserve">A </w:t>
-      </w:r>
-      <w:proofErr w:type="spellStart"/>
-      <w:r>
-        <w:t>workflow</w:t>
-      </w:r>
-      <w:proofErr w:type="spellEnd"/>
-      <w:r>
-        <w:t xml:space="preserve"> test backend image-</w:t>
-      </w:r>
-      <w:proofErr w:type="spellStart"/>
-      <w:r>
-        <w:t>et</w:t>
-      </w:r>
-      <w:proofErr w:type="spellEnd"/>
-      <w:r>
-        <w:t xml:space="preserve"> </w:t>
-      </w:r>
-      <w:proofErr w:type="spellStart"/>
-      <w:r>
-        <w:t>buildel</w:t>
-      </w:r>
-      <w:proofErr w:type="spellEnd"/>
-      <w:r>
-        <w:t>.</w:t>
+        <w:t>A workflow test backend image-et buildel.</w:t>
       </w:r>
     </w:p>
     <w:p>
@@ -1156,31 +731,7 @@
         <w:contextualSpacing/>
       </w:pPr>
       <w:r>
-        <w:t xml:space="preserve">A </w:t>
-      </w:r>
-      <w:proofErr w:type="spellStart"/>
-      <w:r>
-        <w:t>workflow</w:t>
-      </w:r>
-      <w:proofErr w:type="spellEnd"/>
-      <w:r>
-        <w:t xml:space="preserve"> test frontend image-</w:t>
-      </w:r>
-      <w:proofErr w:type="spellStart"/>
-      <w:r>
-        <w:t>et</w:t>
-      </w:r>
-      <w:proofErr w:type="spellEnd"/>
-      <w:r>
-        <w:t xml:space="preserve"> </w:t>
-      </w:r>
-      <w:proofErr w:type="spellStart"/>
-      <w:r>
-        <w:t>buildel</w:t>
-      </w:r>
-      <w:proofErr w:type="spellEnd"/>
-      <w:r>
-        <w:t>.</w:t>
+        <w:t>A workflow test frontend image-et buildel.</w:t>
       </w:r>
     </w:p>
     <w:p>
@@ -1193,15 +744,7 @@
         <w:contextualSpacing/>
       </w:pPr>
       <w:r>
-        <w:t xml:space="preserve">Mindkét test image felkerül a </w:t>
-      </w:r>
-      <w:proofErr w:type="spellStart"/>
-      <w:r>
-        <w:t>registry</w:t>
-      </w:r>
-      <w:proofErr w:type="spellEnd"/>
-      <w:r>
-        <w:t>-be.</w:t>
+        <w:t>Mindkét test image felkerül a registry-be.</w:t>
       </w:r>
     </w:p>
     <w:p>
@@ -1214,15 +757,7 @@
         <w:contextualSpacing/>
       </w:pPr>
       <w:r>
-        <w:t xml:space="preserve">A </w:t>
-      </w:r>
-      <w:proofErr w:type="spellStart"/>
-      <w:r>
-        <w:t>workflow</w:t>
-      </w:r>
-      <w:proofErr w:type="spellEnd"/>
-      <w:r>
-        <w:t xml:space="preserve"> SSH-n belép a Linux szerverre.</w:t>
+        <w:t>A workflow SSH-n belép a Linux szerverre.</w:t>
       </w:r>
     </w:p>
     <w:p>
@@ -1235,15 +770,7 @@
         <w:contextualSpacing/>
       </w:pPr>
       <w:r>
-        <w:t xml:space="preserve">A szerver a teszt Docker </w:t>
-      </w:r>
-      <w:proofErr w:type="spellStart"/>
-      <w:r>
-        <w:t>Compose</w:t>
-      </w:r>
-      <w:proofErr w:type="spellEnd"/>
-      <w:r>
-        <w:t xml:space="preserve"> mappában frissíti a konténereket.</w:t>
+        <w:t>A szerver a teszt Docker Compose mappában frissíti a konténereket.</w:t>
       </w:r>
     </w:p>
     <w:p>
@@ -1256,23 +783,7 @@
         <w:contextualSpacing/>
       </w:pPr>
       <w:r>
-        <w:t xml:space="preserve">Az </w:t>
-      </w:r>
-      <w:proofErr w:type="spellStart"/>
-      <w:r>
-        <w:t>Apache</w:t>
-      </w:r>
-      <w:proofErr w:type="spellEnd"/>
-      <w:r>
-        <w:t xml:space="preserve"> a tavolletkezelo-dev.ceg.hu </w:t>
-      </w:r>
-      <w:proofErr w:type="spellStart"/>
-      <w:r>
-        <w:t>domain</w:t>
-      </w:r>
-      <w:proofErr w:type="spellEnd"/>
-      <w:r>
-        <w:t xml:space="preserve"> alatt szolgálja ki a teszt alkalmazást.</w:t>
+        <w:t>Az Apache a tavolletkezelo-dev.ceg.hu domain alatt szolgálja ki a teszt alkalmazást.</w:t>
       </w:r>
     </w:p>
     <w:p>
@@ -1286,15 +797,7 @@
         <w:contextualSpacing/>
       </w:pPr>
       <w:r>
-        <w:t xml:space="preserve">A </w:t>
-      </w:r>
-      <w:proofErr w:type="spellStart"/>
-      <w:r>
-        <w:t>workflow</w:t>
-      </w:r>
-      <w:proofErr w:type="spellEnd"/>
-      <w:r>
-        <w:t xml:space="preserve"> ellenőrzi:</w:t>
+        <w:t>A workflow ellenőrzi:</w:t>
       </w:r>
     </w:p>
     <w:p>
@@ -1340,14 +843,9 @@
       <w:pPr>
         <w:pStyle w:val="Cmsor2"/>
       </w:pPr>
-      <w:proofErr w:type="spellStart"/>
       <w:r>
         <w:lastRenderedPageBreak/>
-        <w:t>Repository</w:t>
-      </w:r>
-      <w:proofErr w:type="spellEnd"/>
-      <w:r>
-        <w:t xml:space="preserve"> adatok</w:t>
+        <w:t>Repository adatok</w:t>
       </w:r>
     </w:p>
     <w:p>
@@ -1373,27 +871,7 @@
           <w:lang w:eastAsia="hu-HU"/>
           <w14:ligatures w14:val="none"/>
         </w:rPr>
-        <w:t xml:space="preserve">GitHub </w:t>
-      </w:r>
-      <w:proofErr w:type="spellStart"/>
-      <w:r>
-        <w:rPr>
-          <w:rFonts w:eastAsia="Times New Roman" w:cs="Times New Roman"/>
-          <w:kern w:val="0"/>
-          <w:lang w:eastAsia="hu-HU"/>
-          <w14:ligatures w14:val="none"/>
-        </w:rPr>
-        <w:t>repository</w:t>
-      </w:r>
-      <w:proofErr w:type="spellEnd"/>
-      <w:r>
-        <w:rPr>
-          <w:rFonts w:eastAsia="Times New Roman" w:cs="Times New Roman"/>
-          <w:kern w:val="0"/>
-          <w:lang w:eastAsia="hu-HU"/>
-          <w14:ligatures w14:val="none"/>
-        </w:rPr>
-        <w:t xml:space="preserve"> neve;</w:t>
+        <w:t>GitHub repository neve;</w:t>
       </w:r>
     </w:p>
     <w:p>
@@ -1412,45 +890,14 @@
           <w14:ligatures w14:val="none"/>
         </w:rPr>
       </w:pPr>
-      <w:proofErr w:type="spellStart"/>
-      <w:r>
-        <w:rPr>
-          <w:rFonts w:eastAsia="Times New Roman" w:cs="Times New Roman"/>
-          <w:kern w:val="0"/>
-          <w:lang w:eastAsia="hu-HU"/>
-          <w14:ligatures w14:val="none"/>
-        </w:rPr>
-        <w:t>default</w:t>
-      </w:r>
-      <w:proofErr w:type="spellEnd"/>
-      <w:r>
-        <w:rPr>
-          <w:rFonts w:eastAsia="Times New Roman" w:cs="Times New Roman"/>
-          <w:kern w:val="0"/>
-          <w:lang w:eastAsia="hu-HU"/>
-          <w14:ligatures w14:val="none"/>
-        </w:rPr>
-        <w:t xml:space="preserve"> </w:t>
-      </w:r>
-      <w:proofErr w:type="spellStart"/>
-      <w:r>
-        <w:rPr>
-          <w:rFonts w:eastAsia="Times New Roman" w:cs="Times New Roman"/>
-          <w:kern w:val="0"/>
-          <w:lang w:eastAsia="hu-HU"/>
-          <w14:ligatures w14:val="none"/>
-        </w:rPr>
-        <w:t>branch</w:t>
-      </w:r>
-      <w:proofErr w:type="spellEnd"/>
-      <w:r>
-        <w:rPr>
-          <w:rFonts w:eastAsia="Times New Roman" w:cs="Times New Roman"/>
-          <w:kern w:val="0"/>
-          <w:lang w:eastAsia="hu-HU"/>
-          <w14:ligatures w14:val="none"/>
-        </w:rPr>
-        <w:t xml:space="preserve"> neve, várhatóan</w:t>
+      <w:r>
+        <w:rPr>
+          <w:rFonts w:eastAsia="Times New Roman" w:cs="Times New Roman"/>
+          <w:kern w:val="0"/>
+          <w:lang w:eastAsia="hu-HU"/>
+          <w14:ligatures w14:val="none"/>
+        </w:rPr>
+        <w:t>default branch neve, várhatóan</w:t>
       </w:r>
       <w:r>
         <w:rPr>
@@ -1503,19 +950,8 @@
           <w:lang w:eastAsia="hu-HU"/>
           <w14:ligatures w14:val="none"/>
         </w:rPr>
-        <w:t xml:space="preserve"> .</w:t>
-      </w:r>
-      <w:proofErr w:type="spellStart"/>
-      <w:r>
-        <w:rPr>
-          <w:rFonts w:eastAsia="Times New Roman" w:cs="Times New Roman"/>
-          <w:kern w:val="0"/>
-          <w:lang w:eastAsia="hu-HU"/>
-          <w14:ligatures w14:val="none"/>
-        </w:rPr>
-        <w:t>csproj</w:t>
-      </w:r>
-      <w:proofErr w:type="spellEnd"/>
+        <w:t xml:space="preserve"> .csproj</w:t>
+      </w:r>
       <w:r>
         <w:rPr>
           <w:rFonts w:eastAsia="Times New Roman" w:cs="Times New Roman"/>
@@ -1613,25 +1049,14 @@
         </w:numPr>
         <w:ind w:left="1134"/>
       </w:pPr>
-      <w:proofErr w:type="spellStart"/>
-      <w:r>
-        <w:rPr>
-          <w:rFonts w:eastAsia="Times New Roman" w:cs="Times New Roman"/>
-          <w:kern w:val="0"/>
-          <w:lang w:eastAsia="hu-HU"/>
-          <w14:ligatures w14:val="none"/>
-        </w:rPr>
-        <w:t>workflow</w:t>
-      </w:r>
-      <w:proofErr w:type="spellEnd"/>
-      <w:r>
-        <w:rPr>
-          <w:rFonts w:eastAsia="Times New Roman" w:cs="Times New Roman"/>
-          <w:kern w:val="0"/>
-          <w:lang w:eastAsia="hu-HU"/>
-          <w14:ligatures w14:val="none"/>
-        </w:rPr>
-        <w:t xml:space="preserve"> fájl helye.</w:t>
+      <w:r>
+        <w:rPr>
+          <w:rFonts w:eastAsia="Times New Roman" w:cs="Times New Roman"/>
+          <w:kern w:val="0"/>
+          <w:lang w:eastAsia="hu-HU"/>
+          <w14:ligatures w14:val="none"/>
+        </w:rPr>
+        <w:t>workflow fájl helye.</w:t>
       </w:r>
     </w:p>
     <w:p>
@@ -1758,7 +1183,33 @@
           <w14:ligatures w14:val="none"/>
         </w:rPr>
       </w:pPr>
-      <w:proofErr w:type="spellStart"/>
+      <w:r>
+        <w:rPr>
+          <w:rFonts w:eastAsia="Times New Roman" w:cs="Times New Roman"/>
+          <w:kern w:val="0"/>
+          <w:lang w:eastAsia="hu-HU"/>
+          <w14:ligatures w14:val="none"/>
+        </w:rPr>
+        <w:t>deploy felhasználó neve</w:t>
+      </w:r>
+      <w:r>
+        <w:rPr>
+          <w:rFonts w:eastAsia="Times New Roman" w:cs="Times New Roman"/>
+          <w:kern w:val="0"/>
+          <w:lang w:eastAsia="hu-HU"/>
+          <w14:ligatures w14:val="none"/>
+        </w:rPr>
+        <w:t>:</w:t>
+      </w:r>
+      <w:r>
+        <w:rPr>
+          <w:rFonts w:eastAsia="Times New Roman" w:cs="Times New Roman"/>
+          <w:kern w:val="0"/>
+          <w:lang w:eastAsia="hu-HU"/>
+          <w14:ligatures w14:val="none"/>
+        </w:rPr>
+        <w:tab/>
+      </w:r>
       <w:r>
         <w:rPr>
           <w:rFonts w:eastAsia="Times New Roman" w:cs="Times New Roman"/>
@@ -1768,45 +1219,6 @@
         </w:rPr>
         <w:t>deploy</w:t>
       </w:r>
-      <w:proofErr w:type="spellEnd"/>
-      <w:r>
-        <w:rPr>
-          <w:rFonts w:eastAsia="Times New Roman" w:cs="Times New Roman"/>
-          <w:kern w:val="0"/>
-          <w:lang w:eastAsia="hu-HU"/>
-          <w14:ligatures w14:val="none"/>
-        </w:rPr>
-        <w:t xml:space="preserve"> felhasználó neve</w:t>
-      </w:r>
-      <w:r>
-        <w:rPr>
-          <w:rFonts w:eastAsia="Times New Roman" w:cs="Times New Roman"/>
-          <w:kern w:val="0"/>
-          <w:lang w:eastAsia="hu-HU"/>
-          <w14:ligatures w14:val="none"/>
-        </w:rPr>
-        <w:t>:</w:t>
-      </w:r>
-      <w:r>
-        <w:rPr>
-          <w:rFonts w:eastAsia="Times New Roman" w:cs="Times New Roman"/>
-          <w:kern w:val="0"/>
-          <w:lang w:eastAsia="hu-HU"/>
-          <w14:ligatures w14:val="none"/>
-        </w:rPr>
-        <w:tab/>
-      </w:r>
-      <w:proofErr w:type="spellStart"/>
-      <w:r>
-        <w:rPr>
-          <w:rFonts w:eastAsia="Times New Roman" w:cs="Times New Roman"/>
-          <w:kern w:val="0"/>
-          <w:lang w:eastAsia="hu-HU"/>
-          <w14:ligatures w14:val="none"/>
-        </w:rPr>
-        <w:t>deploy</w:t>
-      </w:r>
-      <w:proofErr w:type="spellEnd"/>
     </w:p>
     <w:p>
       <w:pPr>
@@ -1829,19 +1241,8 @@
           <w:lang w:eastAsia="hu-HU"/>
           <w14:ligatures w14:val="none"/>
         </w:rPr>
-        <w:t xml:space="preserve">éles frontend belső </w:t>
-      </w:r>
-      <w:proofErr w:type="spellStart"/>
-      <w:r>
-        <w:rPr>
-          <w:rFonts w:eastAsia="Times New Roman" w:cs="Times New Roman"/>
-          <w:kern w:val="0"/>
-          <w:lang w:eastAsia="hu-HU"/>
-          <w14:ligatures w14:val="none"/>
-        </w:rPr>
-        <w:t>portja</w:t>
-      </w:r>
-      <w:proofErr w:type="spellEnd"/>
+        <w:t>éles frontend belső portja</w:t>
+      </w:r>
       <w:r>
         <w:rPr>
           <w:rFonts w:eastAsia="Times New Roman" w:cs="Times New Roman"/>
@@ -1867,36 +1268,16 @@
           <w:lang w:eastAsia="hu-HU"/>
           <w14:ligatures w14:val="none"/>
         </w:rPr>
-        <w:t>127.0.0.</w:t>
-      </w:r>
-      <w:proofErr w:type="gramStart"/>
-      <w:r>
-        <w:rPr>
-          <w:rFonts w:eastAsia="Times New Roman" w:cs="Times New Roman"/>
-          <w:kern w:val="0"/>
-          <w:lang w:eastAsia="hu-HU"/>
-          <w14:ligatures w14:val="none"/>
-        </w:rPr>
-        <w:t>1:</w:t>
-      </w:r>
-      <w:r>
-        <w:rPr>
-          <w:rFonts w:eastAsia="Times New Roman" w:cs="Times New Roman"/>
-          <w:kern w:val="0"/>
-          <w:lang w:eastAsia="hu-HU"/>
-          <w14:ligatures w14:val="none"/>
-        </w:rPr>
-        <w:t>[</w:t>
-      </w:r>
-      <w:proofErr w:type="gramEnd"/>
-      <w:r>
-        <w:rPr>
-          <w:rFonts w:eastAsia="Times New Roman" w:cs="Times New Roman"/>
-          <w:kern w:val="0"/>
-          <w:lang w:eastAsia="hu-HU"/>
-          <w14:ligatures w14:val="none"/>
-        </w:rPr>
-        <w:t>port]</w:t>
+        <w:t>127.0.0.1:</w:t>
+      </w:r>
+      <w:r>
+        <w:rPr>
+          <w:rFonts w:eastAsia="Times New Roman" w:cs="Times New Roman"/>
+          <w:kern w:val="0"/>
+          <w:lang w:eastAsia="hu-HU"/>
+          <w14:ligatures w14:val="none"/>
+        </w:rPr>
+        <w:t>[port]</w:t>
       </w:r>
     </w:p>
     <w:p>
@@ -1920,19 +1301,8 @@
           <w:lang w:eastAsia="hu-HU"/>
           <w14:ligatures w14:val="none"/>
         </w:rPr>
-        <w:t xml:space="preserve">éles backend belső </w:t>
-      </w:r>
-      <w:proofErr w:type="spellStart"/>
-      <w:r>
-        <w:rPr>
-          <w:rFonts w:eastAsia="Times New Roman" w:cs="Times New Roman"/>
-          <w:kern w:val="0"/>
-          <w:lang w:eastAsia="hu-HU"/>
-          <w14:ligatures w14:val="none"/>
-        </w:rPr>
-        <w:t>portja</w:t>
-      </w:r>
-      <w:proofErr w:type="spellEnd"/>
+        <w:t>éles backend belső portja</w:t>
+      </w:r>
       <w:r>
         <w:rPr>
           <w:rFonts w:eastAsia="Times New Roman" w:cs="Times New Roman"/>
@@ -1958,16 +1328,7 @@
           <w:lang w:eastAsia="hu-HU"/>
           <w14:ligatures w14:val="none"/>
         </w:rPr>
-        <w:t>127.0.0.1:</w:t>
-      </w:r>
-      <w:r>
-        <w:rPr>
-          <w:rFonts w:eastAsia="Times New Roman" w:cs="Times New Roman"/>
-          <w:kern w:val="0"/>
-          <w:lang w:eastAsia="hu-HU"/>
-          <w14:ligatures w14:val="none"/>
-        </w:rPr>
-        <w:t xml:space="preserve"> </w:t>
+        <w:t xml:space="preserve">127.0.0.1: </w:t>
       </w:r>
       <w:r>
         <w:rPr>
@@ -2000,19 +1361,8 @@
           <w:lang w:eastAsia="hu-HU"/>
           <w14:ligatures w14:val="none"/>
         </w:rPr>
-        <w:t xml:space="preserve">teszt frontend belső </w:t>
-      </w:r>
-      <w:proofErr w:type="spellStart"/>
-      <w:r>
-        <w:rPr>
-          <w:rFonts w:eastAsia="Times New Roman" w:cs="Times New Roman"/>
-          <w:kern w:val="0"/>
-          <w:lang w:eastAsia="hu-HU"/>
-          <w14:ligatures w14:val="none"/>
-        </w:rPr>
-        <w:t>portja</w:t>
-      </w:r>
-      <w:proofErr w:type="spellEnd"/>
+        <w:t>teszt frontend belső portja</w:t>
+      </w:r>
       <w:r>
         <w:rPr>
           <w:rFonts w:eastAsia="Times New Roman" w:cs="Times New Roman"/>
@@ -2038,16 +1388,7 @@
           <w:lang w:eastAsia="hu-HU"/>
           <w14:ligatures w14:val="none"/>
         </w:rPr>
-        <w:t>127.0.0.1:</w:t>
-      </w:r>
-      <w:r>
-        <w:rPr>
-          <w:rFonts w:eastAsia="Times New Roman" w:cs="Times New Roman"/>
-          <w:kern w:val="0"/>
-          <w:lang w:eastAsia="hu-HU"/>
-          <w14:ligatures w14:val="none"/>
-        </w:rPr>
-        <w:t xml:space="preserve"> </w:t>
+        <w:t xml:space="preserve">127.0.0.1: </w:t>
       </w:r>
       <w:r>
         <w:rPr>
@@ -2080,19 +1421,8 @@
           <w:lang w:eastAsia="hu-HU"/>
           <w14:ligatures w14:val="none"/>
         </w:rPr>
-        <w:t xml:space="preserve">teszt backend belső </w:t>
-      </w:r>
-      <w:proofErr w:type="spellStart"/>
-      <w:r>
-        <w:rPr>
-          <w:rFonts w:eastAsia="Times New Roman" w:cs="Times New Roman"/>
-          <w:kern w:val="0"/>
-          <w:lang w:eastAsia="hu-HU"/>
-          <w14:ligatures w14:val="none"/>
-        </w:rPr>
-        <w:t>portja</w:t>
-      </w:r>
-      <w:proofErr w:type="spellEnd"/>
+        <w:t>teszt backend belső portja</w:t>
+      </w:r>
       <w:r>
         <w:rPr>
           <w:rFonts w:eastAsia="Times New Roman" w:cs="Times New Roman"/>
@@ -2118,16 +1448,7 @@
           <w:lang w:eastAsia="hu-HU"/>
           <w14:ligatures w14:val="none"/>
         </w:rPr>
-        <w:t>127.0.0.1:</w:t>
-      </w:r>
-      <w:r>
-        <w:rPr>
-          <w:rFonts w:eastAsia="Times New Roman" w:cs="Times New Roman"/>
-          <w:kern w:val="0"/>
-          <w:lang w:eastAsia="hu-HU"/>
-          <w14:ligatures w14:val="none"/>
-        </w:rPr>
-        <w:t xml:space="preserve"> </w:t>
+        <w:t xml:space="preserve">127.0.0.1: </w:t>
       </w:r>
       <w:r>
         <w:rPr>
@@ -2160,19 +1481,8 @@
           <w:lang w:eastAsia="hu-HU"/>
           <w14:ligatures w14:val="none"/>
         </w:rPr>
-        <w:t xml:space="preserve">éles publikus </w:t>
-      </w:r>
-      <w:proofErr w:type="spellStart"/>
-      <w:r>
-        <w:rPr>
-          <w:rFonts w:eastAsia="Times New Roman" w:cs="Times New Roman"/>
-          <w:kern w:val="0"/>
-          <w:lang w:eastAsia="hu-HU"/>
-          <w14:ligatures w14:val="none"/>
-        </w:rPr>
-        <w:t>domain</w:t>
-      </w:r>
-      <w:proofErr w:type="spellEnd"/>
+        <w:t>éles publikus domain</w:t>
+      </w:r>
       <w:r>
         <w:rPr>
           <w:rFonts w:eastAsia="Times New Roman" w:cs="Times New Roman"/>
@@ -2240,19 +1550,8 @@
           <w:lang w:eastAsia="hu-HU"/>
           <w14:ligatures w14:val="none"/>
         </w:rPr>
-        <w:t xml:space="preserve">teszt publikus </w:t>
-      </w:r>
-      <w:proofErr w:type="spellStart"/>
-      <w:r>
-        <w:rPr>
-          <w:rFonts w:eastAsia="Times New Roman" w:cs="Times New Roman"/>
-          <w:kern w:val="0"/>
-          <w:lang w:eastAsia="hu-HU"/>
-          <w14:ligatures w14:val="none"/>
-        </w:rPr>
-        <w:t>domai</w:t>
-      </w:r>
-      <w:proofErr w:type="spellEnd"/>
+        <w:t>teszt publikus domai</w:t>
+      </w:r>
       <w:r>
         <w:rPr>
           <w:rFonts w:eastAsia="Times New Roman" w:cs="Times New Roman"/>
@@ -2278,16 +1577,7 @@
           <w:lang w:eastAsia="hu-HU"/>
           <w14:ligatures w14:val="none"/>
         </w:rPr>
-        <w:t>https://tavolletkezelo-dev.</w:t>
-      </w:r>
-      <w:r>
-        <w:rPr>
-          <w:rFonts w:eastAsia="Times New Roman" w:cs="Times New Roman"/>
-          <w:kern w:val="0"/>
-          <w:lang w:eastAsia="hu-HU"/>
-          <w14:ligatures w14:val="none"/>
-        </w:rPr>
-        <w:t xml:space="preserve"> </w:t>
+        <w:t xml:space="preserve">https://tavolletkezelo-dev. </w:t>
       </w:r>
       <w:r>
         <w:rPr>
@@ -2329,47 +1619,7 @@
           <w:lang w:eastAsia="hu-HU"/>
           <w14:ligatures w14:val="none"/>
         </w:rPr>
-        <w:t xml:space="preserve">éles frontend </w:t>
-      </w:r>
-      <w:proofErr w:type="spellStart"/>
-      <w:r>
-        <w:rPr>
-          <w:rFonts w:eastAsia="Times New Roman" w:cs="Times New Roman"/>
-          <w:kern w:val="0"/>
-          <w:lang w:eastAsia="hu-HU"/>
-          <w14:ligatures w14:val="none"/>
-        </w:rPr>
-        <w:t>health</w:t>
-      </w:r>
-      <w:proofErr w:type="spellEnd"/>
-      <w:r>
-        <w:rPr>
-          <w:rFonts w:eastAsia="Times New Roman" w:cs="Times New Roman"/>
-          <w:kern w:val="0"/>
-          <w:lang w:eastAsia="hu-HU"/>
-          <w14:ligatures w14:val="none"/>
-        </w:rPr>
-        <w:t xml:space="preserve"> </w:t>
-      </w:r>
-      <w:proofErr w:type="spellStart"/>
-      <w:r>
-        <w:rPr>
-          <w:rFonts w:eastAsia="Times New Roman" w:cs="Times New Roman"/>
-          <w:kern w:val="0"/>
-          <w:lang w:eastAsia="hu-HU"/>
-          <w14:ligatures w14:val="none"/>
-        </w:rPr>
-        <w:t>check</w:t>
-      </w:r>
-      <w:proofErr w:type="spellEnd"/>
-      <w:r>
-        <w:rPr>
-          <w:rFonts w:eastAsia="Times New Roman" w:cs="Times New Roman"/>
-          <w:kern w:val="0"/>
-          <w:lang w:eastAsia="hu-HU"/>
-          <w14:ligatures w14:val="none"/>
-        </w:rPr>
-        <w:t xml:space="preserve"> URL</w:t>
+        <w:t>éles frontend health check URL</w:t>
       </w:r>
       <w:r>
         <w:rPr>
@@ -2396,16 +1646,7 @@
           <w:lang w:eastAsia="hu-HU"/>
           <w14:ligatures w14:val="none"/>
         </w:rPr>
-        <w:t>https://tavolletkezelo.</w:t>
-      </w:r>
-      <w:r>
-        <w:rPr>
-          <w:rFonts w:eastAsia="Times New Roman" w:cs="Times New Roman"/>
-          <w:kern w:val="0"/>
-          <w:lang w:eastAsia="hu-HU"/>
-          <w14:ligatures w14:val="none"/>
-        </w:rPr>
-        <w:t xml:space="preserve"> </w:t>
+        <w:t xml:space="preserve">https://tavolletkezelo. </w:t>
       </w:r>
       <w:r>
         <w:rPr>
@@ -2447,47 +1688,7 @@
           <w:lang w:eastAsia="hu-HU"/>
           <w14:ligatures w14:val="none"/>
         </w:rPr>
-        <w:t xml:space="preserve">éles backend </w:t>
-      </w:r>
-      <w:proofErr w:type="spellStart"/>
-      <w:r>
-        <w:rPr>
-          <w:rFonts w:eastAsia="Times New Roman" w:cs="Times New Roman"/>
-          <w:kern w:val="0"/>
-          <w:lang w:eastAsia="hu-HU"/>
-          <w14:ligatures w14:val="none"/>
-        </w:rPr>
-        <w:t>health</w:t>
-      </w:r>
-      <w:proofErr w:type="spellEnd"/>
-      <w:r>
-        <w:rPr>
-          <w:rFonts w:eastAsia="Times New Roman" w:cs="Times New Roman"/>
-          <w:kern w:val="0"/>
-          <w:lang w:eastAsia="hu-HU"/>
-          <w14:ligatures w14:val="none"/>
-        </w:rPr>
-        <w:t xml:space="preserve"> </w:t>
-      </w:r>
-      <w:proofErr w:type="spellStart"/>
-      <w:r>
-        <w:rPr>
-          <w:rFonts w:eastAsia="Times New Roman" w:cs="Times New Roman"/>
-          <w:kern w:val="0"/>
-          <w:lang w:eastAsia="hu-HU"/>
-          <w14:ligatures w14:val="none"/>
-        </w:rPr>
-        <w:t>check</w:t>
-      </w:r>
-      <w:proofErr w:type="spellEnd"/>
-      <w:r>
-        <w:rPr>
-          <w:rFonts w:eastAsia="Times New Roman" w:cs="Times New Roman"/>
-          <w:kern w:val="0"/>
-          <w:lang w:eastAsia="hu-HU"/>
-          <w14:ligatures w14:val="none"/>
-        </w:rPr>
-        <w:t xml:space="preserve"> URL</w:t>
+        <w:t>éles backend health check URL</w:t>
       </w:r>
       <w:r>
         <w:rPr>
@@ -2514,16 +1715,7 @@
           <w:lang w:eastAsia="hu-HU"/>
           <w14:ligatures w14:val="none"/>
         </w:rPr>
-        <w:t>https://tavolletkezelo.</w:t>
-      </w:r>
-      <w:r>
-        <w:rPr>
-          <w:rFonts w:eastAsia="Times New Roman" w:cs="Times New Roman"/>
-          <w:kern w:val="0"/>
-          <w:lang w:eastAsia="hu-HU"/>
-          <w14:ligatures w14:val="none"/>
-        </w:rPr>
-        <w:t xml:space="preserve"> </w:t>
+        <w:t xml:space="preserve">https://tavolletkezelo. </w:t>
       </w:r>
       <w:r>
         <w:rPr>
@@ -2541,39 +1733,8 @@
           <w:lang w:eastAsia="hu-HU"/>
           <w14:ligatures w14:val="none"/>
         </w:rPr>
-        <w:t>.hu/</w:t>
-      </w:r>
-      <w:proofErr w:type="spellStart"/>
-      <w:r>
-        <w:rPr>
-          <w:rFonts w:eastAsia="Times New Roman" w:cs="Times New Roman"/>
-          <w:kern w:val="0"/>
-          <w:lang w:eastAsia="hu-HU"/>
-          <w14:ligatures w14:val="none"/>
-        </w:rPr>
-        <w:t>api</w:t>
-      </w:r>
-      <w:proofErr w:type="spellEnd"/>
-      <w:r>
-        <w:rPr>
-          <w:rFonts w:eastAsia="Times New Roman" w:cs="Times New Roman"/>
-          <w:kern w:val="0"/>
-          <w:lang w:eastAsia="hu-HU"/>
-          <w14:ligatures w14:val="none"/>
-        </w:rPr>
-        <w:t>/</w:t>
-      </w:r>
-      <w:proofErr w:type="spellStart"/>
-      <w:r>
-        <w:rPr>
-          <w:rFonts w:eastAsia="Times New Roman" w:cs="Times New Roman"/>
-          <w:kern w:val="0"/>
-          <w:lang w:eastAsia="hu-HU"/>
-          <w14:ligatures w14:val="none"/>
-        </w:rPr>
-        <w:t>health</w:t>
-      </w:r>
-      <w:proofErr w:type="spellEnd"/>
+        <w:t>.hu/api/health</w:t>
+      </w:r>
     </w:p>
     <w:p>
       <w:pPr>
@@ -2596,47 +1757,7 @@
           <w:lang w:eastAsia="hu-HU"/>
           <w14:ligatures w14:val="none"/>
         </w:rPr>
-        <w:t xml:space="preserve">teszt frontend </w:t>
-      </w:r>
-      <w:proofErr w:type="spellStart"/>
-      <w:r>
-        <w:rPr>
-          <w:rFonts w:eastAsia="Times New Roman" w:cs="Times New Roman"/>
-          <w:kern w:val="0"/>
-          <w:lang w:eastAsia="hu-HU"/>
-          <w14:ligatures w14:val="none"/>
-        </w:rPr>
-        <w:t>health</w:t>
-      </w:r>
-      <w:proofErr w:type="spellEnd"/>
-      <w:r>
-        <w:rPr>
-          <w:rFonts w:eastAsia="Times New Roman" w:cs="Times New Roman"/>
-          <w:kern w:val="0"/>
-          <w:lang w:eastAsia="hu-HU"/>
-          <w14:ligatures w14:val="none"/>
-        </w:rPr>
-        <w:t xml:space="preserve"> </w:t>
-      </w:r>
-      <w:proofErr w:type="spellStart"/>
-      <w:r>
-        <w:rPr>
-          <w:rFonts w:eastAsia="Times New Roman" w:cs="Times New Roman"/>
-          <w:kern w:val="0"/>
-          <w:lang w:eastAsia="hu-HU"/>
-          <w14:ligatures w14:val="none"/>
-        </w:rPr>
-        <w:t>check</w:t>
-      </w:r>
-      <w:proofErr w:type="spellEnd"/>
-      <w:r>
-        <w:rPr>
-          <w:rFonts w:eastAsia="Times New Roman" w:cs="Times New Roman"/>
-          <w:kern w:val="0"/>
-          <w:lang w:eastAsia="hu-HU"/>
-          <w14:ligatures w14:val="none"/>
-        </w:rPr>
-        <w:t xml:space="preserve"> URL</w:t>
+        <w:t>teszt frontend health check URL</w:t>
       </w:r>
       <w:r>
         <w:rPr>
@@ -2663,16 +1784,7 @@
           <w:lang w:eastAsia="hu-HU"/>
           <w14:ligatures w14:val="none"/>
         </w:rPr>
-        <w:t>https://tavolletkezelo-dev.</w:t>
-      </w:r>
-      <w:r>
-        <w:rPr>
-          <w:rFonts w:eastAsia="Times New Roman" w:cs="Times New Roman"/>
-          <w:kern w:val="0"/>
-          <w:lang w:eastAsia="hu-HU"/>
-          <w14:ligatures w14:val="none"/>
-        </w:rPr>
-        <w:t xml:space="preserve"> </w:t>
+        <w:t xml:space="preserve">https://tavolletkezelo-dev. </w:t>
       </w:r>
       <w:r>
         <w:rPr>
@@ -2714,47 +1826,7 @@
           <w:lang w:eastAsia="hu-HU"/>
           <w14:ligatures w14:val="none"/>
         </w:rPr>
-        <w:t xml:space="preserve">teszt backend </w:t>
-      </w:r>
-      <w:proofErr w:type="spellStart"/>
-      <w:r>
-        <w:rPr>
-          <w:rFonts w:eastAsia="Times New Roman" w:cs="Times New Roman"/>
-          <w:kern w:val="0"/>
-          <w:lang w:eastAsia="hu-HU"/>
-          <w14:ligatures w14:val="none"/>
-        </w:rPr>
-        <w:t>health</w:t>
-      </w:r>
-      <w:proofErr w:type="spellEnd"/>
-      <w:r>
-        <w:rPr>
-          <w:rFonts w:eastAsia="Times New Roman" w:cs="Times New Roman"/>
-          <w:kern w:val="0"/>
-          <w:lang w:eastAsia="hu-HU"/>
-          <w14:ligatures w14:val="none"/>
-        </w:rPr>
-        <w:t xml:space="preserve"> </w:t>
-      </w:r>
-      <w:proofErr w:type="spellStart"/>
-      <w:r>
-        <w:rPr>
-          <w:rFonts w:eastAsia="Times New Roman" w:cs="Times New Roman"/>
-          <w:kern w:val="0"/>
-          <w:lang w:eastAsia="hu-HU"/>
-          <w14:ligatures w14:val="none"/>
-        </w:rPr>
-        <w:t>check</w:t>
-      </w:r>
-      <w:proofErr w:type="spellEnd"/>
-      <w:r>
-        <w:rPr>
-          <w:rFonts w:eastAsia="Times New Roman" w:cs="Times New Roman"/>
-          <w:kern w:val="0"/>
-          <w:lang w:eastAsia="hu-HU"/>
-          <w14:ligatures w14:val="none"/>
-        </w:rPr>
-        <w:t xml:space="preserve"> URL</w:t>
+        <w:t>teszt backend health check URL</w:t>
       </w:r>
       <w:r>
         <w:rPr>
@@ -2783,49 +1855,23 @@
         </w:rPr>
         <w:t>https://tavolletkezelo</w:t>
       </w:r>
-    </w:p>
-    <w:p>
-      <w:pPr>
-        <w:tabs>
-          <w:tab w:val="left" w:leader="dot" w:pos="4395"/>
-        </w:tabs>
-        <w:spacing w:after="60" w:line="240" w:lineRule="auto"/>
-        <w:ind w:left="414"/>
-        <w:rPr>
-          <w:rFonts w:eastAsia="Times New Roman" w:cs="Times New Roman"/>
-          <w:kern w:val="0"/>
-          <w:lang w:eastAsia="hu-HU"/>
-          <w14:ligatures w14:val="none"/>
-        </w:rPr>
-      </w:pPr>
-      <w:proofErr w:type="spellStart"/>
-      <w:r>
-        <w:rPr>
-          <w:rFonts w:eastAsia="Times New Roman" w:cs="Times New Roman"/>
-          <w:kern w:val="0"/>
-          <w:lang w:eastAsia="hu-HU"/>
-          <w14:ligatures w14:val="none"/>
-        </w:rPr>
-        <w:t>dev</w:t>
-      </w:r>
-      <w:proofErr w:type="spellEnd"/>
-      <w:r>
-        <w:rPr>
-          <w:rFonts w:eastAsia="Times New Roman" w:cs="Times New Roman"/>
-          <w:kern w:val="0"/>
-          <w:lang w:eastAsia="hu-HU"/>
-          <w14:ligatures w14:val="none"/>
-        </w:rPr>
-        <w:t>.</w:t>
-      </w:r>
-      <w:r>
-        <w:rPr>
-          <w:rFonts w:eastAsia="Times New Roman" w:cs="Times New Roman"/>
-          <w:kern w:val="0"/>
-          <w:lang w:eastAsia="hu-HU"/>
-          <w14:ligatures w14:val="none"/>
-        </w:rPr>
-        <w:t xml:space="preserve"> </w:t>
+      <w:r>
+        <w:rPr>
+          <w:rFonts w:eastAsia="Times New Roman" w:cs="Times New Roman"/>
+          <w:kern w:val="0"/>
+          <w:lang w:eastAsia="hu-HU"/>
+          <w14:ligatures w14:val="none"/>
+        </w:rPr>
+        <w:t>-</w:t>
+      </w:r>
+      <w:r>
+        <w:rPr>
+          <w:rFonts w:eastAsia="Times New Roman" w:cs="Times New Roman"/>
+          <w:kern w:val="0"/>
+          <w:lang w:eastAsia="hu-HU"/>
+          <w14:ligatures w14:val="none"/>
+        </w:rPr>
+        <w:t xml:space="preserve">dev. </w:t>
       </w:r>
       <w:r>
         <w:rPr>
@@ -2843,39 +1889,8 @@
           <w:lang w:eastAsia="hu-HU"/>
           <w14:ligatures w14:val="none"/>
         </w:rPr>
-        <w:t>.hu/</w:t>
-      </w:r>
-      <w:proofErr w:type="spellStart"/>
-      <w:r>
-        <w:rPr>
-          <w:rFonts w:eastAsia="Times New Roman" w:cs="Times New Roman"/>
-          <w:kern w:val="0"/>
-          <w:lang w:eastAsia="hu-HU"/>
-          <w14:ligatures w14:val="none"/>
-        </w:rPr>
-        <w:t>api</w:t>
-      </w:r>
-      <w:proofErr w:type="spellEnd"/>
-      <w:r>
-        <w:rPr>
-          <w:rFonts w:eastAsia="Times New Roman" w:cs="Times New Roman"/>
-          <w:kern w:val="0"/>
-          <w:lang w:eastAsia="hu-HU"/>
-          <w14:ligatures w14:val="none"/>
-        </w:rPr>
-        <w:t>/</w:t>
-      </w:r>
-      <w:proofErr w:type="spellStart"/>
-      <w:r>
-        <w:rPr>
-          <w:rFonts w:eastAsia="Times New Roman" w:cs="Times New Roman"/>
-          <w:kern w:val="0"/>
-          <w:lang w:eastAsia="hu-HU"/>
-          <w14:ligatures w14:val="none"/>
-        </w:rPr>
-        <w:t>health</w:t>
-      </w:r>
-      <w:proofErr w:type="spellEnd"/>
+        <w:t>.hu/api/health</w:t>
+      </w:r>
     </w:p>
     <w:p>
       <w:pPr>
@@ -2886,47 +1901,29 @@
       </w:r>
     </w:p>
     <w:p>
-      <w:proofErr w:type="gramStart"/>
+      <w:r>
+        <w:t xml:space="preserve">A </w:t>
+      </w:r>
+      <w:r>
+        <w:t xml:space="preserve">éles </w:t>
+      </w:r>
+      <w:r>
+        <w:t>backend futásához szükséges konfigurációk:</w:t>
+      </w:r>
+    </w:p>
+    <w:p>
+      <w:pPr>
+        <w:tabs>
+          <w:tab w:val="left" w:leader="dot" w:pos="4111"/>
+        </w:tabs>
+        <w:ind w:left="360"/>
+      </w:pPr>
       <w:r>
         <w:t>A</w:t>
       </w:r>
-      <w:proofErr w:type="gramEnd"/>
-      <w:r>
-        <w:t xml:space="preserve"> </w:t>
-      </w:r>
-      <w:r>
-        <w:t xml:space="preserve">éles </w:t>
-      </w:r>
-      <w:r>
-        <w:t>backend futásához szükséges konfigurációk:</w:t>
-      </w:r>
-    </w:p>
-    <w:p>
-      <w:pPr>
-        <w:tabs>
-          <w:tab w:val="left" w:leader="dot" w:pos="4111"/>
-        </w:tabs>
-        <w:ind w:left="360"/>
-      </w:pPr>
-      <w:r>
-        <w:t>A</w:t>
-      </w:r>
-      <w:r>
-        <w:t>datbázis c</w:t>
-      </w:r>
-      <w:proofErr w:type="spellStart"/>
-      <w:r>
-        <w:t>onnection</w:t>
-      </w:r>
-      <w:proofErr w:type="spellEnd"/>
-      <w:r>
-        <w:t xml:space="preserve"> </w:t>
-      </w:r>
-      <w:proofErr w:type="spellStart"/>
-      <w:r>
-        <w:t>string</w:t>
-      </w:r>
-      <w:proofErr w:type="spellEnd"/>
+      <w:r>
+        <w:t>datbázis connection string</w:t>
+      </w:r>
       <w:r>
         <w:t xml:space="preserve">: </w:t>
       </w:r>
@@ -2943,21 +1940,8 @@
         <w:spacing w:after="60"/>
         <w:ind w:left="357"/>
       </w:pPr>
-      <w:proofErr w:type="spellStart"/>
-      <w:r>
-        <w:t>Entra</w:t>
-      </w:r>
-      <w:proofErr w:type="spellEnd"/>
-      <w:r>
-        <w:t xml:space="preserve"> ID </w:t>
-      </w:r>
-      <w:proofErr w:type="spellStart"/>
-      <w:r>
-        <w:t>tenant</w:t>
-      </w:r>
-      <w:proofErr w:type="spellEnd"/>
-      <w:r>
-        <w:t xml:space="preserve"> ID</w:t>
+      <w:r>
+        <w:t>Entra ID tenant ID</w:t>
       </w:r>
       <w:r>
         <w:t xml:space="preserve">: </w:t>
@@ -2977,21 +1961,8 @@
         <w:spacing w:after="60"/>
         <w:ind w:left="357"/>
       </w:pPr>
-      <w:proofErr w:type="spellStart"/>
-      <w:r>
-        <w:t>Entra</w:t>
-      </w:r>
-      <w:proofErr w:type="spellEnd"/>
-      <w:r>
-        <w:t xml:space="preserve"> ID </w:t>
-      </w:r>
-      <w:proofErr w:type="spellStart"/>
-      <w:r>
-        <w:t>client</w:t>
-      </w:r>
-      <w:proofErr w:type="spellEnd"/>
-      <w:r>
-        <w:t xml:space="preserve"> ID</w:t>
+      <w:r>
+        <w:t>Entra ID client ID</w:t>
       </w:r>
       <w:r>
         <w:t>:</w:t>
@@ -3012,13 +1983,8 @@
         <w:ind w:left="357"/>
       </w:pPr>
       <w:r>
-        <w:t xml:space="preserve">API </w:t>
-      </w:r>
-      <w:proofErr w:type="spellStart"/>
-      <w:r>
-        <w:t>audience</w:t>
-      </w:r>
-      <w:proofErr w:type="spellEnd"/>
+        <w:t>API audience</w:t>
+      </w:r>
       <w:r>
         <w:t xml:space="preserve">: </w:t>
       </w:r>
@@ -3037,55 +2003,360 @@
         <w:spacing w:after="60"/>
         <w:ind w:left="357"/>
       </w:pPr>
-      <w:proofErr w:type="spellStart"/>
-      <w:r>
-        <w:t>Graph</w:t>
-      </w:r>
-      <w:proofErr w:type="spellEnd"/>
+      <w:r>
+        <w:t xml:space="preserve">Graph client secret: </w:t>
+      </w:r>
+      <w:r>
+        <w:tab/>
+        <w:t>Alkalamzás regsiztrációknál található</w:t>
+      </w:r>
+    </w:p>
+    <w:p>
+      <w:r>
+        <w:t xml:space="preserve">A </w:t>
+      </w:r>
+      <w:r>
+        <w:t xml:space="preserve">éles </w:t>
+      </w:r>
+      <w:r>
+        <w:t>frontend</w:t>
+      </w:r>
+      <w:r>
+        <w:t xml:space="preserve"> futásához szükséges konfigurációk:</w:t>
+      </w:r>
+    </w:p>
+    <w:p>
+      <w:pPr>
+        <w:tabs>
+          <w:tab w:val="left" w:leader="dot" w:pos="4111"/>
+        </w:tabs>
+        <w:spacing w:after="60"/>
+        <w:ind w:left="357"/>
+      </w:pPr>
+      <w:r>
+        <w:t>Entra ID tenant ID</w:t>
+      </w:r>
+      <w:r>
+        <w:t xml:space="preserve">: </w:t>
+      </w:r>
+      <w:r>
+        <w:tab/>
+      </w:r>
+      <w:r>
+        <w:t>1878a48b-63d6-4d12-a900-07d4267f6762</w:t>
+      </w:r>
+    </w:p>
+    <w:p>
+      <w:pPr>
+        <w:tabs>
+          <w:tab w:val="left" w:leader="dot" w:pos="4111"/>
+        </w:tabs>
+        <w:spacing w:after="60"/>
+        <w:ind w:left="357"/>
+      </w:pPr>
+      <w:r>
+        <w:t>Entra ID client ID</w:t>
+      </w:r>
+      <w:r>
+        <w:t>:</w:t>
+      </w:r>
+      <w:r>
+        <w:tab/>
+      </w:r>
+      <w:r>
+        <w:t>3a33ae1b-54e8-4a91-9199-3a041a619995</w:t>
+      </w:r>
+    </w:p>
+    <w:p>
+      <w:pPr>
+        <w:tabs>
+          <w:tab w:val="left" w:leader="dot" w:pos="4111"/>
+        </w:tabs>
+        <w:spacing w:after="60"/>
+        <w:ind w:left="357"/>
+      </w:pPr>
+      <w:r>
+        <w:t xml:space="preserve">API </w:t>
+      </w:r>
+      <w:r>
+        <w:t>Scope</w:t>
+      </w:r>
+      <w:r>
+        <w:t xml:space="preserve">: </w:t>
+      </w:r>
+      <w:r>
+        <w:tab/>
+      </w:r>
+      <w:r>
+        <w:t>api://</w:t>
+      </w:r>
+      <w:r>
+        <w:t>3a33ae1b-54e8-4a91-9199-3a041a619995</w:t>
+      </w:r>
+      <w:r>
+        <w:t>/user_impersonation</w:t>
+      </w:r>
+    </w:p>
+    <w:p>
+      <w:pPr>
+        <w:tabs>
+          <w:tab w:val="left" w:leader="dot" w:pos="4111"/>
+        </w:tabs>
+        <w:spacing w:after="60"/>
+        <w:ind w:left="357"/>
+      </w:pPr>
+      <w:r>
+        <w:t>postLogoutRedirectUri</w:t>
+      </w:r>
+      <w:r>
+        <w:t xml:space="preserve">: </w:t>
+      </w:r>
+      <w:r>
+        <w:tab/>
+      </w:r>
+      <w:hyperlink r:id="rId7" w:history="1">
+        <w:r>
+          <w:rPr>
+            <w:rStyle w:val="Hiperhivatkozs"/>
+          </w:rPr>
+          <w:t>https://tavolletkezelo.phoenix.hu/welcome</w:t>
+        </w:r>
+      </w:hyperlink>
+    </w:p>
+    <w:p>
+      <w:r>
+        <w:lastRenderedPageBreak/>
+        <w:t xml:space="preserve">A </w:t>
+      </w:r>
+      <w:r>
+        <w:t>teszt</w:t>
+      </w:r>
       <w:r>
         <w:t xml:space="preserve"> </w:t>
       </w:r>
-      <w:proofErr w:type="spellStart"/>
-      <w:r>
-        <w:t>client</w:t>
-      </w:r>
-      <w:proofErr w:type="spellEnd"/>
+      <w:r>
+        <w:t>backend futásához szükséges konfigurációk:</w:t>
+      </w:r>
+    </w:p>
+    <w:p>
+      <w:pPr>
+        <w:tabs>
+          <w:tab w:val="left" w:leader="dot" w:pos="4111"/>
+        </w:tabs>
+        <w:ind w:left="360"/>
+      </w:pPr>
+      <w:r>
+        <w:t>A</w:t>
+      </w:r>
+      <w:r>
+        <w:t>datbázis connection string</w:t>
+      </w:r>
+      <w:r>
+        <w:t xml:space="preserve">: </w:t>
+      </w:r>
+      <w:r>
+        <w:tab/>
+        <w:t>[tba]</w:t>
+      </w:r>
+    </w:p>
+    <w:p>
+      <w:pPr>
+        <w:tabs>
+          <w:tab w:val="left" w:leader="dot" w:pos="4111"/>
+        </w:tabs>
+        <w:spacing w:after="60"/>
+        <w:ind w:left="357"/>
+      </w:pPr>
+      <w:r>
+        <w:t>Entra ID tenant ID</w:t>
+      </w:r>
+      <w:r>
+        <w:t xml:space="preserve">: </w:t>
+      </w:r>
+      <w:r>
+        <w:tab/>
+      </w:r>
+      <w:r>
+        <w:t>1878a48b-63d6-4d12-a900-07d4267f6762</w:t>
+      </w:r>
+    </w:p>
+    <w:p>
+      <w:pPr>
+        <w:tabs>
+          <w:tab w:val="left" w:leader="dot" w:pos="4111"/>
+        </w:tabs>
+        <w:spacing w:after="60"/>
+        <w:ind w:left="357"/>
+      </w:pPr>
+      <w:r>
+        <w:t>Entra ID client ID</w:t>
+      </w:r>
+      <w:r>
+        <w:t>:</w:t>
+      </w:r>
+      <w:r>
+        <w:tab/>
+      </w:r>
+      <w:r>
+        <w:t>cacb868f-e5d8-4113-acde-780f810c824d</w:t>
+      </w:r>
+    </w:p>
+    <w:p>
+      <w:pPr>
+        <w:tabs>
+          <w:tab w:val="left" w:leader="dot" w:pos="4111"/>
+        </w:tabs>
+        <w:spacing w:after="60"/>
+        <w:ind w:left="357"/>
+      </w:pPr>
+      <w:r>
+        <w:t>API audience</w:t>
+      </w:r>
+      <w:r>
+        <w:t xml:space="preserve">: </w:t>
+      </w:r>
+      <w:r>
+        <w:tab/>
+      </w:r>
+      <w:r>
+        <w:t>cacb868f-e5d8-4113-acde-780f810c824d</w:t>
+      </w:r>
+    </w:p>
+    <w:p>
+      <w:pPr>
+        <w:tabs>
+          <w:tab w:val="left" w:leader="dot" w:pos="4111"/>
+        </w:tabs>
+        <w:spacing w:after="60"/>
+        <w:ind w:left="357"/>
+      </w:pPr>
+      <w:r>
+        <w:t xml:space="preserve">Graph client secret: </w:t>
+      </w:r>
+      <w:r>
+        <w:tab/>
+        <w:t>Alkalamzás regsiztrációknál található</w:t>
+      </w:r>
+    </w:p>
+    <w:p>
+      <w:r>
+        <w:t xml:space="preserve">A </w:t>
+      </w:r>
+      <w:r>
+        <w:t>teszt</w:t>
+      </w:r>
+      <w:r>
+        <w:t xml:space="preserve"> frontend</w:t>
+      </w:r>
+      <w:r>
+        <w:t xml:space="preserve"> futásához szükséges konfigurációk:</w:t>
+      </w:r>
+    </w:p>
+    <w:p>
+      <w:pPr>
+        <w:tabs>
+          <w:tab w:val="left" w:leader="dot" w:pos="4111"/>
+        </w:tabs>
+        <w:spacing w:after="60"/>
+        <w:ind w:left="357"/>
+      </w:pPr>
+      <w:r>
+        <w:t>Entra ID tenant ID</w:t>
+      </w:r>
+      <w:r>
+        <w:t xml:space="preserve">: </w:t>
+      </w:r>
+      <w:r>
+        <w:tab/>
+      </w:r>
+      <w:r>
+        <w:t>1878a48b-63d6-4d12-a900-07d4267f6762</w:t>
+      </w:r>
+    </w:p>
+    <w:p>
+      <w:pPr>
+        <w:tabs>
+          <w:tab w:val="left" w:leader="dot" w:pos="4111"/>
+        </w:tabs>
+        <w:spacing w:after="60"/>
+        <w:ind w:left="357"/>
+      </w:pPr>
+      <w:r>
+        <w:t>Entra ID client ID</w:t>
+      </w:r>
+      <w:r>
+        <w:t>:</w:t>
+      </w:r>
+      <w:r>
+        <w:tab/>
+      </w:r>
+      <w:r>
+        <w:t>cacb868f-e5d8-4113-acde-780f810c824d</w:t>
+      </w:r>
+    </w:p>
+    <w:p>
+      <w:pPr>
+        <w:tabs>
+          <w:tab w:val="left" w:leader="dot" w:pos="4111"/>
+        </w:tabs>
+        <w:spacing w:after="60"/>
+        <w:ind w:left="357"/>
+      </w:pPr>
+      <w:r>
+        <w:t xml:space="preserve">API </w:t>
+      </w:r>
+      <w:r>
+        <w:t xml:space="preserve">Scope: </w:t>
+      </w:r>
+      <w:r>
+        <w:tab/>
+        <w:t>api://</w:t>
+      </w:r>
       <w:r>
         <w:t xml:space="preserve"> </w:t>
       </w:r>
-      <w:proofErr w:type="spellStart"/>
-      <w:r>
-        <w:t>secret</w:t>
-      </w:r>
-      <w:proofErr w:type="spellEnd"/>
-      <w:r>
-        <w:t xml:space="preserve">: </w:t>
+      <w:r>
+        <w:t>cacb868f-e5d8-4113-acde-780f810c824d</w:t>
+      </w:r>
+      <w:r>
+        <w:t>/user_impersonation</w:t>
+      </w:r>
+    </w:p>
+    <w:p>
+      <w:pPr>
+        <w:tabs>
+          <w:tab w:val="left" w:leader="dot" w:pos="4111"/>
+        </w:tabs>
+        <w:spacing w:after="60"/>
+        <w:ind w:left="357"/>
+      </w:pPr>
+      <w:r>
+        <w:t xml:space="preserve">postLogoutRedirectUri: </w:t>
       </w:r>
       <w:r>
         <w:tab/>
-      </w:r>
-      <w:proofErr w:type="spellStart"/>
-      <w:r>
-        <w:t>Alkalamzás</w:t>
-      </w:r>
-      <w:proofErr w:type="spellEnd"/>
-      <w:r>
-        <w:t xml:space="preserve"> </w:t>
-      </w:r>
-      <w:proofErr w:type="spellStart"/>
-      <w:r>
-        <w:t>regsiztrációknál</w:t>
-      </w:r>
-      <w:proofErr w:type="spellEnd"/>
-      <w:r>
-        <w:t xml:space="preserve"> található</w:t>
-      </w:r>
+        <w:t>https://tavolletkezelo</w:t>
+      </w:r>
+      <w:r>
+        <w:t>-dev</w:t>
+      </w:r>
+      <w:r>
+        <w:t>.phoenix.hu/welcome</w:t>
+      </w:r>
+    </w:p>
+    <w:p>
+      <w:pPr>
+        <w:tabs>
+          <w:tab w:val="left" w:leader="dot" w:pos="4111"/>
+        </w:tabs>
+        <w:spacing w:after="60"/>
+      </w:pPr>
     </w:p>
     <w:p/>
     <w:sectPr>
-      <w:footerReference w:type="even" r:id="rId7"/>
-      <w:footerReference w:type="default" r:id="rId8"/>
-      <w:footerReference w:type="first" r:id="rId9"/>
+      <w:footerReference w:type="even" r:id="rId8"/>
+      <w:footerReference w:type="default" r:id="rId9"/>
+      <w:footerReference w:type="first" r:id="rId10"/>
       <w:pgSz w:w="11906" w:h="16838"/>
       <w:pgMar w:top="1417" w:right="1417" w:bottom="1417" w:left="1417" w:header="708" w:footer="708" w:gutter="0"/>
       <w:cols w:space="708"/>
@@ -6342,6 +5613,7 @@
   <w:style w:type="character" w:default="1" w:styleId="Bekezdsalapbettpusa">
     <w:name w:val="Default Paragraph Font"/>
     <w:uiPriority w:val="1"/>
+    <w:semiHidden/>
     <w:unhideWhenUsed/>
   </w:style>
   <w:style w:type="table" w:default="1" w:styleId="Normltblzat">

--- a/docs/architecture/deplyoment.docx
+++ b/docs/architecture/deplyoment.docx
@@ -4,50 +4,28 @@
   <w:body>
     <w:p>
       <w:pPr>
+        <w:pStyle w:val="Cm"/>
+      </w:pPr>
+      <w:r>
+        <w:t>Kitelepítési útmutató – Távollétkezelő alkalmazás</w:t>
+      </w:r>
+    </w:p>
+    <w:p>
+      <w:pPr>
         <w:pStyle w:val="Cmsor1"/>
       </w:pPr>
       <w:r>
-        <w:t>Kitelepítési útmutató – Távollétkezelő alkalmazás</w:t>
-      </w:r>
-    </w:p>
-    <w:p>
-      <w:pPr>
-        <w:pStyle w:val="Cmsor2"/>
-        <w:numPr>
-          <w:ilvl w:val="0"/>
-          <w:numId w:val="1"/>
-        </w:numPr>
-      </w:pPr>
-      <w:r>
         <w:t>Dokumentum célja</w:t>
       </w:r>
     </w:p>
     <w:p>
       <w:r>
-        <w:t xml:space="preserve">Ez a dokumentum lépésről lépésre bemutatja a </w:t>
-      </w:r>
-      <w:r>
-        <w:t>távollétkezelő</w:t>
-      </w:r>
-      <w:r>
-        <w:t xml:space="preserve"> alkalmazás backend </w:t>
-      </w:r>
-      <w:r>
-        <w:t xml:space="preserve">és frontend </w:t>
-      </w:r>
-      <w:r>
-        <w:t>komponensének kitelepítési folyamatát Linux szerverre.</w:t>
-      </w:r>
-    </w:p>
-    <w:p>
-      <w:r>
-        <w:t>A cél egy ismételhető, kontrollált deployment folyamat kialakítása, ahol a backend alkalmazás GitHub Actions workflow</w:t>
-      </w:r>
-      <w:r>
-        <w:t>-ok</w:t>
-      </w:r>
-      <w:r>
-        <w:t xml:space="preserve"> segítségével buildelődik, konténer image készül belőle, majd a Linux szerveren futó környezet frissítésre kerül.</w:t>
+        <w:t>Ez a dokumentum lépésről lépésre bemutatja a távollétkezelő alkalmazás backend és frontend komponensének kitelepítési folyamatát Linux szerverre.</w:t>
+      </w:r>
+    </w:p>
+    <w:p>
+      <w:r>
+        <w:t>A cél egy ismételhető, kontrollált deployment folyamat kialakítása, ahol a backend alkalmazás GitHub Actions workflow-ok segítségével buildelődik, konténer image készül belőle, majd a Linux szerveren futó környezet frissítésre kerül.</w:t>
       </w:r>
     </w:p>
     <w:p>
@@ -57,11 +35,7 @@
     </w:p>
     <w:p>
       <w:pPr>
-        <w:pStyle w:val="Cmsor2"/>
-        <w:numPr>
-          <w:ilvl w:val="0"/>
-          <w:numId w:val="1"/>
-        </w:numPr>
+        <w:pStyle w:val="Cmsor1"/>
       </w:pPr>
       <w:r>
         <w:t>Kiinduló feltételezések</w:t>
@@ -216,10 +190,2173 @@
         <w:t>root jogosultságú műveletek csak korlátozott sudo paranccsal történnek.</w:t>
       </w:r>
     </w:p>
+    <w:tbl>
+      <w:tblPr>
+        <w:tblStyle w:val="Rcsostblzat"/>
+        <w:tblpPr w:leftFromText="141" w:rightFromText="141" w:vertAnchor="text" w:horzAnchor="margin" w:tblpY="435"/>
+        <w:tblW w:w="9639" w:type="dxa"/>
+        <w:tblBorders>
+          <w:top w:val="none" w:sz="0" w:space="0" w:color="auto"/>
+          <w:left w:val="none" w:sz="0" w:space="0" w:color="auto"/>
+          <w:bottom w:val="none" w:sz="0" w:space="0" w:color="auto"/>
+          <w:right w:val="none" w:sz="0" w:space="0" w:color="auto"/>
+        </w:tblBorders>
+        <w:tblLook w:val="04A0" w:firstRow="1" w:lastRow="0" w:firstColumn="1" w:lastColumn="0" w:noHBand="0" w:noVBand="1"/>
+      </w:tblPr>
+      <w:tblGrid>
+        <w:gridCol w:w="989"/>
+        <w:gridCol w:w="1580"/>
+        <w:gridCol w:w="3625"/>
+        <w:gridCol w:w="4011"/>
+      </w:tblGrid>
+      <w:tr>
+        <w:tc>
+          <w:tcPr>
+            <w:tcW w:w="989" w:type="dxa"/>
+            <w:tcBorders>
+              <w:top w:val="nil"/>
+              <w:bottom w:val="double" w:sz="4" w:space="0" w:color="auto"/>
+            </w:tcBorders>
+            <w:vAlign w:val="center"/>
+          </w:tcPr>
+          <w:p>
+            <w:pPr>
+              <w:jc w:val="center"/>
+              <w:rPr>
+                <w:b/>
+                <w:bCs/>
+              </w:rPr>
+            </w:pPr>
+            <w:r>
+              <w:rPr>
+                <w:b/>
+                <w:bCs/>
+              </w:rPr>
+              <w:t>Branch</w:t>
+            </w:r>
+          </w:p>
+        </w:tc>
+        <w:tc>
+          <w:tcPr>
+            <w:tcW w:w="1580" w:type="dxa"/>
+            <w:tcBorders>
+              <w:top w:val="nil"/>
+              <w:bottom w:val="double" w:sz="4" w:space="0" w:color="auto"/>
+            </w:tcBorders>
+            <w:vAlign w:val="center"/>
+          </w:tcPr>
+          <w:p>
+            <w:pPr>
+              <w:jc w:val="center"/>
+              <w:rPr>
+                <w:b/>
+                <w:bCs/>
+              </w:rPr>
+            </w:pPr>
+            <w:r>
+              <w:rPr>
+                <w:b/>
+                <w:bCs/>
+              </w:rPr>
+              <w:t>Környezet</w:t>
+            </w:r>
+          </w:p>
+        </w:tc>
+        <w:tc>
+          <w:tcPr>
+            <w:tcW w:w="3625" w:type="dxa"/>
+            <w:tcBorders>
+              <w:top w:val="nil"/>
+              <w:bottom w:val="double" w:sz="4" w:space="0" w:color="auto"/>
+            </w:tcBorders>
+            <w:vAlign w:val="center"/>
+          </w:tcPr>
+          <w:p>
+            <w:pPr>
+              <w:jc w:val="center"/>
+              <w:rPr>
+                <w:b/>
+                <w:bCs/>
+              </w:rPr>
+            </w:pPr>
+            <w:r>
+              <w:rPr>
+                <w:b/>
+                <w:bCs/>
+              </w:rPr>
+              <w:t xml:space="preserve">Frontend </w:t>
+            </w:r>
+            <w:r>
+              <w:rPr>
+                <w:b/>
+                <w:bCs/>
+              </w:rPr>
+              <w:t>URL</w:t>
+            </w:r>
+          </w:p>
+        </w:tc>
+        <w:tc>
+          <w:tcPr>
+            <w:tcW w:w="3445" w:type="dxa"/>
+            <w:tcBorders>
+              <w:top w:val="nil"/>
+              <w:bottom w:val="double" w:sz="4" w:space="0" w:color="auto"/>
+            </w:tcBorders>
+            <w:vAlign w:val="center"/>
+          </w:tcPr>
+          <w:p>
+            <w:pPr>
+              <w:jc w:val="center"/>
+              <w:rPr>
+                <w:b/>
+                <w:bCs/>
+              </w:rPr>
+            </w:pPr>
+            <w:r>
+              <w:rPr>
+                <w:b/>
+                <w:bCs/>
+              </w:rPr>
+              <w:t>Backend API URL</w:t>
+            </w:r>
+          </w:p>
+        </w:tc>
+      </w:tr>
+      <w:tr>
+        <w:tc>
+          <w:tcPr>
+            <w:tcW w:w="989" w:type="dxa"/>
+            <w:tcBorders>
+              <w:top w:val="double" w:sz="4" w:space="0" w:color="auto"/>
+            </w:tcBorders>
+            <w:vAlign w:val="center"/>
+          </w:tcPr>
+          <w:p>
+            <w:pPr>
+              <w:jc w:val="center"/>
+            </w:pPr>
+            <w:r>
+              <w:t>main</w:t>
+            </w:r>
+          </w:p>
+        </w:tc>
+        <w:tc>
+          <w:tcPr>
+            <w:tcW w:w="1580" w:type="dxa"/>
+            <w:tcBorders>
+              <w:top w:val="double" w:sz="4" w:space="0" w:color="auto"/>
+            </w:tcBorders>
+            <w:vAlign w:val="center"/>
+          </w:tcPr>
+          <w:p>
+            <w:pPr>
+              <w:jc w:val="center"/>
+            </w:pPr>
+            <w:r>
+              <w:t>éles / production</w:t>
+            </w:r>
+          </w:p>
+        </w:tc>
+        <w:tc>
+          <w:tcPr>
+            <w:tcW w:w="3625" w:type="dxa"/>
+            <w:tcBorders>
+              <w:top w:val="double" w:sz="4" w:space="0" w:color="auto"/>
+            </w:tcBorders>
+            <w:vAlign w:val="center"/>
+          </w:tcPr>
+          <w:p>
+            <w:pPr>
+              <w:jc w:val="center"/>
+            </w:pPr>
+            <w:r>
+              <w:t>https://tavolletkezelo.phoneix.hu</w:t>
+            </w:r>
+          </w:p>
+        </w:tc>
+        <w:tc>
+          <w:tcPr>
+            <w:tcW w:w="3445" w:type="dxa"/>
+            <w:tcBorders>
+              <w:top w:val="double" w:sz="4" w:space="0" w:color="auto"/>
+            </w:tcBorders>
+            <w:vAlign w:val="center"/>
+          </w:tcPr>
+          <w:p>
+            <w:pPr>
+              <w:jc w:val="center"/>
+            </w:pPr>
+            <w:r>
+              <w:t>https://tavolletkezelo.phoneix.hu/api</w:t>
+            </w:r>
+          </w:p>
+        </w:tc>
+      </w:tr>
+      <w:tr>
+        <w:tc>
+          <w:tcPr>
+            <w:tcW w:w="989" w:type="dxa"/>
+            <w:vAlign w:val="center"/>
+          </w:tcPr>
+          <w:p>
+            <w:pPr>
+              <w:jc w:val="center"/>
+            </w:pPr>
+            <w:r>
+              <w:t>test</w:t>
+            </w:r>
+          </w:p>
+        </w:tc>
+        <w:tc>
+          <w:tcPr>
+            <w:tcW w:w="1580" w:type="dxa"/>
+            <w:vAlign w:val="center"/>
+          </w:tcPr>
+          <w:p>
+            <w:pPr>
+              <w:jc w:val="center"/>
+            </w:pPr>
+            <w:r>
+              <w:t>teszt / development</w:t>
+            </w:r>
+          </w:p>
+        </w:tc>
+        <w:tc>
+          <w:tcPr>
+            <w:tcW w:w="3625" w:type="dxa"/>
+            <w:vAlign w:val="center"/>
+          </w:tcPr>
+          <w:p>
+            <w:pPr>
+              <w:jc w:val="center"/>
+            </w:pPr>
+            <w:r>
+              <w:t>https://tavolletkezelo-dev.phoenix.hu</w:t>
+            </w:r>
+          </w:p>
+        </w:tc>
+        <w:tc>
+          <w:tcPr>
+            <w:tcW w:w="3445" w:type="dxa"/>
+            <w:vAlign w:val="center"/>
+          </w:tcPr>
+          <w:p>
+            <w:pPr>
+              <w:jc w:val="center"/>
+            </w:pPr>
+            <w:r>
+              <w:t>https://tavolletkezelo-dev.phoenix.hu/api</w:t>
+            </w:r>
+          </w:p>
+        </w:tc>
+      </w:tr>
+    </w:tbl>
+    <w:p>
+      <w:r>
+        <w:t>A rendszer két deployment környezetet kezel:</w:t>
+      </w:r>
+    </w:p>
+    <w:p>
+      <w:pPr>
+        <w:pStyle w:val="Cmsor1"/>
+      </w:pPr>
+      <w:r>
+        <w:t>Deployment folyamat magas szinten</w:t>
+      </w:r>
+    </w:p>
+    <w:p>
+      <w:pPr>
+        <w:tabs>
+          <w:tab w:val="left" w:pos="1276"/>
+        </w:tabs>
+      </w:pPr>
+      <w:r>
+        <w:t>A teljes deployment folyamat branch alapján választ célkörnyezetet.</w:t>
+      </w:r>
+    </w:p>
+    <w:p>
+      <w:pPr>
+        <w:pStyle w:val="Cmsor2"/>
+      </w:pPr>
+      <w:r>
+        <w:lastRenderedPageBreak/>
+        <w:t>Éles deployment</w:t>
+      </w:r>
+    </w:p>
+    <w:p>
+      <w:pPr>
+        <w:pStyle w:val="NormlWeb"/>
+        <w:rPr>
+          <w:rFonts w:asciiTheme="minorHAnsi" w:hAnsiTheme="minorHAnsi"/>
+        </w:rPr>
+      </w:pPr>
+      <w:r>
+        <w:rPr>
+          <w:rFonts w:asciiTheme="minorHAnsi" w:hAnsiTheme="minorHAnsi"/>
+        </w:rPr>
+        <w:t xml:space="preserve">Éles deployment akkor történik, amikor módosítás kerül a </w:t>
+      </w:r>
+      <w:r>
+        <w:rPr>
+          <w:rStyle w:val="HTML-kd"/>
+          <w:rFonts w:asciiTheme="minorHAnsi" w:eastAsiaTheme="majorEastAsia" w:hAnsiTheme="minorHAnsi"/>
+        </w:rPr>
+        <w:t>main</w:t>
+      </w:r>
+      <w:r>
+        <w:rPr>
+          <w:rFonts w:asciiTheme="minorHAnsi" w:hAnsiTheme="minorHAnsi"/>
+        </w:rPr>
+        <w:t xml:space="preserve"> ágba.</w:t>
+      </w:r>
+    </w:p>
+    <w:p>
+      <w:pPr>
+        <w:pStyle w:val="NormlWeb"/>
+        <w:rPr>
+          <w:rFonts w:asciiTheme="minorHAnsi" w:hAnsiTheme="minorHAnsi"/>
+        </w:rPr>
+      </w:pPr>
+      <w:r>
+        <w:rPr>
+          <w:rFonts w:asciiTheme="minorHAnsi" w:hAnsiTheme="minorHAnsi"/>
+        </w:rPr>
+        <w:t>Folyamat:</w:t>
+      </w:r>
+    </w:p>
+    <w:p>
+      <w:pPr>
+        <w:pStyle w:val="Listaszerbekezds"/>
+        <w:numPr>
+          <w:ilvl w:val="0"/>
+          <w:numId w:val="12"/>
+        </w:numPr>
+      </w:pPr>
+      <w:r>
+        <w:t>Fejlesztő módosítást merge-el vagy pushol a main ágba.</w:t>
+      </w:r>
+    </w:p>
+    <w:p>
+      <w:pPr>
+        <w:pStyle w:val="Listaszerbekezds"/>
+        <w:numPr>
+          <w:ilvl w:val="0"/>
+          <w:numId w:val="12"/>
+        </w:numPr>
+      </w:pPr>
+      <w:r>
+        <w:t>Elindul a GitHub Actions workflow.</w:t>
+      </w:r>
+    </w:p>
+    <w:p>
+      <w:pPr>
+        <w:pStyle w:val="Listaszerbekezds"/>
+        <w:numPr>
+          <w:ilvl w:val="0"/>
+          <w:numId w:val="12"/>
+        </w:numPr>
+      </w:pPr>
+      <w:r>
+        <w:t>A workflow production backend image-et buildel.</w:t>
+      </w:r>
+    </w:p>
+    <w:p>
+      <w:pPr>
+        <w:pStyle w:val="Listaszerbekezds"/>
+        <w:numPr>
+          <w:ilvl w:val="0"/>
+          <w:numId w:val="12"/>
+        </w:numPr>
+      </w:pPr>
+      <w:r>
+        <w:t>A workflow production frontend image-et buildel.</w:t>
+      </w:r>
+    </w:p>
+    <w:p>
+      <w:pPr>
+        <w:pStyle w:val="Listaszerbekezds"/>
+        <w:numPr>
+          <w:ilvl w:val="0"/>
+          <w:numId w:val="12"/>
+        </w:numPr>
+      </w:pPr>
+      <w:r>
+        <w:t>Mindkét image felkerül a registry-be.</w:t>
+      </w:r>
+    </w:p>
+    <w:p>
+      <w:pPr>
+        <w:pStyle w:val="Listaszerbekezds"/>
+        <w:numPr>
+          <w:ilvl w:val="0"/>
+          <w:numId w:val="12"/>
+        </w:numPr>
+      </w:pPr>
+      <w:r>
+        <w:t>A workflow SSH-n belép a Linux szerverre.</w:t>
+      </w:r>
+    </w:p>
+    <w:p>
+      <w:pPr>
+        <w:pStyle w:val="Listaszerbekezds"/>
+        <w:numPr>
+          <w:ilvl w:val="0"/>
+          <w:numId w:val="12"/>
+        </w:numPr>
+      </w:pPr>
+      <w:r>
+        <w:t>A szerver az éles Docker Compose mappában frissíti a konténereket.</w:t>
+      </w:r>
+    </w:p>
+    <w:p>
+      <w:pPr>
+        <w:pStyle w:val="Listaszerbekezds"/>
+        <w:numPr>
+          <w:ilvl w:val="0"/>
+          <w:numId w:val="12"/>
+        </w:numPr>
+      </w:pPr>
+      <w:r>
+        <w:t>Az Apache továbbra is a tavolletkezelo.</w:t>
+      </w:r>
+      <w:r>
+        <w:t>phoenix</w:t>
+      </w:r>
+      <w:r>
+        <w:t>.hu domain alatt szolgálja ki az alkalmazást.</w:t>
+      </w:r>
+    </w:p>
+    <w:p>
+      <w:pPr>
+        <w:pStyle w:val="Listaszerbekezds"/>
+        <w:numPr>
+          <w:ilvl w:val="0"/>
+          <w:numId w:val="12"/>
+        </w:numPr>
+      </w:pPr>
+      <w:r>
+        <w:t>A workflow ellenőrzi:</w:t>
+      </w:r>
+    </w:p>
+    <w:p>
+      <w:pPr>
+        <w:pStyle w:val="Listaszerbekezds"/>
+        <w:numPr>
+          <w:ilvl w:val="0"/>
+          <w:numId w:val="15"/>
+        </w:numPr>
+        <w:ind w:left="1418"/>
+      </w:pPr>
+      <w:r>
+        <w:t>https://tavolletkezelo.ceg.hu/</w:t>
+      </w:r>
+    </w:p>
+    <w:p>
+      <w:pPr>
+        <w:pStyle w:val="Listaszerbekezds"/>
+        <w:numPr>
+          <w:ilvl w:val="0"/>
+          <w:numId w:val="15"/>
+        </w:numPr>
+        <w:ind w:left="1418"/>
+      </w:pPr>
+      <w:r>
+        <w:t>https://tavolletkezelo.ceg.hu/api/health</w:t>
+      </w:r>
+    </w:p>
+    <w:p>
+      <w:pPr>
+        <w:pStyle w:val="Cmsor2"/>
+      </w:pPr>
+      <w:r>
+        <w:t>Teszt deployment</w:t>
+      </w:r>
+    </w:p>
+    <w:p>
+      <w:r>
+        <w:t>Teszt deployment akkor történik, amikor módosítás kerül a test ágba.</w:t>
+      </w:r>
+    </w:p>
+    <w:p>
+      <w:r>
+        <w:t>Folyamat:</w:t>
+      </w:r>
+    </w:p>
+    <w:p>
+      <w:pPr>
+        <w:numPr>
+          <w:ilvl w:val="0"/>
+          <w:numId w:val="13"/>
+        </w:numPr>
+        <w:ind w:left="714" w:hanging="357"/>
+        <w:contextualSpacing/>
+      </w:pPr>
+      <w:r>
+        <w:t>Fejlesztő módosítást merge-el vagy pushol a test ágba.</w:t>
+      </w:r>
+    </w:p>
+    <w:p>
+      <w:pPr>
+        <w:numPr>
+          <w:ilvl w:val="0"/>
+          <w:numId w:val="13"/>
+        </w:numPr>
+        <w:ind w:left="714" w:hanging="357"/>
+        <w:contextualSpacing/>
+      </w:pPr>
+      <w:r>
+        <w:t>Elindul a GitHub Actions workflow.</w:t>
+      </w:r>
+    </w:p>
+    <w:p>
+      <w:pPr>
+        <w:numPr>
+          <w:ilvl w:val="0"/>
+          <w:numId w:val="13"/>
+        </w:numPr>
+        <w:ind w:left="714" w:hanging="357"/>
+        <w:contextualSpacing/>
+      </w:pPr>
+      <w:r>
+        <w:t>A workflow test backend image-et buildel.</w:t>
+      </w:r>
+    </w:p>
+    <w:p>
+      <w:pPr>
+        <w:numPr>
+          <w:ilvl w:val="0"/>
+          <w:numId w:val="13"/>
+        </w:numPr>
+        <w:ind w:left="714" w:hanging="357"/>
+        <w:contextualSpacing/>
+      </w:pPr>
+      <w:r>
+        <w:t>A workflow test frontend image-et buildel.</w:t>
+      </w:r>
+    </w:p>
+    <w:p>
+      <w:pPr>
+        <w:numPr>
+          <w:ilvl w:val="0"/>
+          <w:numId w:val="13"/>
+        </w:numPr>
+        <w:ind w:left="714" w:hanging="357"/>
+        <w:contextualSpacing/>
+      </w:pPr>
+      <w:r>
+        <w:t>Mindkét test image felkerül a registry-be.</w:t>
+      </w:r>
+    </w:p>
+    <w:p>
+      <w:pPr>
+        <w:numPr>
+          <w:ilvl w:val="0"/>
+          <w:numId w:val="13"/>
+        </w:numPr>
+        <w:ind w:left="714" w:hanging="357"/>
+        <w:contextualSpacing/>
+      </w:pPr>
+      <w:r>
+        <w:t>A workflow SSH-n belép a Linux szerverre.</w:t>
+      </w:r>
+    </w:p>
+    <w:p>
+      <w:pPr>
+        <w:numPr>
+          <w:ilvl w:val="0"/>
+          <w:numId w:val="13"/>
+        </w:numPr>
+        <w:ind w:left="714" w:hanging="357"/>
+        <w:contextualSpacing/>
+      </w:pPr>
+      <w:r>
+        <w:t>A szerver a teszt Docker Compose mappában frissíti a konténereket.</w:t>
+      </w:r>
+    </w:p>
+    <w:p>
+      <w:pPr>
+        <w:numPr>
+          <w:ilvl w:val="0"/>
+          <w:numId w:val="13"/>
+        </w:numPr>
+        <w:ind w:left="714" w:hanging="357"/>
+        <w:contextualSpacing/>
+      </w:pPr>
+      <w:r>
+        <w:t>Az Apache a tavolletkezelo-dev.ceg.hu domain alatt szolgálja ki a teszt alkalmazást.</w:t>
+      </w:r>
+    </w:p>
+    <w:p>
+      <w:pPr>
+        <w:numPr>
+          <w:ilvl w:val="0"/>
+          <w:numId w:val="13"/>
+        </w:numPr>
+        <w:spacing w:after="120"/>
+        <w:ind w:left="714" w:hanging="357"/>
+        <w:contextualSpacing/>
+      </w:pPr>
+      <w:r>
+        <w:t>A workflow ellenőrzi:</w:t>
+      </w:r>
+    </w:p>
+    <w:p>
+      <w:pPr>
+        <w:pStyle w:val="Listaszerbekezds"/>
+        <w:numPr>
+          <w:ilvl w:val="0"/>
+          <w:numId w:val="14"/>
+        </w:numPr>
+        <w:ind w:left="1418"/>
+      </w:pPr>
+      <w:r>
+        <w:t>https://tavolletkezelo-dev.ceg.hu/</w:t>
+      </w:r>
+    </w:p>
+    <w:p>
+      <w:pPr>
+        <w:pStyle w:val="Listaszerbekezds"/>
+        <w:numPr>
+          <w:ilvl w:val="0"/>
+          <w:numId w:val="14"/>
+        </w:numPr>
+        <w:ind w:left="1418"/>
+      </w:pPr>
+      <w:r>
+        <w:t>https://tavolletkezelo-dev.ceg.hu/api/health</w:t>
+      </w:r>
+    </w:p>
+    <w:p>
+      <w:pPr>
+        <w:pStyle w:val="Cmsor1"/>
+      </w:pPr>
+      <w:r>
+        <w:t>Előkészítés – szükséges adatok</w:t>
+      </w:r>
+    </w:p>
+    <w:p>
+      <w:r>
+        <w:t>A telepítés megkezdése előtt az alábbi adatokat kell összegyűjteni.</w:t>
+      </w:r>
+    </w:p>
+    <w:p>
+      <w:pPr>
+        <w:pStyle w:val="Cmsor2"/>
+      </w:pPr>
+      <w:r>
+        <w:lastRenderedPageBreak/>
+        <w:t>Repository adatok</w:t>
+      </w:r>
+    </w:p>
+    <w:p>
+      <w:pPr>
+        <w:pStyle w:val="Listaszerbekezds"/>
+        <w:numPr>
+          <w:ilvl w:val="0"/>
+          <w:numId w:val="14"/>
+        </w:numPr>
+        <w:spacing w:after="0" w:line="240" w:lineRule="auto"/>
+        <w:ind w:left="1134"/>
+        <w:rPr>
+          <w:rFonts w:eastAsia="Times New Roman" w:cs="Times New Roman"/>
+          <w:kern w:val="0"/>
+          <w:lang w:eastAsia="hu-HU"/>
+          <w14:ligatures w14:val="none"/>
+        </w:rPr>
+      </w:pPr>
+      <w:r>
+        <w:rPr>
+          <w:rFonts w:eastAsia="Times New Roman" w:cs="Times New Roman"/>
+          <w:kern w:val="0"/>
+          <w:lang w:eastAsia="hu-HU"/>
+          <w14:ligatures w14:val="none"/>
+        </w:rPr>
+        <w:t>GitHub repository neve;</w:t>
+      </w:r>
+    </w:p>
+    <w:p>
+      <w:pPr>
+        <w:pStyle w:val="Listaszerbekezds"/>
+        <w:numPr>
+          <w:ilvl w:val="0"/>
+          <w:numId w:val="14"/>
+        </w:numPr>
+        <w:spacing w:after="0" w:line="240" w:lineRule="auto"/>
+        <w:ind w:left="1134"/>
+        <w:rPr>
+          <w:rFonts w:eastAsia="Times New Roman" w:cs="Times New Roman"/>
+          <w:kern w:val="0"/>
+          <w:lang w:eastAsia="hu-HU"/>
+          <w14:ligatures w14:val="none"/>
+        </w:rPr>
+      </w:pPr>
+      <w:r>
+        <w:rPr>
+          <w:rFonts w:eastAsia="Times New Roman" w:cs="Times New Roman"/>
+          <w:kern w:val="0"/>
+          <w:lang w:eastAsia="hu-HU"/>
+          <w14:ligatures w14:val="none"/>
+        </w:rPr>
+        <w:t>default branch neve, várhatóan</w:t>
+      </w:r>
+      <w:r>
+        <w:rPr>
+          <w:rFonts w:eastAsia="Times New Roman" w:cs="Times New Roman"/>
+          <w:kern w:val="0"/>
+          <w:lang w:eastAsia="hu-HU"/>
+          <w14:ligatures w14:val="none"/>
+        </w:rPr>
+        <w:t xml:space="preserve"> main</w:t>
+      </w:r>
+      <w:r>
+        <w:rPr>
+          <w:rFonts w:eastAsia="Times New Roman" w:cs="Times New Roman"/>
+          <w:kern w:val="0"/>
+          <w:lang w:eastAsia="hu-HU"/>
+          <w14:ligatures w14:val="none"/>
+        </w:rPr>
+        <w:t>;</w:t>
+      </w:r>
+    </w:p>
+    <w:p>
+      <w:pPr>
+        <w:pStyle w:val="Listaszerbekezds"/>
+        <w:numPr>
+          <w:ilvl w:val="0"/>
+          <w:numId w:val="14"/>
+        </w:numPr>
+        <w:spacing w:after="0" w:line="240" w:lineRule="auto"/>
+        <w:ind w:left="1134"/>
+        <w:rPr>
+          <w:rFonts w:eastAsia="Times New Roman" w:cs="Times New Roman"/>
+          <w:kern w:val="0"/>
+          <w:lang w:eastAsia="hu-HU"/>
+          <w14:ligatures w14:val="none"/>
+        </w:rPr>
+      </w:pPr>
+      <w:r>
+        <w:rPr>
+          <w:rFonts w:eastAsia="Times New Roman" w:cs="Times New Roman"/>
+          <w:kern w:val="0"/>
+          <w:lang w:eastAsia="hu-HU"/>
+          <w14:ligatures w14:val="none"/>
+        </w:rPr>
+        <w:t>backend projekt</w:t>
+      </w:r>
+      <w:r>
+        <w:rPr>
+          <w:rFonts w:eastAsia="Times New Roman" w:cs="Times New Roman"/>
+          <w:kern w:val="0"/>
+          <w:lang w:eastAsia="hu-HU"/>
+          <w14:ligatures w14:val="none"/>
+        </w:rPr>
+        <w:t xml:space="preserve"> .csproj</w:t>
+      </w:r>
+      <w:r>
+        <w:rPr>
+          <w:rFonts w:eastAsia="Times New Roman" w:cs="Times New Roman"/>
+          <w:kern w:val="0"/>
+          <w:lang w:eastAsia="hu-HU"/>
+          <w14:ligatures w14:val="none"/>
+        </w:rPr>
+        <w:t xml:space="preserve"> elérési útja;</w:t>
+      </w:r>
+    </w:p>
+    <w:p>
+      <w:pPr>
+        <w:pStyle w:val="Listaszerbekezds"/>
+        <w:numPr>
+          <w:ilvl w:val="0"/>
+          <w:numId w:val="14"/>
+        </w:numPr>
+        <w:spacing w:after="0" w:line="240" w:lineRule="auto"/>
+        <w:ind w:left="1134"/>
+        <w:rPr>
+          <w:rFonts w:eastAsia="Times New Roman" w:cs="Times New Roman"/>
+          <w:kern w:val="0"/>
+          <w:lang w:eastAsia="hu-HU"/>
+          <w14:ligatures w14:val="none"/>
+        </w:rPr>
+      </w:pPr>
+      <w:r>
+        <w:rPr>
+          <w:rFonts w:eastAsia="Times New Roman" w:cs="Times New Roman"/>
+          <w:kern w:val="0"/>
+          <w:lang w:eastAsia="hu-HU"/>
+          <w14:ligatures w14:val="none"/>
+        </w:rPr>
+        <w:t>frontend projekt gyökérmappája;</w:t>
+      </w:r>
+    </w:p>
+    <w:p>
+      <w:pPr>
+        <w:pStyle w:val="Listaszerbekezds"/>
+        <w:numPr>
+          <w:ilvl w:val="0"/>
+          <w:numId w:val="14"/>
+        </w:numPr>
+        <w:spacing w:after="0" w:line="240" w:lineRule="auto"/>
+        <w:ind w:left="1134"/>
+        <w:rPr>
+          <w:rFonts w:eastAsia="Times New Roman" w:cs="Times New Roman"/>
+          <w:kern w:val="0"/>
+          <w:lang w:eastAsia="hu-HU"/>
+          <w14:ligatures w14:val="none"/>
+        </w:rPr>
+      </w:pPr>
+      <w:r>
+        <w:rPr>
+          <w:rFonts w:eastAsia="Times New Roman" w:cs="Times New Roman"/>
+          <w:kern w:val="0"/>
+          <w:lang w:eastAsia="hu-HU"/>
+          <w14:ligatures w14:val="none"/>
+        </w:rPr>
+        <w:t>backend Dockerfile helye;</w:t>
+      </w:r>
+    </w:p>
+    <w:p>
+      <w:pPr>
+        <w:pStyle w:val="Listaszerbekezds"/>
+        <w:numPr>
+          <w:ilvl w:val="0"/>
+          <w:numId w:val="14"/>
+        </w:numPr>
+        <w:spacing w:after="0" w:line="240" w:lineRule="auto"/>
+        <w:ind w:left="1134"/>
+        <w:rPr>
+          <w:rFonts w:eastAsia="Times New Roman" w:cs="Times New Roman"/>
+          <w:kern w:val="0"/>
+          <w:lang w:eastAsia="hu-HU"/>
+          <w14:ligatures w14:val="none"/>
+        </w:rPr>
+      </w:pPr>
+      <w:r>
+        <w:rPr>
+          <w:rFonts w:eastAsia="Times New Roman" w:cs="Times New Roman"/>
+          <w:kern w:val="0"/>
+          <w:lang w:eastAsia="hu-HU"/>
+          <w14:ligatures w14:val="none"/>
+        </w:rPr>
+        <w:t>frontend Dockerfile helye;</w:t>
+      </w:r>
+    </w:p>
+    <w:p>
+      <w:pPr>
+        <w:pStyle w:val="Listaszerbekezds"/>
+        <w:numPr>
+          <w:ilvl w:val="0"/>
+          <w:numId w:val="14"/>
+        </w:numPr>
+        <w:ind w:left="1134"/>
+      </w:pPr>
+      <w:r>
+        <w:rPr>
+          <w:rFonts w:eastAsia="Times New Roman" w:cs="Times New Roman"/>
+          <w:kern w:val="0"/>
+          <w:lang w:eastAsia="hu-HU"/>
+          <w14:ligatures w14:val="none"/>
+        </w:rPr>
+        <w:t>workflow fájl helye.</w:t>
+      </w:r>
+    </w:p>
+    <w:p>
+      <w:pPr>
+        <w:pStyle w:val="Cmsor2"/>
+      </w:pPr>
+      <w:r>
+        <w:t>Szerver adatok</w:t>
+      </w:r>
+    </w:p>
+    <w:p>
+      <w:pPr>
+        <w:tabs>
+          <w:tab w:val="left" w:leader="dot" w:pos="4395"/>
+        </w:tabs>
+        <w:spacing w:after="60" w:line="240" w:lineRule="auto"/>
+        <w:ind w:left="414"/>
+        <w:rPr>
+          <w:rFonts w:eastAsia="Times New Roman" w:cs="Times New Roman"/>
+          <w:kern w:val="0"/>
+          <w:lang w:eastAsia="hu-HU"/>
+          <w14:ligatures w14:val="none"/>
+        </w:rPr>
+      </w:pPr>
+      <w:r>
+        <w:rPr>
+          <w:rFonts w:eastAsia="Times New Roman" w:cs="Times New Roman"/>
+          <w:kern w:val="0"/>
+          <w:lang w:eastAsia="hu-HU"/>
+          <w14:ligatures w14:val="none"/>
+        </w:rPr>
+        <w:t>szerver IP vagy DNS név</w:t>
+      </w:r>
+      <w:r>
+        <w:rPr>
+          <w:rFonts w:eastAsia="Times New Roman" w:cs="Times New Roman"/>
+          <w:kern w:val="0"/>
+          <w:lang w:eastAsia="hu-HU"/>
+          <w14:ligatures w14:val="none"/>
+        </w:rPr>
+        <w:t>:</w:t>
+      </w:r>
+      <w:r>
+        <w:rPr>
+          <w:rFonts w:eastAsia="Times New Roman" w:cs="Times New Roman"/>
+          <w:kern w:val="0"/>
+          <w:lang w:eastAsia="hu-HU"/>
+          <w14:ligatures w14:val="none"/>
+        </w:rPr>
+        <w:tab/>
+      </w:r>
+      <w:r>
+        <w:rPr>
+          <w:rFonts w:eastAsia="Times New Roman" w:cs="Times New Roman"/>
+          <w:kern w:val="0"/>
+          <w:lang w:eastAsia="hu-HU"/>
+          <w14:ligatures w14:val="none"/>
+        </w:rPr>
+        <w:t>[tba]</w:t>
+      </w:r>
+    </w:p>
+    <w:p>
+      <w:pPr>
+        <w:tabs>
+          <w:tab w:val="left" w:leader="dot" w:pos="4395"/>
+        </w:tabs>
+        <w:spacing w:after="60" w:line="240" w:lineRule="auto"/>
+        <w:ind w:left="414"/>
+        <w:rPr>
+          <w:rFonts w:eastAsia="Times New Roman" w:cs="Times New Roman"/>
+          <w:kern w:val="0"/>
+          <w:lang w:eastAsia="hu-HU"/>
+          <w14:ligatures w14:val="none"/>
+        </w:rPr>
+      </w:pPr>
+      <w:r>
+        <w:rPr>
+          <w:rFonts w:eastAsia="Times New Roman" w:cs="Times New Roman"/>
+          <w:kern w:val="0"/>
+          <w:lang w:eastAsia="hu-HU"/>
+          <w14:ligatures w14:val="none"/>
+        </w:rPr>
+        <w:t>SSH port</w:t>
+      </w:r>
+      <w:r>
+        <w:rPr>
+          <w:rFonts w:eastAsia="Times New Roman" w:cs="Times New Roman"/>
+          <w:kern w:val="0"/>
+          <w:lang w:eastAsia="hu-HU"/>
+          <w14:ligatures w14:val="none"/>
+        </w:rPr>
+        <w:t>:</w:t>
+      </w:r>
+      <w:r>
+        <w:rPr>
+          <w:rFonts w:eastAsia="Times New Roman" w:cs="Times New Roman"/>
+          <w:kern w:val="0"/>
+          <w:lang w:eastAsia="hu-HU"/>
+          <w14:ligatures w14:val="none"/>
+        </w:rPr>
+        <w:tab/>
+      </w:r>
+      <w:r>
+        <w:rPr>
+          <w:rFonts w:eastAsia="Times New Roman" w:cs="Times New Roman"/>
+          <w:kern w:val="0"/>
+          <w:lang w:eastAsia="hu-HU"/>
+          <w14:ligatures w14:val="none"/>
+        </w:rPr>
+        <w:t>22</w:t>
+      </w:r>
+    </w:p>
+    <w:p>
+      <w:pPr>
+        <w:tabs>
+          <w:tab w:val="left" w:leader="dot" w:pos="4395"/>
+        </w:tabs>
+        <w:spacing w:after="60" w:line="240" w:lineRule="auto"/>
+        <w:ind w:left="414"/>
+        <w:rPr>
+          <w:rFonts w:eastAsia="Times New Roman" w:cs="Times New Roman"/>
+          <w:kern w:val="0"/>
+          <w:lang w:eastAsia="hu-HU"/>
+          <w14:ligatures w14:val="none"/>
+        </w:rPr>
+      </w:pPr>
+      <w:r>
+        <w:rPr>
+          <w:rFonts w:eastAsia="Times New Roman" w:cs="Times New Roman"/>
+          <w:kern w:val="0"/>
+          <w:lang w:eastAsia="hu-HU"/>
+          <w14:ligatures w14:val="none"/>
+        </w:rPr>
+        <w:t>deploy felhasználó neve</w:t>
+      </w:r>
+      <w:r>
+        <w:rPr>
+          <w:rFonts w:eastAsia="Times New Roman" w:cs="Times New Roman"/>
+          <w:kern w:val="0"/>
+          <w:lang w:eastAsia="hu-HU"/>
+          <w14:ligatures w14:val="none"/>
+        </w:rPr>
+        <w:t>:</w:t>
+      </w:r>
+      <w:r>
+        <w:rPr>
+          <w:rFonts w:eastAsia="Times New Roman" w:cs="Times New Roman"/>
+          <w:kern w:val="0"/>
+          <w:lang w:eastAsia="hu-HU"/>
+          <w14:ligatures w14:val="none"/>
+        </w:rPr>
+        <w:tab/>
+      </w:r>
+      <w:r>
+        <w:rPr>
+          <w:rFonts w:eastAsia="Times New Roman" w:cs="Times New Roman"/>
+          <w:kern w:val="0"/>
+          <w:lang w:eastAsia="hu-HU"/>
+          <w14:ligatures w14:val="none"/>
+        </w:rPr>
+        <w:t>deploy</w:t>
+      </w:r>
+    </w:p>
+    <w:p>
+      <w:pPr>
+        <w:tabs>
+          <w:tab w:val="left" w:leader="dot" w:pos="4395"/>
+        </w:tabs>
+        <w:spacing w:after="60" w:line="240" w:lineRule="auto"/>
+        <w:ind w:left="414"/>
+        <w:rPr>
+          <w:rFonts w:eastAsia="Times New Roman" w:cs="Times New Roman"/>
+          <w:kern w:val="0"/>
+          <w:lang w:eastAsia="hu-HU"/>
+          <w14:ligatures w14:val="none"/>
+        </w:rPr>
+      </w:pPr>
+      <w:r>
+        <w:rPr>
+          <w:rFonts w:eastAsia="Times New Roman" w:cs="Times New Roman"/>
+          <w:kern w:val="0"/>
+          <w:lang w:eastAsia="hu-HU"/>
+          <w14:ligatures w14:val="none"/>
+        </w:rPr>
+        <w:t>éles frontend belső portja</w:t>
+      </w:r>
+      <w:r>
+        <w:rPr>
+          <w:rFonts w:eastAsia="Times New Roman" w:cs="Times New Roman"/>
+          <w:kern w:val="0"/>
+          <w:lang w:eastAsia="hu-HU"/>
+          <w14:ligatures w14:val="none"/>
+        </w:rPr>
+        <w:t>:</w:t>
+      </w:r>
+      <w:r>
+        <w:rPr>
+          <w:rFonts w:eastAsia="Times New Roman" w:cs="Times New Roman"/>
+          <w:kern w:val="0"/>
+          <w:lang w:eastAsia="hu-HU"/>
+          <w14:ligatures w14:val="none"/>
+        </w:rPr>
+        <w:tab/>
+      </w:r>
+      <w:r>
+        <w:rPr>
+          <w:rFonts w:eastAsia="Times New Roman" w:cs="Times New Roman"/>
+          <w:kern w:val="0"/>
+          <w:lang w:eastAsia="hu-HU"/>
+          <w14:ligatures w14:val="none"/>
+        </w:rPr>
+        <w:t>127.0.0.1:</w:t>
+      </w:r>
+      <w:r>
+        <w:rPr>
+          <w:rFonts w:eastAsia="Times New Roman" w:cs="Times New Roman"/>
+          <w:kern w:val="0"/>
+          <w:lang w:eastAsia="hu-HU"/>
+          <w14:ligatures w14:val="none"/>
+        </w:rPr>
+        <w:t>[port]</w:t>
+      </w:r>
+    </w:p>
+    <w:p>
+      <w:pPr>
+        <w:tabs>
+          <w:tab w:val="left" w:leader="dot" w:pos="4395"/>
+        </w:tabs>
+        <w:spacing w:after="60" w:line="240" w:lineRule="auto"/>
+        <w:ind w:left="414"/>
+        <w:rPr>
+          <w:rFonts w:eastAsia="Times New Roman" w:cs="Times New Roman"/>
+          <w:kern w:val="0"/>
+          <w:lang w:eastAsia="hu-HU"/>
+          <w14:ligatures w14:val="none"/>
+        </w:rPr>
+      </w:pPr>
+      <w:r>
+        <w:rPr>
+          <w:rFonts w:eastAsia="Times New Roman" w:cs="Times New Roman"/>
+          <w:kern w:val="0"/>
+          <w:lang w:eastAsia="hu-HU"/>
+          <w14:ligatures w14:val="none"/>
+        </w:rPr>
+        <w:t>éles backend belső portja</w:t>
+      </w:r>
+      <w:r>
+        <w:rPr>
+          <w:rFonts w:eastAsia="Times New Roman" w:cs="Times New Roman"/>
+          <w:kern w:val="0"/>
+          <w:lang w:eastAsia="hu-HU"/>
+          <w14:ligatures w14:val="none"/>
+        </w:rPr>
+        <w:t>:</w:t>
+      </w:r>
+      <w:r>
+        <w:rPr>
+          <w:rFonts w:eastAsia="Times New Roman" w:cs="Times New Roman"/>
+          <w:kern w:val="0"/>
+          <w:lang w:eastAsia="hu-HU"/>
+          <w14:ligatures w14:val="none"/>
+        </w:rPr>
+        <w:tab/>
+      </w:r>
+      <w:r>
+        <w:rPr>
+          <w:rFonts w:eastAsia="Times New Roman" w:cs="Times New Roman"/>
+          <w:kern w:val="0"/>
+          <w:lang w:eastAsia="hu-HU"/>
+          <w14:ligatures w14:val="none"/>
+        </w:rPr>
+        <w:t xml:space="preserve">127.0.0.1: </w:t>
+      </w:r>
+      <w:r>
+        <w:rPr>
+          <w:rFonts w:eastAsia="Times New Roman" w:cs="Times New Roman"/>
+          <w:kern w:val="0"/>
+          <w:lang w:eastAsia="hu-HU"/>
+          <w14:ligatures w14:val="none"/>
+        </w:rPr>
+        <w:t>[port]</w:t>
+      </w:r>
+    </w:p>
+    <w:p>
+      <w:pPr>
+        <w:tabs>
+          <w:tab w:val="left" w:leader="dot" w:pos="4395"/>
+        </w:tabs>
+        <w:spacing w:after="60" w:line="240" w:lineRule="auto"/>
+        <w:ind w:left="414"/>
+        <w:rPr>
+          <w:rFonts w:eastAsia="Times New Roman" w:cs="Times New Roman"/>
+          <w:kern w:val="0"/>
+          <w:lang w:eastAsia="hu-HU"/>
+          <w14:ligatures w14:val="none"/>
+        </w:rPr>
+      </w:pPr>
+      <w:r>
+        <w:rPr>
+          <w:rFonts w:eastAsia="Times New Roman" w:cs="Times New Roman"/>
+          <w:kern w:val="0"/>
+          <w:lang w:eastAsia="hu-HU"/>
+          <w14:ligatures w14:val="none"/>
+        </w:rPr>
+        <w:t>teszt frontend belső portja</w:t>
+      </w:r>
+      <w:r>
+        <w:rPr>
+          <w:rFonts w:eastAsia="Times New Roman" w:cs="Times New Roman"/>
+          <w:kern w:val="0"/>
+          <w:lang w:eastAsia="hu-HU"/>
+          <w14:ligatures w14:val="none"/>
+        </w:rPr>
+        <w:t>:</w:t>
+      </w:r>
+      <w:r>
+        <w:rPr>
+          <w:rFonts w:eastAsia="Times New Roman" w:cs="Times New Roman"/>
+          <w:kern w:val="0"/>
+          <w:lang w:eastAsia="hu-HU"/>
+          <w14:ligatures w14:val="none"/>
+        </w:rPr>
+        <w:tab/>
+      </w:r>
+      <w:r>
+        <w:rPr>
+          <w:rFonts w:eastAsia="Times New Roman" w:cs="Times New Roman"/>
+          <w:kern w:val="0"/>
+          <w:lang w:eastAsia="hu-HU"/>
+          <w14:ligatures w14:val="none"/>
+        </w:rPr>
+        <w:t xml:space="preserve">127.0.0.1: </w:t>
+      </w:r>
+      <w:r>
+        <w:rPr>
+          <w:rFonts w:eastAsia="Times New Roman" w:cs="Times New Roman"/>
+          <w:kern w:val="0"/>
+          <w:lang w:eastAsia="hu-HU"/>
+          <w14:ligatures w14:val="none"/>
+        </w:rPr>
+        <w:t>[port]</w:t>
+      </w:r>
+    </w:p>
+    <w:p>
+      <w:pPr>
+        <w:tabs>
+          <w:tab w:val="left" w:leader="dot" w:pos="4395"/>
+        </w:tabs>
+        <w:spacing w:after="60" w:line="240" w:lineRule="auto"/>
+        <w:ind w:left="414"/>
+        <w:rPr>
+          <w:rFonts w:eastAsia="Times New Roman" w:cs="Times New Roman"/>
+          <w:kern w:val="0"/>
+          <w:lang w:eastAsia="hu-HU"/>
+          <w14:ligatures w14:val="none"/>
+        </w:rPr>
+      </w:pPr>
+      <w:r>
+        <w:rPr>
+          <w:rFonts w:eastAsia="Times New Roman" w:cs="Times New Roman"/>
+          <w:kern w:val="0"/>
+          <w:lang w:eastAsia="hu-HU"/>
+          <w14:ligatures w14:val="none"/>
+        </w:rPr>
+        <w:t>teszt backend belső portja</w:t>
+      </w:r>
+      <w:r>
+        <w:rPr>
+          <w:rFonts w:eastAsia="Times New Roman" w:cs="Times New Roman"/>
+          <w:kern w:val="0"/>
+          <w:lang w:eastAsia="hu-HU"/>
+          <w14:ligatures w14:val="none"/>
+        </w:rPr>
+        <w:t>:</w:t>
+      </w:r>
+      <w:r>
+        <w:rPr>
+          <w:rFonts w:eastAsia="Times New Roman" w:cs="Times New Roman"/>
+          <w:kern w:val="0"/>
+          <w:lang w:eastAsia="hu-HU"/>
+          <w14:ligatures w14:val="none"/>
+        </w:rPr>
+        <w:tab/>
+      </w:r>
+      <w:r>
+        <w:rPr>
+          <w:rFonts w:eastAsia="Times New Roman" w:cs="Times New Roman"/>
+          <w:kern w:val="0"/>
+          <w:lang w:eastAsia="hu-HU"/>
+          <w14:ligatures w14:val="none"/>
+        </w:rPr>
+        <w:t xml:space="preserve">127.0.0.1: </w:t>
+      </w:r>
+      <w:r>
+        <w:rPr>
+          <w:rFonts w:eastAsia="Times New Roman" w:cs="Times New Roman"/>
+          <w:kern w:val="0"/>
+          <w:lang w:eastAsia="hu-HU"/>
+          <w14:ligatures w14:val="none"/>
+        </w:rPr>
+        <w:t>[port]</w:t>
+      </w:r>
+    </w:p>
+    <w:p>
+      <w:pPr>
+        <w:tabs>
+          <w:tab w:val="left" w:leader="dot" w:pos="4395"/>
+        </w:tabs>
+        <w:spacing w:after="60" w:line="240" w:lineRule="auto"/>
+        <w:ind w:left="414"/>
+        <w:rPr>
+          <w:rFonts w:eastAsia="Times New Roman" w:cs="Times New Roman"/>
+          <w:kern w:val="0"/>
+          <w:lang w:eastAsia="hu-HU"/>
+          <w14:ligatures w14:val="none"/>
+        </w:rPr>
+      </w:pPr>
+      <w:r>
+        <w:rPr>
+          <w:rFonts w:eastAsia="Times New Roman" w:cs="Times New Roman"/>
+          <w:kern w:val="0"/>
+          <w:lang w:eastAsia="hu-HU"/>
+          <w14:ligatures w14:val="none"/>
+        </w:rPr>
+        <w:t>éles publikus domain</w:t>
+      </w:r>
+      <w:r>
+        <w:rPr>
+          <w:rFonts w:eastAsia="Times New Roman" w:cs="Times New Roman"/>
+          <w:kern w:val="0"/>
+          <w:lang w:eastAsia="hu-HU"/>
+          <w14:ligatures w14:val="none"/>
+        </w:rPr>
+        <w:t>:</w:t>
+      </w:r>
+      <w:r>
+        <w:rPr>
+          <w:rFonts w:eastAsia="Times New Roman" w:cs="Times New Roman"/>
+          <w:kern w:val="0"/>
+          <w:lang w:eastAsia="hu-HU"/>
+          <w14:ligatures w14:val="none"/>
+        </w:rPr>
+        <w:tab/>
+      </w:r>
+      <w:r>
+        <w:rPr>
+          <w:rFonts w:eastAsia="Times New Roman" w:cs="Times New Roman"/>
+          <w:kern w:val="0"/>
+          <w:lang w:eastAsia="hu-HU"/>
+          <w14:ligatures w14:val="none"/>
+        </w:rPr>
+        <w:t>https://tavolletkezelo.</w:t>
+      </w:r>
+      <w:r>
+        <w:rPr>
+          <w:rFonts w:eastAsia="Times New Roman" w:cs="Times New Roman"/>
+          <w:kern w:val="0"/>
+          <w:lang w:eastAsia="hu-HU"/>
+          <w14:ligatures w14:val="none"/>
+        </w:rPr>
+        <w:t>phoenix</w:t>
+      </w:r>
+      <w:r>
+        <w:rPr>
+          <w:rFonts w:eastAsia="Times New Roman" w:cs="Times New Roman"/>
+          <w:kern w:val="0"/>
+          <w:lang w:eastAsia="hu-HU"/>
+          <w14:ligatures w14:val="none"/>
+        </w:rPr>
+        <w:t>.hu</w:t>
+      </w:r>
+    </w:p>
+    <w:p>
+      <w:pPr>
+        <w:tabs>
+          <w:tab w:val="left" w:leader="dot" w:pos="4395"/>
+        </w:tabs>
+        <w:spacing w:after="60" w:line="240" w:lineRule="auto"/>
+        <w:ind w:left="414"/>
+        <w:rPr>
+          <w:rFonts w:eastAsia="Times New Roman" w:cs="Times New Roman"/>
+          <w:kern w:val="0"/>
+          <w:lang w:eastAsia="hu-HU"/>
+          <w14:ligatures w14:val="none"/>
+        </w:rPr>
+      </w:pPr>
+      <w:r>
+        <w:rPr>
+          <w:rFonts w:eastAsia="Times New Roman" w:cs="Times New Roman"/>
+          <w:kern w:val="0"/>
+          <w:lang w:eastAsia="hu-HU"/>
+          <w14:ligatures w14:val="none"/>
+        </w:rPr>
+        <w:t>teszt publikus domai</w:t>
+      </w:r>
+      <w:r>
+        <w:rPr>
+          <w:rFonts w:eastAsia="Times New Roman" w:cs="Times New Roman"/>
+          <w:kern w:val="0"/>
+          <w:lang w:eastAsia="hu-HU"/>
+          <w14:ligatures w14:val="none"/>
+        </w:rPr>
+        <w:t>:</w:t>
+      </w:r>
+      <w:r>
+        <w:rPr>
+          <w:rFonts w:eastAsia="Times New Roman" w:cs="Times New Roman"/>
+          <w:kern w:val="0"/>
+          <w:lang w:eastAsia="hu-HU"/>
+          <w14:ligatures w14:val="none"/>
+        </w:rPr>
+        <w:tab/>
+      </w:r>
+      <w:r>
+        <w:rPr>
+          <w:rFonts w:eastAsia="Times New Roman" w:cs="Times New Roman"/>
+          <w:kern w:val="0"/>
+          <w:lang w:eastAsia="hu-HU"/>
+          <w14:ligatures w14:val="none"/>
+        </w:rPr>
+        <w:t xml:space="preserve">https://tavolletkezelo-dev. </w:t>
+      </w:r>
+      <w:r>
+        <w:rPr>
+          <w:rFonts w:eastAsia="Times New Roman" w:cs="Times New Roman"/>
+          <w:kern w:val="0"/>
+          <w:lang w:eastAsia="hu-HU"/>
+          <w14:ligatures w14:val="none"/>
+        </w:rPr>
+        <w:t>phoenix</w:t>
+      </w:r>
+      <w:r>
+        <w:rPr>
+          <w:rFonts w:eastAsia="Times New Roman" w:cs="Times New Roman"/>
+          <w:kern w:val="0"/>
+          <w:lang w:eastAsia="hu-HU"/>
+          <w14:ligatures w14:val="none"/>
+        </w:rPr>
+        <w:t>.hu</w:t>
+      </w:r>
+    </w:p>
+    <w:p>
+      <w:pPr>
+        <w:tabs>
+          <w:tab w:val="left" w:leader="dot" w:pos="4395"/>
+        </w:tabs>
+        <w:spacing w:after="60" w:line="240" w:lineRule="auto"/>
+        <w:ind w:left="414"/>
+        <w:rPr>
+          <w:rFonts w:eastAsia="Times New Roman" w:cs="Times New Roman"/>
+          <w:kern w:val="0"/>
+          <w:lang w:eastAsia="hu-HU"/>
+          <w14:ligatures w14:val="none"/>
+        </w:rPr>
+      </w:pPr>
+      <w:r>
+        <w:rPr>
+          <w:rFonts w:eastAsia="Times New Roman" w:cs="Times New Roman"/>
+          <w:kern w:val="0"/>
+          <w:lang w:eastAsia="hu-HU"/>
+          <w14:ligatures w14:val="none"/>
+        </w:rPr>
+        <w:t>éles frontend health check URL</w:t>
+      </w:r>
+      <w:r>
+        <w:rPr>
+          <w:rFonts w:eastAsia="Times New Roman" w:cs="Times New Roman"/>
+          <w:kern w:val="0"/>
+          <w:lang w:eastAsia="hu-HU"/>
+          <w14:ligatures w14:val="none"/>
+        </w:rPr>
+        <w:t>:</w:t>
+      </w:r>
+      <w:r>
+        <w:rPr>
+          <w:rFonts w:eastAsia="Times New Roman" w:cs="Times New Roman"/>
+          <w:kern w:val="0"/>
+          <w:lang w:eastAsia="hu-HU"/>
+          <w14:ligatures w14:val="none"/>
+        </w:rPr>
+        <w:tab/>
+      </w:r>
+      <w:r>
+        <w:rPr>
+          <w:rFonts w:eastAsia="Times New Roman" w:cs="Times New Roman"/>
+          <w:kern w:val="0"/>
+          <w:lang w:eastAsia="hu-HU"/>
+          <w14:ligatures w14:val="none"/>
+        </w:rPr>
+        <w:t xml:space="preserve">https://tavolletkezelo. </w:t>
+      </w:r>
+      <w:r>
+        <w:rPr>
+          <w:rFonts w:eastAsia="Times New Roman" w:cs="Times New Roman"/>
+          <w:kern w:val="0"/>
+          <w:lang w:eastAsia="hu-HU"/>
+          <w14:ligatures w14:val="none"/>
+        </w:rPr>
+        <w:t>phoenix</w:t>
+      </w:r>
+      <w:r>
+        <w:rPr>
+          <w:rFonts w:eastAsia="Times New Roman" w:cs="Times New Roman"/>
+          <w:kern w:val="0"/>
+          <w:lang w:eastAsia="hu-HU"/>
+          <w14:ligatures w14:val="none"/>
+        </w:rPr>
+        <w:t>.hu/</w:t>
+      </w:r>
+    </w:p>
+    <w:p>
+      <w:pPr>
+        <w:tabs>
+          <w:tab w:val="left" w:leader="dot" w:pos="4395"/>
+        </w:tabs>
+        <w:spacing w:after="60" w:line="240" w:lineRule="auto"/>
+        <w:ind w:left="414"/>
+        <w:rPr>
+          <w:rFonts w:eastAsia="Times New Roman" w:cs="Times New Roman"/>
+          <w:kern w:val="0"/>
+          <w:lang w:eastAsia="hu-HU"/>
+          <w14:ligatures w14:val="none"/>
+        </w:rPr>
+      </w:pPr>
+      <w:r>
+        <w:rPr>
+          <w:rFonts w:eastAsia="Times New Roman" w:cs="Times New Roman"/>
+          <w:kern w:val="0"/>
+          <w:lang w:eastAsia="hu-HU"/>
+          <w14:ligatures w14:val="none"/>
+        </w:rPr>
+        <w:t>éles backend health check URL</w:t>
+      </w:r>
+      <w:r>
+        <w:rPr>
+          <w:rFonts w:eastAsia="Times New Roman" w:cs="Times New Roman"/>
+          <w:kern w:val="0"/>
+          <w:lang w:eastAsia="hu-HU"/>
+          <w14:ligatures w14:val="none"/>
+        </w:rPr>
+        <w:t>:</w:t>
+      </w:r>
+      <w:r>
+        <w:rPr>
+          <w:rFonts w:eastAsia="Times New Roman" w:cs="Times New Roman"/>
+          <w:kern w:val="0"/>
+          <w:lang w:eastAsia="hu-HU"/>
+          <w14:ligatures w14:val="none"/>
+        </w:rPr>
+        <w:tab/>
+      </w:r>
+      <w:r>
+        <w:rPr>
+          <w:rFonts w:eastAsia="Times New Roman" w:cs="Times New Roman"/>
+          <w:kern w:val="0"/>
+          <w:lang w:eastAsia="hu-HU"/>
+          <w14:ligatures w14:val="none"/>
+        </w:rPr>
+        <w:t xml:space="preserve">https://tavolletkezelo. </w:t>
+      </w:r>
+      <w:r>
+        <w:rPr>
+          <w:rFonts w:eastAsia="Times New Roman" w:cs="Times New Roman"/>
+          <w:kern w:val="0"/>
+          <w:lang w:eastAsia="hu-HU"/>
+          <w14:ligatures w14:val="none"/>
+        </w:rPr>
+        <w:t>phoenix</w:t>
+      </w:r>
+      <w:r>
+        <w:rPr>
+          <w:rFonts w:eastAsia="Times New Roman" w:cs="Times New Roman"/>
+          <w:kern w:val="0"/>
+          <w:lang w:eastAsia="hu-HU"/>
+          <w14:ligatures w14:val="none"/>
+        </w:rPr>
+        <w:t>.hu/api/health</w:t>
+      </w:r>
+    </w:p>
+    <w:p>
+      <w:pPr>
+        <w:tabs>
+          <w:tab w:val="left" w:leader="dot" w:pos="4395"/>
+        </w:tabs>
+        <w:spacing w:after="60" w:line="240" w:lineRule="auto"/>
+        <w:ind w:left="414"/>
+        <w:rPr>
+          <w:rFonts w:eastAsia="Times New Roman" w:cs="Times New Roman"/>
+          <w:kern w:val="0"/>
+          <w:lang w:eastAsia="hu-HU"/>
+          <w14:ligatures w14:val="none"/>
+        </w:rPr>
+      </w:pPr>
+      <w:r>
+        <w:rPr>
+          <w:rFonts w:eastAsia="Times New Roman" w:cs="Times New Roman"/>
+          <w:kern w:val="0"/>
+          <w:lang w:eastAsia="hu-HU"/>
+          <w14:ligatures w14:val="none"/>
+        </w:rPr>
+        <w:t>teszt frontend health check URL</w:t>
+      </w:r>
+      <w:r>
+        <w:rPr>
+          <w:rFonts w:eastAsia="Times New Roman" w:cs="Times New Roman"/>
+          <w:kern w:val="0"/>
+          <w:lang w:eastAsia="hu-HU"/>
+          <w14:ligatures w14:val="none"/>
+        </w:rPr>
+        <w:t>:</w:t>
+      </w:r>
+      <w:r>
+        <w:rPr>
+          <w:rFonts w:eastAsia="Times New Roman" w:cs="Times New Roman"/>
+          <w:kern w:val="0"/>
+          <w:lang w:eastAsia="hu-HU"/>
+          <w14:ligatures w14:val="none"/>
+        </w:rPr>
+        <w:tab/>
+      </w:r>
+      <w:r>
+        <w:rPr>
+          <w:rFonts w:eastAsia="Times New Roman" w:cs="Times New Roman"/>
+          <w:kern w:val="0"/>
+          <w:lang w:eastAsia="hu-HU"/>
+          <w14:ligatures w14:val="none"/>
+        </w:rPr>
+        <w:t xml:space="preserve">https://tavolletkezelo-dev. </w:t>
+      </w:r>
+      <w:r>
+        <w:rPr>
+          <w:rFonts w:eastAsia="Times New Roman" w:cs="Times New Roman"/>
+          <w:kern w:val="0"/>
+          <w:lang w:eastAsia="hu-HU"/>
+          <w14:ligatures w14:val="none"/>
+        </w:rPr>
+        <w:t>phoenix</w:t>
+      </w:r>
+      <w:r>
+        <w:rPr>
+          <w:rFonts w:eastAsia="Times New Roman" w:cs="Times New Roman"/>
+          <w:kern w:val="0"/>
+          <w:lang w:eastAsia="hu-HU"/>
+          <w14:ligatures w14:val="none"/>
+        </w:rPr>
+        <w:t>.hu/</w:t>
+      </w:r>
+    </w:p>
+    <w:p>
+      <w:pPr>
+        <w:tabs>
+          <w:tab w:val="left" w:leader="dot" w:pos="4395"/>
+        </w:tabs>
+        <w:spacing w:after="60" w:line="240" w:lineRule="auto"/>
+        <w:ind w:left="414"/>
+        <w:rPr>
+          <w:rFonts w:eastAsia="Times New Roman" w:cs="Times New Roman"/>
+          <w:kern w:val="0"/>
+          <w:lang w:eastAsia="hu-HU"/>
+          <w14:ligatures w14:val="none"/>
+        </w:rPr>
+      </w:pPr>
+      <w:r>
+        <w:rPr>
+          <w:rFonts w:eastAsia="Times New Roman" w:cs="Times New Roman"/>
+          <w:kern w:val="0"/>
+          <w:lang w:eastAsia="hu-HU"/>
+          <w14:ligatures w14:val="none"/>
+        </w:rPr>
+        <w:t>teszt backend health check URL</w:t>
+      </w:r>
+      <w:r>
+        <w:rPr>
+          <w:rFonts w:eastAsia="Times New Roman" w:cs="Times New Roman"/>
+          <w:kern w:val="0"/>
+          <w:lang w:eastAsia="hu-HU"/>
+          <w14:ligatures w14:val="none"/>
+        </w:rPr>
+        <w:t>:</w:t>
+      </w:r>
+      <w:r>
+        <w:rPr>
+          <w:rFonts w:eastAsia="Times New Roman" w:cs="Times New Roman"/>
+          <w:kern w:val="0"/>
+          <w:lang w:eastAsia="hu-HU"/>
+          <w14:ligatures w14:val="none"/>
+        </w:rPr>
+        <w:tab/>
+      </w:r>
+      <w:r>
+        <w:rPr>
+          <w:rFonts w:eastAsia="Times New Roman" w:cs="Times New Roman"/>
+          <w:kern w:val="0"/>
+          <w:lang w:eastAsia="hu-HU"/>
+          <w14:ligatures w14:val="none"/>
+        </w:rPr>
+        <w:t>https://tavolletkezelo</w:t>
+      </w:r>
+      <w:r>
+        <w:rPr>
+          <w:rFonts w:eastAsia="Times New Roman" w:cs="Times New Roman"/>
+          <w:kern w:val="0"/>
+          <w:lang w:eastAsia="hu-HU"/>
+          <w14:ligatures w14:val="none"/>
+        </w:rPr>
+        <w:t>-</w:t>
+      </w:r>
+      <w:r>
+        <w:rPr>
+          <w:rFonts w:eastAsia="Times New Roman" w:cs="Times New Roman"/>
+          <w:kern w:val="0"/>
+          <w:lang w:eastAsia="hu-HU"/>
+          <w14:ligatures w14:val="none"/>
+        </w:rPr>
+        <w:t xml:space="preserve">dev. </w:t>
+      </w:r>
+      <w:r>
+        <w:rPr>
+          <w:rFonts w:eastAsia="Times New Roman" w:cs="Times New Roman"/>
+          <w:kern w:val="0"/>
+          <w:lang w:eastAsia="hu-HU"/>
+          <w14:ligatures w14:val="none"/>
+        </w:rPr>
+        <w:t>phoenix</w:t>
+      </w:r>
+      <w:r>
+        <w:rPr>
+          <w:rFonts w:eastAsia="Times New Roman" w:cs="Times New Roman"/>
+          <w:kern w:val="0"/>
+          <w:lang w:eastAsia="hu-HU"/>
+          <w14:ligatures w14:val="none"/>
+        </w:rPr>
+        <w:t>.hu/api/health</w:t>
+      </w:r>
+    </w:p>
+    <w:p>
+      <w:pPr>
+        <w:pStyle w:val="Cmsor2"/>
+      </w:pPr>
+      <w:r>
+        <w:t>Környezeti változók és titkok</w:t>
+      </w:r>
+    </w:p>
+    <w:p>
+      <w:r>
+        <w:t xml:space="preserve">A </w:t>
+      </w:r>
+      <w:r>
+        <w:t xml:space="preserve">éles </w:t>
+      </w:r>
+      <w:r>
+        <w:t>backend futásához szükséges konfigurációk:</w:t>
+      </w:r>
+    </w:p>
+    <w:p>
+      <w:pPr>
+        <w:tabs>
+          <w:tab w:val="left" w:leader="dot" w:pos="4111"/>
+        </w:tabs>
+        <w:ind w:left="360"/>
+      </w:pPr>
+      <w:r>
+        <w:t>A</w:t>
+      </w:r>
+      <w:r>
+        <w:t>datbázis connection string</w:t>
+      </w:r>
+      <w:r>
+        <w:t xml:space="preserve">: </w:t>
+      </w:r>
+      <w:r>
+        <w:tab/>
+        <w:t>[tba]</w:t>
+      </w:r>
+    </w:p>
+    <w:p>
+      <w:pPr>
+        <w:tabs>
+          <w:tab w:val="left" w:leader="dot" w:pos="4111"/>
+        </w:tabs>
+        <w:spacing w:after="60"/>
+        <w:ind w:left="357"/>
+      </w:pPr>
+      <w:r>
+        <w:t>Entra ID tenant ID</w:t>
+      </w:r>
+      <w:r>
+        <w:t xml:space="preserve">: </w:t>
+      </w:r>
+      <w:r>
+        <w:tab/>
+      </w:r>
+      <w:r>
+        <w:t>1878a48b-63d6-4d12-a900-07d4267f6762</w:t>
+      </w:r>
+    </w:p>
+    <w:p>
+      <w:pPr>
+        <w:tabs>
+          <w:tab w:val="left" w:leader="dot" w:pos="4111"/>
+        </w:tabs>
+        <w:spacing w:after="60"/>
+        <w:ind w:left="357"/>
+      </w:pPr>
+      <w:r>
+        <w:t>Entra ID client ID</w:t>
+      </w:r>
+      <w:r>
+        <w:t>:</w:t>
+      </w:r>
+      <w:r>
+        <w:tab/>
+      </w:r>
+      <w:r>
+        <w:t>3a33ae1b-54e8-4a91-9199-3a041a619995</w:t>
+      </w:r>
+    </w:p>
+    <w:p>
+      <w:pPr>
+        <w:tabs>
+          <w:tab w:val="left" w:leader="dot" w:pos="4111"/>
+        </w:tabs>
+        <w:spacing w:after="60"/>
+        <w:ind w:left="357"/>
+      </w:pPr>
+      <w:r>
+        <w:t>API audience</w:t>
+      </w:r>
+      <w:r>
+        <w:t xml:space="preserve">: </w:t>
+      </w:r>
+      <w:r>
+        <w:tab/>
+      </w:r>
+      <w:r>
+        <w:t>3a33ae1b-54e8-4a91-9199-3a041a619995</w:t>
+      </w:r>
+    </w:p>
+    <w:p>
+      <w:pPr>
+        <w:tabs>
+          <w:tab w:val="left" w:leader="dot" w:pos="4111"/>
+        </w:tabs>
+        <w:spacing w:after="60"/>
+        <w:ind w:left="357"/>
+      </w:pPr>
+      <w:r>
+        <w:t xml:space="preserve">Graph client secret: </w:t>
+      </w:r>
+      <w:r>
+        <w:tab/>
+        <w:t>Alkalamzás regsiztrációknál található</w:t>
+      </w:r>
+    </w:p>
+    <w:p>
+      <w:r>
+        <w:t xml:space="preserve">A </w:t>
+      </w:r>
+      <w:r>
+        <w:t xml:space="preserve">éles </w:t>
+      </w:r>
+      <w:r>
+        <w:t>frontend</w:t>
+      </w:r>
+      <w:r>
+        <w:t xml:space="preserve"> futásához szükséges konfigurációk:</w:t>
+      </w:r>
+    </w:p>
+    <w:p>
+      <w:pPr>
+        <w:tabs>
+          <w:tab w:val="left" w:leader="dot" w:pos="4111"/>
+        </w:tabs>
+        <w:spacing w:after="60"/>
+        <w:ind w:left="357"/>
+      </w:pPr>
+      <w:r>
+        <w:t>Entra ID tenant ID</w:t>
+      </w:r>
+      <w:r>
+        <w:t xml:space="preserve">: </w:t>
+      </w:r>
+      <w:r>
+        <w:tab/>
+      </w:r>
+      <w:r>
+        <w:t>1878a48b-63d6-4d12-a900-07d4267f6762</w:t>
+      </w:r>
+    </w:p>
+    <w:p>
+      <w:pPr>
+        <w:tabs>
+          <w:tab w:val="left" w:leader="dot" w:pos="4111"/>
+        </w:tabs>
+        <w:spacing w:after="60"/>
+        <w:ind w:left="357"/>
+      </w:pPr>
+      <w:r>
+        <w:t>Entra ID client ID</w:t>
+      </w:r>
+      <w:r>
+        <w:t>:</w:t>
+      </w:r>
+      <w:r>
+        <w:tab/>
+      </w:r>
+      <w:r>
+        <w:t>3a33ae1b-54e8-4a91-9199-3a041a619995</w:t>
+      </w:r>
+    </w:p>
+    <w:p>
+      <w:pPr>
+        <w:tabs>
+          <w:tab w:val="left" w:leader="dot" w:pos="4111"/>
+        </w:tabs>
+        <w:spacing w:after="60"/>
+        <w:ind w:left="357"/>
+      </w:pPr>
+      <w:r>
+        <w:t xml:space="preserve">API </w:t>
+      </w:r>
+      <w:r>
+        <w:t>Scope</w:t>
+      </w:r>
+      <w:r>
+        <w:t xml:space="preserve">: </w:t>
+      </w:r>
+      <w:r>
+        <w:tab/>
+      </w:r>
+      <w:r>
+        <w:t>api://</w:t>
+      </w:r>
+      <w:r>
+        <w:t>3a33ae1b-54e8-4a91-9199-3a041a619995</w:t>
+      </w:r>
+      <w:r>
+        <w:t>/user_impersonation</w:t>
+      </w:r>
+    </w:p>
+    <w:p>
+      <w:pPr>
+        <w:tabs>
+          <w:tab w:val="left" w:leader="dot" w:pos="4111"/>
+        </w:tabs>
+        <w:spacing w:after="60"/>
+        <w:ind w:left="357"/>
+      </w:pPr>
+      <w:r>
+        <w:t>postLogoutRedirectUri</w:t>
+      </w:r>
+      <w:r>
+        <w:t xml:space="preserve">: </w:t>
+      </w:r>
+      <w:r>
+        <w:tab/>
+      </w:r>
+      <w:hyperlink r:id="rId7" w:history="1">
+        <w:r>
+          <w:rPr>
+            <w:rStyle w:val="Hiperhivatkozs"/>
+          </w:rPr>
+          <w:t>https://tavolletkezelo.phoenix.hu/welcome</w:t>
+        </w:r>
+      </w:hyperlink>
+    </w:p>
+    <w:p>
+      <w:r>
+        <w:lastRenderedPageBreak/>
+        <w:t xml:space="preserve">A </w:t>
+      </w:r>
+      <w:r>
+        <w:t>teszt</w:t>
+      </w:r>
+      <w:r>
+        <w:t xml:space="preserve"> </w:t>
+      </w:r>
+      <w:r>
+        <w:t>backend futásához szükséges konfigurációk:</w:t>
+      </w:r>
+    </w:p>
+    <w:p>
+      <w:pPr>
+        <w:tabs>
+          <w:tab w:val="left" w:leader="dot" w:pos="4111"/>
+        </w:tabs>
+        <w:ind w:left="360"/>
+      </w:pPr>
+      <w:r>
+        <w:t>A</w:t>
+      </w:r>
+      <w:r>
+        <w:t>datbázis connection string</w:t>
+      </w:r>
+      <w:r>
+        <w:t xml:space="preserve">: </w:t>
+      </w:r>
+      <w:r>
+        <w:tab/>
+        <w:t>[tba]</w:t>
+      </w:r>
+    </w:p>
+    <w:p>
+      <w:pPr>
+        <w:tabs>
+          <w:tab w:val="left" w:leader="dot" w:pos="4111"/>
+        </w:tabs>
+        <w:spacing w:after="60"/>
+        <w:ind w:left="357"/>
+      </w:pPr>
+      <w:r>
+        <w:t>Entra ID tenant ID</w:t>
+      </w:r>
+      <w:r>
+        <w:t xml:space="preserve">: </w:t>
+      </w:r>
+      <w:r>
+        <w:tab/>
+      </w:r>
+      <w:r>
+        <w:t>1878a48b-63d6-4d12-a900-07d4267f6762</w:t>
+      </w:r>
+    </w:p>
+    <w:p>
+      <w:pPr>
+        <w:tabs>
+          <w:tab w:val="left" w:leader="dot" w:pos="4111"/>
+        </w:tabs>
+        <w:spacing w:after="60"/>
+        <w:ind w:left="357"/>
+      </w:pPr>
+      <w:r>
+        <w:t>Entra ID client ID</w:t>
+      </w:r>
+      <w:r>
+        <w:t>:</w:t>
+      </w:r>
+      <w:r>
+        <w:tab/>
+      </w:r>
+      <w:r>
+        <w:t>cacb868f-e5d8-4113-acde-780f810c824d</w:t>
+      </w:r>
+    </w:p>
+    <w:p>
+      <w:pPr>
+        <w:tabs>
+          <w:tab w:val="left" w:leader="dot" w:pos="4111"/>
+        </w:tabs>
+        <w:spacing w:after="60"/>
+        <w:ind w:left="357"/>
+      </w:pPr>
+      <w:r>
+        <w:t>API audience</w:t>
+      </w:r>
+      <w:r>
+        <w:t xml:space="preserve">: </w:t>
+      </w:r>
+      <w:r>
+        <w:tab/>
+      </w:r>
+      <w:r>
+        <w:t>cacb868f-e5d8-4113-acde-780f810c824d</w:t>
+      </w:r>
+    </w:p>
+    <w:p>
+      <w:pPr>
+        <w:tabs>
+          <w:tab w:val="left" w:leader="dot" w:pos="4111"/>
+        </w:tabs>
+        <w:spacing w:after="60"/>
+        <w:ind w:left="357"/>
+      </w:pPr>
+      <w:r>
+        <w:t xml:space="preserve">Graph client secret: </w:t>
+      </w:r>
+      <w:r>
+        <w:tab/>
+        <w:t>Alkalamzás regsiztrációknál található</w:t>
+      </w:r>
+    </w:p>
+    <w:p>
+      <w:r>
+        <w:t xml:space="preserve">A </w:t>
+      </w:r>
+      <w:r>
+        <w:t>teszt</w:t>
+      </w:r>
+      <w:r>
+        <w:t xml:space="preserve"> frontend</w:t>
+      </w:r>
+      <w:r>
+        <w:t xml:space="preserve"> futásához szükséges konfigurációk:</w:t>
+      </w:r>
+    </w:p>
+    <w:p>
+      <w:pPr>
+        <w:tabs>
+          <w:tab w:val="left" w:leader="dot" w:pos="4111"/>
+        </w:tabs>
+        <w:spacing w:after="60"/>
+        <w:ind w:left="357"/>
+      </w:pPr>
+      <w:r>
+        <w:t>Entra ID tenant ID</w:t>
+      </w:r>
+      <w:r>
+        <w:t xml:space="preserve">: </w:t>
+      </w:r>
+      <w:r>
+        <w:tab/>
+      </w:r>
+      <w:r>
+        <w:t>1878a48b-63d6-4d12-a900-07d4267f6762</w:t>
+      </w:r>
+    </w:p>
+    <w:p>
+      <w:pPr>
+        <w:tabs>
+          <w:tab w:val="left" w:leader="dot" w:pos="4111"/>
+        </w:tabs>
+        <w:spacing w:after="60"/>
+        <w:ind w:left="357"/>
+      </w:pPr>
+      <w:r>
+        <w:t>Entra ID client ID</w:t>
+      </w:r>
+      <w:r>
+        <w:t>:</w:t>
+      </w:r>
+      <w:r>
+        <w:tab/>
+      </w:r>
+      <w:r>
+        <w:t>cacb868f-e5d8-4113-acde-780f810c824d</w:t>
+      </w:r>
+    </w:p>
+    <w:p>
+      <w:pPr>
+        <w:tabs>
+          <w:tab w:val="left" w:leader="dot" w:pos="4111"/>
+        </w:tabs>
+        <w:spacing w:after="60"/>
+        <w:ind w:left="357"/>
+      </w:pPr>
+      <w:r>
+        <w:t xml:space="preserve">API </w:t>
+      </w:r>
+      <w:r>
+        <w:t xml:space="preserve">Scope: </w:t>
+      </w:r>
+      <w:r>
+        <w:tab/>
+        <w:t>api://</w:t>
+      </w:r>
+      <w:r>
+        <w:t xml:space="preserve"> </w:t>
+      </w:r>
+      <w:r>
+        <w:t>cacb868f-e5d8-4113-acde-780f810c824d</w:t>
+      </w:r>
+      <w:r>
+        <w:t>/user_impersonation</w:t>
+      </w:r>
+    </w:p>
+    <w:p>
+      <w:pPr>
+        <w:tabs>
+          <w:tab w:val="left" w:leader="dot" w:pos="4111"/>
+        </w:tabs>
+        <w:spacing w:after="60"/>
+        <w:ind w:left="357"/>
+      </w:pPr>
+      <w:r>
+        <w:t xml:space="preserve">postLogoutRedirectUri: </w:t>
+      </w:r>
+      <w:r>
+        <w:tab/>
+        <w:t>https://tavolletkezelo</w:t>
+      </w:r>
+      <w:r>
+        <w:t>-dev</w:t>
+      </w:r>
+      <w:r>
+        <w:t>.phoenix.hu/welcome</w:t>
+      </w:r>
+    </w:p>
+    <w:p>
+      <w:pPr>
+        <w:tabs>
+          <w:tab w:val="left" w:leader="dot" w:pos="4111"/>
+        </w:tabs>
+        <w:spacing w:after="60"/>
+      </w:pPr>
+    </w:p>
+    <w:p/>
     <w:sectPr>
-      <w:footerReference w:type="even" r:id="rId7"/>
-      <w:footerReference w:type="default" r:id="rId8"/>
-      <w:footerReference w:type="first" r:id="rId9"/>
+      <w:footerReference w:type="even" r:id="rId8"/>
+      <w:footerReference w:type="default" r:id="rId9"/>
+      <w:footerReference w:type="first" r:id="rId10"/>
       <w:pgSz w:w="11906" w:h="16838"/>
       <w:pgMar w:top="1417" w:right="1417" w:bottom="1417" w:left="1417" w:header="708" w:footer="708" w:gutter="0"/>
       <w:cols w:space="708"/>
@@ -348,7 +2485,6 @@
               <v:path gradientshapeok="t" o:connecttype="rect"/>
             </v:shapetype>
             <v:shape id="Szövegdoboz 2" o:spid="_x0000_s1026" type="#_x0000_t202" alt="Internal" style="position:absolute;margin-left:0;margin-top:0;width:53.35pt;height:29.15pt;z-index:251659264;visibility:visible;mso-wrap-style:none;mso-wrap-distance-left:0;mso-wrap-distance-top:0;mso-wrap-distance-right:0;mso-wrap-distance-bottom:0;mso-position-horizontal:left;mso-position-horizontal-relative:page;mso-position-vertical:bottom;mso-position-vertical-relative:page;v-text-anchor:bottom" o:gfxdata="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" filled="f" stroked="f">
-              <v:fill o:detectmouseclick="t"/>
               <v:textbox style="mso-fit-shape-to-text:t" inset="20pt,0,0,15pt">
                 <w:txbxContent>
                   <w:p>
@@ -479,7 +2615,6 @@
               <v:path gradientshapeok="t" o:connecttype="rect"/>
             </v:shapetype>
             <v:shape id="Szövegdoboz 3" o:spid="_x0000_s1027" type="#_x0000_t202" alt="Internal" style="position:absolute;margin-left:0;margin-top:0;width:53.35pt;height:29.15pt;z-index:251660288;visibility:visible;mso-wrap-style:none;mso-wrap-distance-left:0;mso-wrap-distance-top:0;mso-wrap-distance-right:0;mso-wrap-distance-bottom:0;mso-position-horizontal:left;mso-position-horizontal-relative:page;mso-position-vertical:bottom;mso-position-vertical-relative:page;v-text-anchor:bottom" o:gfxdata="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" filled="f" stroked="f">
-              <v:fill o:detectmouseclick="t"/>
               <v:textbox style="mso-fit-shape-to-text:t" inset="20pt,0,0,15pt">
                 <w:txbxContent>
                   <w:p>
@@ -610,7 +2745,6 @@
               <v:path gradientshapeok="t" o:connecttype="rect"/>
             </v:shapetype>
             <v:shape id="Szövegdoboz 1" o:spid="_x0000_s1028" type="#_x0000_t202" alt="Internal" style="position:absolute;margin-left:0;margin-top:0;width:53.35pt;height:29.15pt;z-index:251658240;visibility:visible;mso-wrap-style:none;mso-wrap-distance-left:0;mso-wrap-distance-top:0;mso-wrap-distance-right:0;mso-wrap-distance-bottom:0;mso-position-horizontal:left;mso-position-horizontal-relative:page;mso-position-vertical:bottom;mso-position-vertical-relative:page;v-text-anchor:bottom" o:gfxdata="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" filled="f" stroked="f">
-              <v:fill o:detectmouseclick="t"/>
               <v:textbox style="mso-fit-shape-to-text:t" inset="20pt,0,0,15pt">
                 <w:txbxContent>
                   <w:p>
@@ -675,6 +2809,1064 @@
 <file path=word/numbering.xml><?xml version="1.0" encoding="utf-8"?>
 <w:numbering xmlns:wpc="http://schemas.microsoft.com/office/word/2010/wordprocessingCanvas" xmlns:cx="http://schemas.microsoft.com/office/drawing/2014/chartex" xmlns:cx1="http://schemas.microsoft.com/office/drawing/2015/9/8/chartex" xmlns:cx2="http://schemas.microsoft.com/office/drawing/2015/10/21/chartex" xmlns:cx3="http://schemas.microsoft.com/office/drawing/2016/5/9/chartex" xmlns:cx4="http://schemas.microsoft.com/office/drawing/2016/5/10/chartex" xmlns:cx5="http://schemas.microsoft.com/office/drawing/2016/5/11/chartex" xmlns:cx6="http://schemas.microsoft.com/office/drawing/2016/5/12/chartex" xmlns:cx7="http://schemas.microsoft.com/office/drawing/2016/5/13/chartex" xmlns:cx8="http://schemas.microsoft.com/office/drawing/2016/5/14/chartex" xmlns:mc="http://schemas.openxmlformats.org/markup-compatibility/2006" xmlns:aink="http://schemas.microsoft.com/office/drawing/2016/ink" xmlns:am3d="http://schemas.microsoft.com/office/drawing/2017/model3d" xmlns:o="urn:schemas-microsoft-com:office:office" xmlns:oel="http://schemas.microsoft.com/office/2019/extlst" xmlns:r="http://schemas.openxmlformats.org/officeDocument/2006/relationships" xmlns:m="http://schemas.openxmlformats.org/officeDocument/2006/math" xmlns:v="urn:schemas-microsoft-com:vml" xmlns:wp14="http://schemas.microsoft.com/office/word/2010/wordprocessingDrawing" xmlns:wp="http://schemas.openxmlformats.org/drawingml/2006/wordprocessingDrawing" xmlns:w10="urn:schemas-microsoft-com:office:word" xmlns:w="http://schemas.openxmlformats.org/wordprocessingml/2006/main" xmlns:w14="http://schemas.microsoft.com/office/word/2010/wordml" xmlns:w15="http://schemas.microsoft.com/office/word/2012/wordml" xmlns:w16cex="http://schemas.microsoft.com/office/word/2018/wordml/cex" xmlns:w16cid="http://schemas.microsoft.com/office/word/2016/wordml/cid" xmlns:w16="http://schemas.microsoft.com/office/word/2018/wordml" xmlns:w16du="http://schemas.microsoft.com/office/word/2023/wordml/word16du" xmlns:w16sdtdh="http://schemas.microsoft.com/office/word/2020/wordml/sdtdatahash" xmlns:w16sdtfl="http://schemas.microsoft.com/office/word/2024/wordml/sdtformatlock" xmlns:w16se="http://schemas.microsoft.com/office/word/2015/wordml/symex" xmlns:wpg="http://schemas.microsoft.com/office/word/2010/wordprocessingGroup" xmlns:wpi="http://schemas.microsoft.com/office/word/2010/wordprocessingInk" xmlns:wne="http://schemas.microsoft.com/office/word/2006/wordml" xmlns:wps="http://schemas.microsoft.com/office/word/2010/wordprocessingShape" mc:Ignorable="w14 w15 w16se w16cid w16 w16cex w16sdtdh w16sdtfl w16du wp14">
   <w:abstractNum w:abstractNumId="0" w15:restartNumberingAfterBreak="0">
+    <w:nsid w:val="0CF83E69"/>
+    <w:multiLevelType w:val="multilevel"/>
+    <w:tmpl w:val="E2B013B8"/>
+    <w:lvl w:ilvl="0">
+      <w:start w:val="1"/>
+      <w:numFmt w:val="bullet"/>
+      <w:lvlText w:val=""/>
+      <w:lvlJc w:val="left"/>
+      <w:pPr>
+        <w:tabs>
+          <w:tab w:val="num" w:pos="1440"/>
+        </w:tabs>
+        <w:ind w:left="1440" w:hanging="360"/>
+      </w:pPr>
+      <w:rPr>
+        <w:rFonts w:ascii="Symbol" w:hAnsi="Symbol" w:hint="default"/>
+        <w:sz w:val="20"/>
+      </w:rPr>
+    </w:lvl>
+    <w:lvl w:ilvl="1" w:tentative="1">
+      <w:start w:val="1"/>
+      <w:numFmt w:val="bullet"/>
+      <w:lvlText w:val="o"/>
+      <w:lvlJc w:val="left"/>
+      <w:pPr>
+        <w:tabs>
+          <w:tab w:val="num" w:pos="2160"/>
+        </w:tabs>
+        <w:ind w:left="2160" w:hanging="360"/>
+      </w:pPr>
+      <w:rPr>
+        <w:rFonts w:ascii="Courier New" w:hAnsi="Courier New" w:hint="default"/>
+        <w:sz w:val="20"/>
+      </w:rPr>
+    </w:lvl>
+    <w:lvl w:ilvl="2" w:tentative="1">
+      <w:start w:val="1"/>
+      <w:numFmt w:val="bullet"/>
+      <w:lvlText w:val=""/>
+      <w:lvlJc w:val="left"/>
+      <w:pPr>
+        <w:tabs>
+          <w:tab w:val="num" w:pos="2880"/>
+        </w:tabs>
+        <w:ind w:left="2880" w:hanging="360"/>
+      </w:pPr>
+      <w:rPr>
+        <w:rFonts w:ascii="Wingdings" w:hAnsi="Wingdings" w:hint="default"/>
+        <w:sz w:val="20"/>
+      </w:rPr>
+    </w:lvl>
+    <w:lvl w:ilvl="3" w:tentative="1">
+      <w:start w:val="1"/>
+      <w:numFmt w:val="bullet"/>
+      <w:lvlText w:val=""/>
+      <w:lvlJc w:val="left"/>
+      <w:pPr>
+        <w:tabs>
+          <w:tab w:val="num" w:pos="3600"/>
+        </w:tabs>
+        <w:ind w:left="3600" w:hanging="360"/>
+      </w:pPr>
+      <w:rPr>
+        <w:rFonts w:ascii="Wingdings" w:hAnsi="Wingdings" w:hint="default"/>
+        <w:sz w:val="20"/>
+      </w:rPr>
+    </w:lvl>
+    <w:lvl w:ilvl="4" w:tentative="1">
+      <w:start w:val="1"/>
+      <w:numFmt w:val="bullet"/>
+      <w:lvlText w:val=""/>
+      <w:lvlJc w:val="left"/>
+      <w:pPr>
+        <w:tabs>
+          <w:tab w:val="num" w:pos="4320"/>
+        </w:tabs>
+        <w:ind w:left="4320" w:hanging="360"/>
+      </w:pPr>
+      <w:rPr>
+        <w:rFonts w:ascii="Wingdings" w:hAnsi="Wingdings" w:hint="default"/>
+        <w:sz w:val="20"/>
+      </w:rPr>
+    </w:lvl>
+    <w:lvl w:ilvl="5" w:tentative="1">
+      <w:start w:val="1"/>
+      <w:numFmt w:val="bullet"/>
+      <w:lvlText w:val=""/>
+      <w:lvlJc w:val="left"/>
+      <w:pPr>
+        <w:tabs>
+          <w:tab w:val="num" w:pos="5040"/>
+        </w:tabs>
+        <w:ind w:left="5040" w:hanging="360"/>
+      </w:pPr>
+      <w:rPr>
+        <w:rFonts w:ascii="Wingdings" w:hAnsi="Wingdings" w:hint="default"/>
+        <w:sz w:val="20"/>
+      </w:rPr>
+    </w:lvl>
+    <w:lvl w:ilvl="6" w:tentative="1">
+      <w:start w:val="1"/>
+      <w:numFmt w:val="bullet"/>
+      <w:lvlText w:val=""/>
+      <w:lvlJc w:val="left"/>
+      <w:pPr>
+        <w:tabs>
+          <w:tab w:val="num" w:pos="5760"/>
+        </w:tabs>
+        <w:ind w:left="5760" w:hanging="360"/>
+      </w:pPr>
+      <w:rPr>
+        <w:rFonts w:ascii="Wingdings" w:hAnsi="Wingdings" w:hint="default"/>
+        <w:sz w:val="20"/>
+      </w:rPr>
+    </w:lvl>
+    <w:lvl w:ilvl="7" w:tentative="1">
+      <w:start w:val="1"/>
+      <w:numFmt w:val="bullet"/>
+      <w:lvlText w:val=""/>
+      <w:lvlJc w:val="left"/>
+      <w:pPr>
+        <w:tabs>
+          <w:tab w:val="num" w:pos="6480"/>
+        </w:tabs>
+        <w:ind w:left="6480" w:hanging="360"/>
+      </w:pPr>
+      <w:rPr>
+        <w:rFonts w:ascii="Wingdings" w:hAnsi="Wingdings" w:hint="default"/>
+        <w:sz w:val="20"/>
+      </w:rPr>
+    </w:lvl>
+    <w:lvl w:ilvl="8" w:tentative="1">
+      <w:start w:val="1"/>
+      <w:numFmt w:val="bullet"/>
+      <w:lvlText w:val=""/>
+      <w:lvlJc w:val="left"/>
+      <w:pPr>
+        <w:tabs>
+          <w:tab w:val="num" w:pos="7200"/>
+        </w:tabs>
+        <w:ind w:left="7200" w:hanging="360"/>
+      </w:pPr>
+      <w:rPr>
+        <w:rFonts w:ascii="Wingdings" w:hAnsi="Wingdings" w:hint="default"/>
+        <w:sz w:val="20"/>
+      </w:rPr>
+    </w:lvl>
+  </w:abstractNum>
+  <w:abstractNum w:abstractNumId="1" w15:restartNumberingAfterBreak="0">
+    <w:nsid w:val="1C9D6ED4"/>
+    <w:multiLevelType w:val="multilevel"/>
+    <w:tmpl w:val="50E24F78"/>
+    <w:lvl w:ilvl="0">
+      <w:start w:val="1"/>
+      <w:numFmt w:val="decimal"/>
+      <w:lvlText w:val="%1."/>
+      <w:lvlJc w:val="left"/>
+      <w:pPr>
+        <w:ind w:left="432" w:hanging="432"/>
+      </w:pPr>
+      <w:rPr>
+        <w:rFonts w:hint="default"/>
+      </w:rPr>
+    </w:lvl>
+    <w:lvl w:ilvl="1">
+      <w:start w:val="1"/>
+      <w:numFmt w:val="decimal"/>
+      <w:lvlText w:val="%1.%2."/>
+      <w:lvlJc w:val="left"/>
+      <w:pPr>
+        <w:ind w:left="576" w:hanging="576"/>
+      </w:pPr>
+      <w:rPr>
+        <w:rFonts w:hint="default"/>
+      </w:rPr>
+    </w:lvl>
+    <w:lvl w:ilvl="2">
+      <w:start w:val="1"/>
+      <w:numFmt w:val="decimal"/>
+      <w:lvlText w:val="%1.%2.%3."/>
+      <w:lvlJc w:val="left"/>
+      <w:pPr>
+        <w:ind w:left="720" w:hanging="720"/>
+      </w:pPr>
+      <w:rPr>
+        <w:rFonts w:hint="default"/>
+      </w:rPr>
+    </w:lvl>
+    <w:lvl w:ilvl="3">
+      <w:start w:val="1"/>
+      <w:numFmt w:val="decimal"/>
+      <w:lvlText w:val="%1.%2.%3.%4."/>
+      <w:lvlJc w:val="left"/>
+      <w:pPr>
+        <w:ind w:left="864" w:hanging="864"/>
+      </w:pPr>
+      <w:rPr>
+        <w:rFonts w:hint="default"/>
+      </w:rPr>
+    </w:lvl>
+    <w:lvl w:ilvl="4">
+      <w:start w:val="1"/>
+      <w:numFmt w:val="decimal"/>
+      <w:lvlText w:val="%1.%2.%3.%4.%5."/>
+      <w:lvlJc w:val="left"/>
+      <w:pPr>
+        <w:ind w:left="1008" w:hanging="1008"/>
+      </w:pPr>
+      <w:rPr>
+        <w:rFonts w:hint="default"/>
+      </w:rPr>
+    </w:lvl>
+    <w:lvl w:ilvl="5">
+      <w:start w:val="1"/>
+      <w:numFmt w:val="decimal"/>
+      <w:lvlText w:val="%1.%2.%3.%4.%5.%6"/>
+      <w:lvlJc w:val="left"/>
+      <w:pPr>
+        <w:ind w:left="1152" w:hanging="1152"/>
+      </w:pPr>
+      <w:rPr>
+        <w:rFonts w:hint="default"/>
+      </w:rPr>
+    </w:lvl>
+    <w:lvl w:ilvl="6">
+      <w:start w:val="1"/>
+      <w:numFmt w:val="decimal"/>
+      <w:lvlText w:val="%1.%2.%3.%4.%5.%6.%7"/>
+      <w:lvlJc w:val="left"/>
+      <w:pPr>
+        <w:ind w:left="1296" w:hanging="1296"/>
+      </w:pPr>
+      <w:rPr>
+        <w:rFonts w:hint="default"/>
+      </w:rPr>
+    </w:lvl>
+    <w:lvl w:ilvl="7">
+      <w:start w:val="1"/>
+      <w:numFmt w:val="decimal"/>
+      <w:lvlText w:val="%1.%2.%3.%4.%5.%6.%7.%8"/>
+      <w:lvlJc w:val="left"/>
+      <w:pPr>
+        <w:ind w:left="1440" w:hanging="1440"/>
+      </w:pPr>
+      <w:rPr>
+        <w:rFonts w:hint="default"/>
+      </w:rPr>
+    </w:lvl>
+    <w:lvl w:ilvl="8">
+      <w:start w:val="1"/>
+      <w:numFmt w:val="decimal"/>
+      <w:lvlText w:val="%1.%2.%3.%4.%5.%6.%7.%8.%9"/>
+      <w:lvlJc w:val="left"/>
+      <w:pPr>
+        <w:ind w:left="1584" w:hanging="1584"/>
+      </w:pPr>
+      <w:rPr>
+        <w:rFonts w:hint="default"/>
+      </w:rPr>
+    </w:lvl>
+  </w:abstractNum>
+  <w:abstractNum w:abstractNumId="2" w15:restartNumberingAfterBreak="0">
+    <w:nsid w:val="1F7B5CAD"/>
+    <w:multiLevelType w:val="hybridMultilevel"/>
+    <w:tmpl w:val="4596F886"/>
+    <w:lvl w:ilvl="0" w:tplc="040E000F">
+      <w:start w:val="1"/>
+      <w:numFmt w:val="decimal"/>
+      <w:lvlText w:val="%1."/>
+      <w:lvlJc w:val="left"/>
+      <w:pPr>
+        <w:ind w:left="720" w:hanging="360"/>
+      </w:pPr>
+    </w:lvl>
+    <w:lvl w:ilvl="1" w:tplc="040E0019" w:tentative="1">
+      <w:start w:val="1"/>
+      <w:numFmt w:val="lowerLetter"/>
+      <w:lvlText w:val="%2."/>
+      <w:lvlJc w:val="left"/>
+      <w:pPr>
+        <w:ind w:left="1440" w:hanging="360"/>
+      </w:pPr>
+    </w:lvl>
+    <w:lvl w:ilvl="2" w:tplc="040E001B" w:tentative="1">
+      <w:start w:val="1"/>
+      <w:numFmt w:val="lowerRoman"/>
+      <w:lvlText w:val="%3."/>
+      <w:lvlJc w:val="right"/>
+      <w:pPr>
+        <w:ind w:left="2160" w:hanging="180"/>
+      </w:pPr>
+    </w:lvl>
+    <w:lvl w:ilvl="3" w:tplc="040E000F" w:tentative="1">
+      <w:start w:val="1"/>
+      <w:numFmt w:val="decimal"/>
+      <w:lvlText w:val="%4."/>
+      <w:lvlJc w:val="left"/>
+      <w:pPr>
+        <w:ind w:left="2880" w:hanging="360"/>
+      </w:pPr>
+    </w:lvl>
+    <w:lvl w:ilvl="4" w:tplc="040E0019" w:tentative="1">
+      <w:start w:val="1"/>
+      <w:numFmt w:val="lowerLetter"/>
+      <w:lvlText w:val="%5."/>
+      <w:lvlJc w:val="left"/>
+      <w:pPr>
+        <w:ind w:left="3600" w:hanging="360"/>
+      </w:pPr>
+    </w:lvl>
+    <w:lvl w:ilvl="5" w:tplc="040E001B" w:tentative="1">
+      <w:start w:val="1"/>
+      <w:numFmt w:val="lowerRoman"/>
+      <w:lvlText w:val="%6."/>
+      <w:lvlJc w:val="right"/>
+      <w:pPr>
+        <w:ind w:left="4320" w:hanging="180"/>
+      </w:pPr>
+    </w:lvl>
+    <w:lvl w:ilvl="6" w:tplc="040E000F" w:tentative="1">
+      <w:start w:val="1"/>
+      <w:numFmt w:val="decimal"/>
+      <w:lvlText w:val="%7."/>
+      <w:lvlJc w:val="left"/>
+      <w:pPr>
+        <w:ind w:left="5040" w:hanging="360"/>
+      </w:pPr>
+    </w:lvl>
+    <w:lvl w:ilvl="7" w:tplc="040E0019" w:tentative="1">
+      <w:start w:val="1"/>
+      <w:numFmt w:val="lowerLetter"/>
+      <w:lvlText w:val="%8."/>
+      <w:lvlJc w:val="left"/>
+      <w:pPr>
+        <w:ind w:left="5760" w:hanging="360"/>
+      </w:pPr>
+    </w:lvl>
+    <w:lvl w:ilvl="8" w:tplc="040E001B" w:tentative="1">
+      <w:start w:val="1"/>
+      <w:numFmt w:val="lowerRoman"/>
+      <w:lvlText w:val="%9."/>
+      <w:lvlJc w:val="right"/>
+      <w:pPr>
+        <w:ind w:left="6480" w:hanging="180"/>
+      </w:pPr>
+    </w:lvl>
+  </w:abstractNum>
+  <w:abstractNum w:abstractNumId="3" w15:restartNumberingAfterBreak="0">
+    <w:nsid w:val="2001798C"/>
+    <w:multiLevelType w:val="multilevel"/>
+    <w:tmpl w:val="93D03010"/>
+    <w:lvl w:ilvl="0">
+      <w:start w:val="1"/>
+      <w:numFmt w:val="decimal"/>
+      <w:lvlText w:val="%1."/>
+      <w:lvlJc w:val="left"/>
+      <w:pPr>
+        <w:ind w:left="360" w:hanging="360"/>
+      </w:pPr>
+      <w:rPr>
+        <w:rFonts w:hint="default"/>
+      </w:rPr>
+    </w:lvl>
+    <w:lvl w:ilvl="1">
+      <w:start w:val="1"/>
+      <w:numFmt w:val="decimal"/>
+      <w:lvlText w:val="%1.%2."/>
+      <w:lvlJc w:val="left"/>
+      <w:pPr>
+        <w:ind w:left="792" w:hanging="432"/>
+      </w:pPr>
+      <w:rPr>
+        <w:rFonts w:hint="default"/>
+      </w:rPr>
+    </w:lvl>
+    <w:lvl w:ilvl="2">
+      <w:start w:val="1"/>
+      <w:numFmt w:val="decimal"/>
+      <w:lvlText w:val="%1.%2.%3."/>
+      <w:lvlJc w:val="left"/>
+      <w:pPr>
+        <w:ind w:left="1224" w:hanging="504"/>
+      </w:pPr>
+      <w:rPr>
+        <w:rFonts w:hint="default"/>
+      </w:rPr>
+    </w:lvl>
+    <w:lvl w:ilvl="3">
+      <w:start w:val="1"/>
+      <w:numFmt w:val="decimal"/>
+      <w:lvlText w:val="%1.%2.%3.%4."/>
+      <w:lvlJc w:val="left"/>
+      <w:pPr>
+        <w:ind w:left="1728" w:hanging="648"/>
+      </w:pPr>
+      <w:rPr>
+        <w:rFonts w:hint="default"/>
+      </w:rPr>
+    </w:lvl>
+    <w:lvl w:ilvl="4">
+      <w:start w:val="1"/>
+      <w:numFmt w:val="decimal"/>
+      <w:lvlText w:val="%1.%2.%3.%4.%5."/>
+      <w:lvlJc w:val="left"/>
+      <w:pPr>
+        <w:ind w:left="2232" w:hanging="792"/>
+      </w:pPr>
+      <w:rPr>
+        <w:rFonts w:hint="default"/>
+      </w:rPr>
+    </w:lvl>
+    <w:lvl w:ilvl="5">
+      <w:start w:val="1"/>
+      <w:numFmt w:val="decimal"/>
+      <w:lvlText w:val="%1.%2.%3.%4.%5.%6."/>
+      <w:lvlJc w:val="left"/>
+      <w:pPr>
+        <w:ind w:left="2736" w:hanging="936"/>
+      </w:pPr>
+      <w:rPr>
+        <w:rFonts w:hint="default"/>
+      </w:rPr>
+    </w:lvl>
+    <w:lvl w:ilvl="6">
+      <w:start w:val="1"/>
+      <w:numFmt w:val="decimal"/>
+      <w:lvlText w:val="%1.%2.%3.%4.%5.%6.%7."/>
+      <w:lvlJc w:val="left"/>
+      <w:pPr>
+        <w:ind w:left="3240" w:hanging="1080"/>
+      </w:pPr>
+      <w:rPr>
+        <w:rFonts w:hint="default"/>
+      </w:rPr>
+    </w:lvl>
+    <w:lvl w:ilvl="7">
+      <w:start w:val="1"/>
+      <w:numFmt w:val="decimal"/>
+      <w:lvlText w:val="%1.%2.%3.%4.%5.%6.%7.%8."/>
+      <w:lvlJc w:val="left"/>
+      <w:pPr>
+        <w:ind w:left="3744" w:hanging="1224"/>
+      </w:pPr>
+      <w:rPr>
+        <w:rFonts w:hint="default"/>
+      </w:rPr>
+    </w:lvl>
+    <w:lvl w:ilvl="8">
+      <w:start w:val="1"/>
+      <w:numFmt w:val="decimal"/>
+      <w:lvlText w:val="%1.%2.%3.%4.%5.%6.%7.%8.%9."/>
+      <w:lvlJc w:val="left"/>
+      <w:pPr>
+        <w:ind w:left="4320" w:hanging="1440"/>
+      </w:pPr>
+      <w:rPr>
+        <w:rFonts w:hint="default"/>
+      </w:rPr>
+    </w:lvl>
+  </w:abstractNum>
+  <w:abstractNum w:abstractNumId="4" w15:restartNumberingAfterBreak="0">
+    <w:nsid w:val="263D1BDA"/>
+    <w:multiLevelType w:val="multilevel"/>
+    <w:tmpl w:val="040E001F"/>
+    <w:lvl w:ilvl="0">
+      <w:start w:val="1"/>
+      <w:numFmt w:val="decimal"/>
+      <w:lvlText w:val="%1."/>
+      <w:lvlJc w:val="left"/>
+      <w:pPr>
+        <w:ind w:left="360" w:hanging="360"/>
+      </w:pPr>
+    </w:lvl>
+    <w:lvl w:ilvl="1">
+      <w:start w:val="1"/>
+      <w:numFmt w:val="decimal"/>
+      <w:lvlText w:val="%1.%2."/>
+      <w:lvlJc w:val="left"/>
+      <w:pPr>
+        <w:ind w:left="792" w:hanging="432"/>
+      </w:pPr>
+    </w:lvl>
+    <w:lvl w:ilvl="2">
+      <w:start w:val="1"/>
+      <w:numFmt w:val="decimal"/>
+      <w:lvlText w:val="%1.%2.%3."/>
+      <w:lvlJc w:val="left"/>
+      <w:pPr>
+        <w:ind w:left="1224" w:hanging="504"/>
+      </w:pPr>
+    </w:lvl>
+    <w:lvl w:ilvl="3">
+      <w:start w:val="1"/>
+      <w:numFmt w:val="decimal"/>
+      <w:lvlText w:val="%1.%2.%3.%4."/>
+      <w:lvlJc w:val="left"/>
+      <w:pPr>
+        <w:ind w:left="1728" w:hanging="648"/>
+      </w:pPr>
+    </w:lvl>
+    <w:lvl w:ilvl="4">
+      <w:start w:val="1"/>
+      <w:numFmt w:val="decimal"/>
+      <w:lvlText w:val="%1.%2.%3.%4.%5."/>
+      <w:lvlJc w:val="left"/>
+      <w:pPr>
+        <w:ind w:left="2232" w:hanging="792"/>
+      </w:pPr>
+    </w:lvl>
+    <w:lvl w:ilvl="5">
+      <w:start w:val="1"/>
+      <w:numFmt w:val="decimal"/>
+      <w:lvlText w:val="%1.%2.%3.%4.%5.%6."/>
+      <w:lvlJc w:val="left"/>
+      <w:pPr>
+        <w:ind w:left="2736" w:hanging="936"/>
+      </w:pPr>
+    </w:lvl>
+    <w:lvl w:ilvl="6">
+      <w:start w:val="1"/>
+      <w:numFmt w:val="decimal"/>
+      <w:lvlText w:val="%1.%2.%3.%4.%5.%6.%7."/>
+      <w:lvlJc w:val="left"/>
+      <w:pPr>
+        <w:ind w:left="3240" w:hanging="1080"/>
+      </w:pPr>
+    </w:lvl>
+    <w:lvl w:ilvl="7">
+      <w:start w:val="1"/>
+      <w:numFmt w:val="decimal"/>
+      <w:lvlText w:val="%1.%2.%3.%4.%5.%6.%7.%8."/>
+      <w:lvlJc w:val="left"/>
+      <w:pPr>
+        <w:ind w:left="3744" w:hanging="1224"/>
+      </w:pPr>
+    </w:lvl>
+    <w:lvl w:ilvl="8">
+      <w:start w:val="1"/>
+      <w:numFmt w:val="decimal"/>
+      <w:lvlText w:val="%1.%2.%3.%4.%5.%6.%7.%8.%9."/>
+      <w:lvlJc w:val="left"/>
+      <w:pPr>
+        <w:ind w:left="4320" w:hanging="1440"/>
+      </w:pPr>
+    </w:lvl>
+  </w:abstractNum>
+  <w:abstractNum w:abstractNumId="5" w15:restartNumberingAfterBreak="0">
+    <w:nsid w:val="26443C81"/>
+    <w:multiLevelType w:val="multilevel"/>
+    <w:tmpl w:val="040E001F"/>
+    <w:lvl w:ilvl="0">
+      <w:start w:val="1"/>
+      <w:numFmt w:val="decimal"/>
+      <w:lvlText w:val="%1."/>
+      <w:lvlJc w:val="left"/>
+      <w:pPr>
+        <w:ind w:left="360" w:hanging="360"/>
+      </w:pPr>
+    </w:lvl>
+    <w:lvl w:ilvl="1">
+      <w:start w:val="1"/>
+      <w:numFmt w:val="decimal"/>
+      <w:lvlText w:val="%1.%2."/>
+      <w:lvlJc w:val="left"/>
+      <w:pPr>
+        <w:ind w:left="792" w:hanging="432"/>
+      </w:pPr>
+    </w:lvl>
+    <w:lvl w:ilvl="2">
+      <w:start w:val="1"/>
+      <w:numFmt w:val="decimal"/>
+      <w:lvlText w:val="%1.%2.%3."/>
+      <w:lvlJc w:val="left"/>
+      <w:pPr>
+        <w:ind w:left="1224" w:hanging="504"/>
+      </w:pPr>
+    </w:lvl>
+    <w:lvl w:ilvl="3">
+      <w:start w:val="1"/>
+      <w:numFmt w:val="decimal"/>
+      <w:lvlText w:val="%1.%2.%3.%4."/>
+      <w:lvlJc w:val="left"/>
+      <w:pPr>
+        <w:ind w:left="1728" w:hanging="648"/>
+      </w:pPr>
+    </w:lvl>
+    <w:lvl w:ilvl="4">
+      <w:start w:val="1"/>
+      <w:numFmt w:val="decimal"/>
+      <w:lvlText w:val="%1.%2.%3.%4.%5."/>
+      <w:lvlJc w:val="left"/>
+      <w:pPr>
+        <w:ind w:left="2232" w:hanging="792"/>
+      </w:pPr>
+    </w:lvl>
+    <w:lvl w:ilvl="5">
+      <w:start w:val="1"/>
+      <w:numFmt w:val="decimal"/>
+      <w:lvlText w:val="%1.%2.%3.%4.%5.%6."/>
+      <w:lvlJc w:val="left"/>
+      <w:pPr>
+        <w:ind w:left="2736" w:hanging="936"/>
+      </w:pPr>
+    </w:lvl>
+    <w:lvl w:ilvl="6">
+      <w:start w:val="1"/>
+      <w:numFmt w:val="decimal"/>
+      <w:lvlText w:val="%1.%2.%3.%4.%5.%6.%7."/>
+      <w:lvlJc w:val="left"/>
+      <w:pPr>
+        <w:ind w:left="3240" w:hanging="1080"/>
+      </w:pPr>
+    </w:lvl>
+    <w:lvl w:ilvl="7">
+      <w:start w:val="1"/>
+      <w:numFmt w:val="decimal"/>
+      <w:lvlText w:val="%1.%2.%3.%4.%5.%6.%7.%8."/>
+      <w:lvlJc w:val="left"/>
+      <w:pPr>
+        <w:ind w:left="3744" w:hanging="1224"/>
+      </w:pPr>
+    </w:lvl>
+    <w:lvl w:ilvl="8">
+      <w:start w:val="1"/>
+      <w:numFmt w:val="decimal"/>
+      <w:lvlText w:val="%1.%2.%3.%4.%5.%6.%7.%8.%9."/>
+      <w:lvlJc w:val="left"/>
+      <w:pPr>
+        <w:ind w:left="4320" w:hanging="1440"/>
+      </w:pPr>
+    </w:lvl>
+  </w:abstractNum>
+  <w:abstractNum w:abstractNumId="6" w15:restartNumberingAfterBreak="0">
+    <w:nsid w:val="296B156E"/>
+    <w:multiLevelType w:val="hybridMultilevel"/>
+    <w:tmpl w:val="A886AF34"/>
+    <w:lvl w:ilvl="0" w:tplc="040E0001">
+      <w:start w:val="1"/>
+      <w:numFmt w:val="bullet"/>
+      <w:lvlText w:val=""/>
+      <w:lvlJc w:val="left"/>
+      <w:pPr>
+        <w:ind w:left="1797" w:hanging="360"/>
+      </w:pPr>
+      <w:rPr>
+        <w:rFonts w:ascii="Symbol" w:hAnsi="Symbol" w:hint="default"/>
+      </w:rPr>
+    </w:lvl>
+    <w:lvl w:ilvl="1" w:tplc="040E0003" w:tentative="1">
+      <w:start w:val="1"/>
+      <w:numFmt w:val="bullet"/>
+      <w:lvlText w:val="o"/>
+      <w:lvlJc w:val="left"/>
+      <w:pPr>
+        <w:ind w:left="2517" w:hanging="360"/>
+      </w:pPr>
+      <w:rPr>
+        <w:rFonts w:ascii="Courier New" w:hAnsi="Courier New" w:cs="Courier New" w:hint="default"/>
+      </w:rPr>
+    </w:lvl>
+    <w:lvl w:ilvl="2" w:tplc="040E0005" w:tentative="1">
+      <w:start w:val="1"/>
+      <w:numFmt w:val="bullet"/>
+      <w:lvlText w:val=""/>
+      <w:lvlJc w:val="left"/>
+      <w:pPr>
+        <w:ind w:left="3237" w:hanging="360"/>
+      </w:pPr>
+      <w:rPr>
+        <w:rFonts w:ascii="Wingdings" w:hAnsi="Wingdings" w:hint="default"/>
+      </w:rPr>
+    </w:lvl>
+    <w:lvl w:ilvl="3" w:tplc="040E0001" w:tentative="1">
+      <w:start w:val="1"/>
+      <w:numFmt w:val="bullet"/>
+      <w:lvlText w:val=""/>
+      <w:lvlJc w:val="left"/>
+      <w:pPr>
+        <w:ind w:left="3957" w:hanging="360"/>
+      </w:pPr>
+      <w:rPr>
+        <w:rFonts w:ascii="Symbol" w:hAnsi="Symbol" w:hint="default"/>
+      </w:rPr>
+    </w:lvl>
+    <w:lvl w:ilvl="4" w:tplc="040E0003" w:tentative="1">
+      <w:start w:val="1"/>
+      <w:numFmt w:val="bullet"/>
+      <w:lvlText w:val="o"/>
+      <w:lvlJc w:val="left"/>
+      <w:pPr>
+        <w:ind w:left="4677" w:hanging="360"/>
+      </w:pPr>
+      <w:rPr>
+        <w:rFonts w:ascii="Courier New" w:hAnsi="Courier New" w:cs="Courier New" w:hint="default"/>
+      </w:rPr>
+    </w:lvl>
+    <w:lvl w:ilvl="5" w:tplc="040E0005" w:tentative="1">
+      <w:start w:val="1"/>
+      <w:numFmt w:val="bullet"/>
+      <w:lvlText w:val=""/>
+      <w:lvlJc w:val="left"/>
+      <w:pPr>
+        <w:ind w:left="5397" w:hanging="360"/>
+      </w:pPr>
+      <w:rPr>
+        <w:rFonts w:ascii="Wingdings" w:hAnsi="Wingdings" w:hint="default"/>
+      </w:rPr>
+    </w:lvl>
+    <w:lvl w:ilvl="6" w:tplc="040E0001" w:tentative="1">
+      <w:start w:val="1"/>
+      <w:numFmt w:val="bullet"/>
+      <w:lvlText w:val=""/>
+      <w:lvlJc w:val="left"/>
+      <w:pPr>
+        <w:ind w:left="6117" w:hanging="360"/>
+      </w:pPr>
+      <w:rPr>
+        <w:rFonts w:ascii="Symbol" w:hAnsi="Symbol" w:hint="default"/>
+      </w:rPr>
+    </w:lvl>
+    <w:lvl w:ilvl="7" w:tplc="040E0003" w:tentative="1">
+      <w:start w:val="1"/>
+      <w:numFmt w:val="bullet"/>
+      <w:lvlText w:val="o"/>
+      <w:lvlJc w:val="left"/>
+      <w:pPr>
+        <w:ind w:left="6837" w:hanging="360"/>
+      </w:pPr>
+      <w:rPr>
+        <w:rFonts w:ascii="Courier New" w:hAnsi="Courier New" w:cs="Courier New" w:hint="default"/>
+      </w:rPr>
+    </w:lvl>
+    <w:lvl w:ilvl="8" w:tplc="040E0005" w:tentative="1">
+      <w:start w:val="1"/>
+      <w:numFmt w:val="bullet"/>
+      <w:lvlText w:val=""/>
+      <w:lvlJc w:val="left"/>
+      <w:pPr>
+        <w:ind w:left="7557" w:hanging="360"/>
+      </w:pPr>
+      <w:rPr>
+        <w:rFonts w:ascii="Wingdings" w:hAnsi="Wingdings" w:hint="default"/>
+      </w:rPr>
+    </w:lvl>
+  </w:abstractNum>
+  <w:abstractNum w:abstractNumId="7" w15:restartNumberingAfterBreak="0">
+    <w:nsid w:val="2FF20FBC"/>
+    <w:multiLevelType w:val="multilevel"/>
+    <w:tmpl w:val="8F38D6C4"/>
+    <w:lvl w:ilvl="0">
+      <w:start w:val="1"/>
+      <w:numFmt w:val="decimal"/>
+      <w:lvlText w:val="%1."/>
+      <w:lvlJc w:val="left"/>
+      <w:pPr>
+        <w:tabs>
+          <w:tab w:val="num" w:pos="720"/>
+        </w:tabs>
+        <w:ind w:left="720" w:hanging="360"/>
+      </w:pPr>
+    </w:lvl>
+    <w:lvl w:ilvl="1" w:tentative="1">
+      <w:start w:val="1"/>
+      <w:numFmt w:val="decimal"/>
+      <w:lvlText w:val="%2."/>
+      <w:lvlJc w:val="left"/>
+      <w:pPr>
+        <w:tabs>
+          <w:tab w:val="num" w:pos="1440"/>
+        </w:tabs>
+        <w:ind w:left="1440" w:hanging="360"/>
+      </w:pPr>
+    </w:lvl>
+    <w:lvl w:ilvl="2" w:tentative="1">
+      <w:start w:val="1"/>
+      <w:numFmt w:val="decimal"/>
+      <w:lvlText w:val="%3."/>
+      <w:lvlJc w:val="left"/>
+      <w:pPr>
+        <w:tabs>
+          <w:tab w:val="num" w:pos="2160"/>
+        </w:tabs>
+        <w:ind w:left="2160" w:hanging="360"/>
+      </w:pPr>
+    </w:lvl>
+    <w:lvl w:ilvl="3" w:tentative="1">
+      <w:start w:val="1"/>
+      <w:numFmt w:val="decimal"/>
+      <w:lvlText w:val="%4."/>
+      <w:lvlJc w:val="left"/>
+      <w:pPr>
+        <w:tabs>
+          <w:tab w:val="num" w:pos="2880"/>
+        </w:tabs>
+        <w:ind w:left="2880" w:hanging="360"/>
+      </w:pPr>
+    </w:lvl>
+    <w:lvl w:ilvl="4" w:tentative="1">
+      <w:start w:val="1"/>
+      <w:numFmt w:val="decimal"/>
+      <w:lvlText w:val="%5."/>
+      <w:lvlJc w:val="left"/>
+      <w:pPr>
+        <w:tabs>
+          <w:tab w:val="num" w:pos="3600"/>
+        </w:tabs>
+        <w:ind w:left="3600" w:hanging="360"/>
+      </w:pPr>
+    </w:lvl>
+    <w:lvl w:ilvl="5" w:tentative="1">
+      <w:start w:val="1"/>
+      <w:numFmt w:val="decimal"/>
+      <w:lvlText w:val="%6."/>
+      <w:lvlJc w:val="left"/>
+      <w:pPr>
+        <w:tabs>
+          <w:tab w:val="num" w:pos="4320"/>
+        </w:tabs>
+        <w:ind w:left="4320" w:hanging="360"/>
+      </w:pPr>
+    </w:lvl>
+    <w:lvl w:ilvl="6" w:tentative="1">
+      <w:start w:val="1"/>
+      <w:numFmt w:val="decimal"/>
+      <w:lvlText w:val="%7."/>
+      <w:lvlJc w:val="left"/>
+      <w:pPr>
+        <w:tabs>
+          <w:tab w:val="num" w:pos="5040"/>
+        </w:tabs>
+        <w:ind w:left="5040" w:hanging="360"/>
+      </w:pPr>
+    </w:lvl>
+    <w:lvl w:ilvl="7" w:tentative="1">
+      <w:start w:val="1"/>
+      <w:numFmt w:val="decimal"/>
+      <w:lvlText w:val="%8."/>
+      <w:lvlJc w:val="left"/>
+      <w:pPr>
+        <w:tabs>
+          <w:tab w:val="num" w:pos="5760"/>
+        </w:tabs>
+        <w:ind w:left="5760" w:hanging="360"/>
+      </w:pPr>
+    </w:lvl>
+    <w:lvl w:ilvl="8" w:tentative="1">
+      <w:start w:val="1"/>
+      <w:numFmt w:val="decimal"/>
+      <w:lvlText w:val="%9."/>
+      <w:lvlJc w:val="left"/>
+      <w:pPr>
+        <w:tabs>
+          <w:tab w:val="num" w:pos="6480"/>
+        </w:tabs>
+        <w:ind w:left="6480" w:hanging="360"/>
+      </w:pPr>
+    </w:lvl>
+  </w:abstractNum>
+  <w:abstractNum w:abstractNumId="8" w15:restartNumberingAfterBreak="0">
+    <w:nsid w:val="319E363E"/>
+    <w:multiLevelType w:val="hybridMultilevel"/>
+    <w:tmpl w:val="74127A7C"/>
+    <w:lvl w:ilvl="0" w:tplc="040E0001">
+      <w:start w:val="1"/>
+      <w:numFmt w:val="bullet"/>
+      <w:lvlText w:val=""/>
+      <w:lvlJc w:val="left"/>
+      <w:pPr>
+        <w:ind w:left="1080" w:hanging="360"/>
+      </w:pPr>
+      <w:rPr>
+        <w:rFonts w:ascii="Symbol" w:hAnsi="Symbol" w:hint="default"/>
+      </w:rPr>
+    </w:lvl>
+    <w:lvl w:ilvl="1" w:tplc="040E0003" w:tentative="1">
+      <w:start w:val="1"/>
+      <w:numFmt w:val="bullet"/>
+      <w:lvlText w:val="o"/>
+      <w:lvlJc w:val="left"/>
+      <w:pPr>
+        <w:ind w:left="1800" w:hanging="360"/>
+      </w:pPr>
+      <w:rPr>
+        <w:rFonts w:ascii="Courier New" w:hAnsi="Courier New" w:cs="Courier New" w:hint="default"/>
+      </w:rPr>
+    </w:lvl>
+    <w:lvl w:ilvl="2" w:tplc="040E0005" w:tentative="1">
+      <w:start w:val="1"/>
+      <w:numFmt w:val="bullet"/>
+      <w:lvlText w:val=""/>
+      <w:lvlJc w:val="left"/>
+      <w:pPr>
+        <w:ind w:left="2520" w:hanging="360"/>
+      </w:pPr>
+      <w:rPr>
+        <w:rFonts w:ascii="Wingdings" w:hAnsi="Wingdings" w:hint="default"/>
+      </w:rPr>
+    </w:lvl>
+    <w:lvl w:ilvl="3" w:tplc="040E0001" w:tentative="1">
+      <w:start w:val="1"/>
+      <w:numFmt w:val="bullet"/>
+      <w:lvlText w:val=""/>
+      <w:lvlJc w:val="left"/>
+      <w:pPr>
+        <w:ind w:left="3240" w:hanging="360"/>
+      </w:pPr>
+      <w:rPr>
+        <w:rFonts w:ascii="Symbol" w:hAnsi="Symbol" w:hint="default"/>
+      </w:rPr>
+    </w:lvl>
+    <w:lvl w:ilvl="4" w:tplc="040E0003" w:tentative="1">
+      <w:start w:val="1"/>
+      <w:numFmt w:val="bullet"/>
+      <w:lvlText w:val="o"/>
+      <w:lvlJc w:val="left"/>
+      <w:pPr>
+        <w:ind w:left="3960" w:hanging="360"/>
+      </w:pPr>
+      <w:rPr>
+        <w:rFonts w:ascii="Courier New" w:hAnsi="Courier New" w:cs="Courier New" w:hint="default"/>
+      </w:rPr>
+    </w:lvl>
+    <w:lvl w:ilvl="5" w:tplc="040E0005" w:tentative="1">
+      <w:start w:val="1"/>
+      <w:numFmt w:val="bullet"/>
+      <w:lvlText w:val=""/>
+      <w:lvlJc w:val="left"/>
+      <w:pPr>
+        <w:ind w:left="4680" w:hanging="360"/>
+      </w:pPr>
+      <w:rPr>
+        <w:rFonts w:ascii="Wingdings" w:hAnsi="Wingdings" w:hint="default"/>
+      </w:rPr>
+    </w:lvl>
+    <w:lvl w:ilvl="6" w:tplc="040E0001" w:tentative="1">
+      <w:start w:val="1"/>
+      <w:numFmt w:val="bullet"/>
+      <w:lvlText w:val=""/>
+      <w:lvlJc w:val="left"/>
+      <w:pPr>
+        <w:ind w:left="5400" w:hanging="360"/>
+      </w:pPr>
+      <w:rPr>
+        <w:rFonts w:ascii="Symbol" w:hAnsi="Symbol" w:hint="default"/>
+      </w:rPr>
+    </w:lvl>
+    <w:lvl w:ilvl="7" w:tplc="040E0003" w:tentative="1">
+      <w:start w:val="1"/>
+      <w:numFmt w:val="bullet"/>
+      <w:lvlText w:val="o"/>
+      <w:lvlJc w:val="left"/>
+      <w:pPr>
+        <w:ind w:left="6120" w:hanging="360"/>
+      </w:pPr>
+      <w:rPr>
+        <w:rFonts w:ascii="Courier New" w:hAnsi="Courier New" w:cs="Courier New" w:hint="default"/>
+      </w:rPr>
+    </w:lvl>
+    <w:lvl w:ilvl="8" w:tplc="040E0005" w:tentative="1">
+      <w:start w:val="1"/>
+      <w:numFmt w:val="bullet"/>
+      <w:lvlText w:val=""/>
+      <w:lvlJc w:val="left"/>
+      <w:pPr>
+        <w:ind w:left="6840" w:hanging="360"/>
+      </w:pPr>
+      <w:rPr>
+        <w:rFonts w:ascii="Wingdings" w:hAnsi="Wingdings" w:hint="default"/>
+      </w:rPr>
+    </w:lvl>
+  </w:abstractNum>
+  <w:abstractNum w:abstractNumId="9" w15:restartNumberingAfterBreak="0">
+    <w:nsid w:val="3DB21665"/>
+    <w:multiLevelType w:val="multilevel"/>
+    <w:tmpl w:val="040E001F"/>
+    <w:lvl w:ilvl="0">
+      <w:start w:val="1"/>
+      <w:numFmt w:val="decimal"/>
+      <w:lvlText w:val="%1."/>
+      <w:lvlJc w:val="left"/>
+      <w:pPr>
+        <w:ind w:left="360" w:hanging="360"/>
+      </w:pPr>
+    </w:lvl>
+    <w:lvl w:ilvl="1">
+      <w:start w:val="1"/>
+      <w:numFmt w:val="decimal"/>
+      <w:lvlText w:val="%1.%2."/>
+      <w:lvlJc w:val="left"/>
+      <w:pPr>
+        <w:ind w:left="792" w:hanging="432"/>
+      </w:pPr>
+    </w:lvl>
+    <w:lvl w:ilvl="2">
+      <w:start w:val="1"/>
+      <w:numFmt w:val="decimal"/>
+      <w:lvlText w:val="%1.%2.%3."/>
+      <w:lvlJc w:val="left"/>
+      <w:pPr>
+        <w:ind w:left="1224" w:hanging="504"/>
+      </w:pPr>
+    </w:lvl>
+    <w:lvl w:ilvl="3">
+      <w:start w:val="1"/>
+      <w:numFmt w:val="decimal"/>
+      <w:lvlText w:val="%1.%2.%3.%4."/>
+      <w:lvlJc w:val="left"/>
+      <w:pPr>
+        <w:ind w:left="1728" w:hanging="648"/>
+      </w:pPr>
+    </w:lvl>
+    <w:lvl w:ilvl="4">
+      <w:start w:val="1"/>
+      <w:numFmt w:val="decimal"/>
+      <w:lvlText w:val="%1.%2.%3.%4.%5."/>
+      <w:lvlJc w:val="left"/>
+      <w:pPr>
+        <w:ind w:left="2232" w:hanging="792"/>
+      </w:pPr>
+    </w:lvl>
+    <w:lvl w:ilvl="5">
+      <w:start w:val="1"/>
+      <w:numFmt w:val="decimal"/>
+      <w:lvlText w:val="%1.%2.%3.%4.%5.%6."/>
+      <w:lvlJc w:val="left"/>
+      <w:pPr>
+        <w:ind w:left="2736" w:hanging="936"/>
+      </w:pPr>
+    </w:lvl>
+    <w:lvl w:ilvl="6">
+      <w:start w:val="1"/>
+      <w:numFmt w:val="decimal"/>
+      <w:lvlText w:val="%1.%2.%3.%4.%5.%6.%7."/>
+      <w:lvlJc w:val="left"/>
+      <w:pPr>
+        <w:ind w:left="3240" w:hanging="1080"/>
+      </w:pPr>
+    </w:lvl>
+    <w:lvl w:ilvl="7">
+      <w:start w:val="1"/>
+      <w:numFmt w:val="decimal"/>
+      <w:lvlText w:val="%1.%2.%3.%4.%5.%6.%7.%8."/>
+      <w:lvlJc w:val="left"/>
+      <w:pPr>
+        <w:ind w:left="3744" w:hanging="1224"/>
+      </w:pPr>
+    </w:lvl>
+    <w:lvl w:ilvl="8">
+      <w:start w:val="1"/>
+      <w:numFmt w:val="decimal"/>
+      <w:lvlText w:val="%1.%2.%3.%4.%5.%6.%7.%8.%9."/>
+      <w:lvlJc w:val="left"/>
+      <w:pPr>
+        <w:ind w:left="4320" w:hanging="1440"/>
+      </w:pPr>
+    </w:lvl>
+  </w:abstractNum>
+  <w:abstractNum w:abstractNumId="10" w15:restartNumberingAfterBreak="0">
     <w:nsid w:val="42405ABD"/>
     <w:multiLevelType w:val="multilevel"/>
     <w:tmpl w:val="BEC89D82"/>
@@ -823,7 +4015,495 @@
       </w:rPr>
     </w:lvl>
   </w:abstractNum>
-  <w:abstractNum w:abstractNumId="1" w15:restartNumberingAfterBreak="0">
+  <w:abstractNum w:abstractNumId="11" w15:restartNumberingAfterBreak="0">
+    <w:nsid w:val="5163774C"/>
+    <w:multiLevelType w:val="hybridMultilevel"/>
+    <w:tmpl w:val="BD783512"/>
+    <w:lvl w:ilvl="0" w:tplc="040E0001">
+      <w:start w:val="1"/>
+      <w:numFmt w:val="bullet"/>
+      <w:lvlText w:val=""/>
+      <w:lvlJc w:val="left"/>
+      <w:pPr>
+        <w:ind w:left="1800" w:hanging="360"/>
+      </w:pPr>
+      <w:rPr>
+        <w:rFonts w:ascii="Symbol" w:hAnsi="Symbol" w:hint="default"/>
+      </w:rPr>
+    </w:lvl>
+    <w:lvl w:ilvl="1" w:tplc="040E0003" w:tentative="1">
+      <w:start w:val="1"/>
+      <w:numFmt w:val="bullet"/>
+      <w:lvlText w:val="o"/>
+      <w:lvlJc w:val="left"/>
+      <w:pPr>
+        <w:ind w:left="2520" w:hanging="360"/>
+      </w:pPr>
+      <w:rPr>
+        <w:rFonts w:ascii="Courier New" w:hAnsi="Courier New" w:cs="Courier New" w:hint="default"/>
+      </w:rPr>
+    </w:lvl>
+    <w:lvl w:ilvl="2" w:tplc="040E0005" w:tentative="1">
+      <w:start w:val="1"/>
+      <w:numFmt w:val="bullet"/>
+      <w:lvlText w:val=""/>
+      <w:lvlJc w:val="left"/>
+      <w:pPr>
+        <w:ind w:left="3240" w:hanging="360"/>
+      </w:pPr>
+      <w:rPr>
+        <w:rFonts w:ascii="Wingdings" w:hAnsi="Wingdings" w:hint="default"/>
+      </w:rPr>
+    </w:lvl>
+    <w:lvl w:ilvl="3" w:tplc="040E0001" w:tentative="1">
+      <w:start w:val="1"/>
+      <w:numFmt w:val="bullet"/>
+      <w:lvlText w:val=""/>
+      <w:lvlJc w:val="left"/>
+      <w:pPr>
+        <w:ind w:left="3960" w:hanging="360"/>
+      </w:pPr>
+      <w:rPr>
+        <w:rFonts w:ascii="Symbol" w:hAnsi="Symbol" w:hint="default"/>
+      </w:rPr>
+    </w:lvl>
+    <w:lvl w:ilvl="4" w:tplc="040E0003" w:tentative="1">
+      <w:start w:val="1"/>
+      <w:numFmt w:val="bullet"/>
+      <w:lvlText w:val="o"/>
+      <w:lvlJc w:val="left"/>
+      <w:pPr>
+        <w:ind w:left="4680" w:hanging="360"/>
+      </w:pPr>
+      <w:rPr>
+        <w:rFonts w:ascii="Courier New" w:hAnsi="Courier New" w:cs="Courier New" w:hint="default"/>
+      </w:rPr>
+    </w:lvl>
+    <w:lvl w:ilvl="5" w:tplc="040E0005" w:tentative="1">
+      <w:start w:val="1"/>
+      <w:numFmt w:val="bullet"/>
+      <w:lvlText w:val=""/>
+      <w:lvlJc w:val="left"/>
+      <w:pPr>
+        <w:ind w:left="5400" w:hanging="360"/>
+      </w:pPr>
+      <w:rPr>
+        <w:rFonts w:ascii="Wingdings" w:hAnsi="Wingdings" w:hint="default"/>
+      </w:rPr>
+    </w:lvl>
+    <w:lvl w:ilvl="6" w:tplc="040E0001" w:tentative="1">
+      <w:start w:val="1"/>
+      <w:numFmt w:val="bullet"/>
+      <w:lvlText w:val=""/>
+      <w:lvlJc w:val="left"/>
+      <w:pPr>
+        <w:ind w:left="6120" w:hanging="360"/>
+      </w:pPr>
+      <w:rPr>
+        <w:rFonts w:ascii="Symbol" w:hAnsi="Symbol" w:hint="default"/>
+      </w:rPr>
+    </w:lvl>
+    <w:lvl w:ilvl="7" w:tplc="040E0003" w:tentative="1">
+      <w:start w:val="1"/>
+      <w:numFmt w:val="bullet"/>
+      <w:lvlText w:val="o"/>
+      <w:lvlJc w:val="left"/>
+      <w:pPr>
+        <w:ind w:left="6840" w:hanging="360"/>
+      </w:pPr>
+      <w:rPr>
+        <w:rFonts w:ascii="Courier New" w:hAnsi="Courier New" w:cs="Courier New" w:hint="default"/>
+      </w:rPr>
+    </w:lvl>
+    <w:lvl w:ilvl="8" w:tplc="040E0005" w:tentative="1">
+      <w:start w:val="1"/>
+      <w:numFmt w:val="bullet"/>
+      <w:lvlText w:val=""/>
+      <w:lvlJc w:val="left"/>
+      <w:pPr>
+        <w:ind w:left="7560" w:hanging="360"/>
+      </w:pPr>
+      <w:rPr>
+        <w:rFonts w:ascii="Wingdings" w:hAnsi="Wingdings" w:hint="default"/>
+      </w:rPr>
+    </w:lvl>
+  </w:abstractNum>
+  <w:abstractNum w:abstractNumId="12" w15:restartNumberingAfterBreak="0">
+    <w:nsid w:val="518E0501"/>
+    <w:multiLevelType w:val="hybridMultilevel"/>
+    <w:tmpl w:val="2D9E889A"/>
+    <w:lvl w:ilvl="0" w:tplc="040E0001">
+      <w:start w:val="1"/>
+      <w:numFmt w:val="bullet"/>
+      <w:lvlText w:val=""/>
+      <w:lvlJc w:val="left"/>
+      <w:pPr>
+        <w:ind w:left="720" w:hanging="360"/>
+      </w:pPr>
+      <w:rPr>
+        <w:rFonts w:ascii="Symbol" w:hAnsi="Symbol" w:hint="default"/>
+      </w:rPr>
+    </w:lvl>
+    <w:lvl w:ilvl="1" w:tplc="040E0003" w:tentative="1">
+      <w:start w:val="1"/>
+      <w:numFmt w:val="bullet"/>
+      <w:lvlText w:val="o"/>
+      <w:lvlJc w:val="left"/>
+      <w:pPr>
+        <w:ind w:left="1440" w:hanging="360"/>
+      </w:pPr>
+      <w:rPr>
+        <w:rFonts w:ascii="Courier New" w:hAnsi="Courier New" w:cs="Courier New" w:hint="default"/>
+      </w:rPr>
+    </w:lvl>
+    <w:lvl w:ilvl="2" w:tplc="040E0005" w:tentative="1">
+      <w:start w:val="1"/>
+      <w:numFmt w:val="bullet"/>
+      <w:lvlText w:val=""/>
+      <w:lvlJc w:val="left"/>
+      <w:pPr>
+        <w:ind w:left="2160" w:hanging="360"/>
+      </w:pPr>
+      <w:rPr>
+        <w:rFonts w:ascii="Wingdings" w:hAnsi="Wingdings" w:hint="default"/>
+      </w:rPr>
+    </w:lvl>
+    <w:lvl w:ilvl="3" w:tplc="040E0001" w:tentative="1">
+      <w:start w:val="1"/>
+      <w:numFmt w:val="bullet"/>
+      <w:lvlText w:val=""/>
+      <w:lvlJc w:val="left"/>
+      <w:pPr>
+        <w:ind w:left="2880" w:hanging="360"/>
+      </w:pPr>
+      <w:rPr>
+        <w:rFonts w:ascii="Symbol" w:hAnsi="Symbol" w:hint="default"/>
+      </w:rPr>
+    </w:lvl>
+    <w:lvl w:ilvl="4" w:tplc="040E0003" w:tentative="1">
+      <w:start w:val="1"/>
+      <w:numFmt w:val="bullet"/>
+      <w:lvlText w:val="o"/>
+      <w:lvlJc w:val="left"/>
+      <w:pPr>
+        <w:ind w:left="3600" w:hanging="360"/>
+      </w:pPr>
+      <w:rPr>
+        <w:rFonts w:ascii="Courier New" w:hAnsi="Courier New" w:cs="Courier New" w:hint="default"/>
+      </w:rPr>
+    </w:lvl>
+    <w:lvl w:ilvl="5" w:tplc="040E0005" w:tentative="1">
+      <w:start w:val="1"/>
+      <w:numFmt w:val="bullet"/>
+      <w:lvlText w:val=""/>
+      <w:lvlJc w:val="left"/>
+      <w:pPr>
+        <w:ind w:left="4320" w:hanging="360"/>
+      </w:pPr>
+      <w:rPr>
+        <w:rFonts w:ascii="Wingdings" w:hAnsi="Wingdings" w:hint="default"/>
+      </w:rPr>
+    </w:lvl>
+    <w:lvl w:ilvl="6" w:tplc="040E0001" w:tentative="1">
+      <w:start w:val="1"/>
+      <w:numFmt w:val="bullet"/>
+      <w:lvlText w:val=""/>
+      <w:lvlJc w:val="left"/>
+      <w:pPr>
+        <w:ind w:left="5040" w:hanging="360"/>
+      </w:pPr>
+      <w:rPr>
+        <w:rFonts w:ascii="Symbol" w:hAnsi="Symbol" w:hint="default"/>
+      </w:rPr>
+    </w:lvl>
+    <w:lvl w:ilvl="7" w:tplc="040E0003" w:tentative="1">
+      <w:start w:val="1"/>
+      <w:numFmt w:val="bullet"/>
+      <w:lvlText w:val="o"/>
+      <w:lvlJc w:val="left"/>
+      <w:pPr>
+        <w:ind w:left="5760" w:hanging="360"/>
+      </w:pPr>
+      <w:rPr>
+        <w:rFonts w:ascii="Courier New" w:hAnsi="Courier New" w:cs="Courier New" w:hint="default"/>
+      </w:rPr>
+    </w:lvl>
+    <w:lvl w:ilvl="8" w:tplc="040E0005" w:tentative="1">
+      <w:start w:val="1"/>
+      <w:numFmt w:val="bullet"/>
+      <w:lvlText w:val=""/>
+      <w:lvlJc w:val="left"/>
+      <w:pPr>
+        <w:ind w:left="6480" w:hanging="360"/>
+      </w:pPr>
+      <w:rPr>
+        <w:rFonts w:ascii="Wingdings" w:hAnsi="Wingdings" w:hint="default"/>
+      </w:rPr>
+    </w:lvl>
+  </w:abstractNum>
+  <w:abstractNum w:abstractNumId="13" w15:restartNumberingAfterBreak="0">
+    <w:nsid w:val="52AD71E8"/>
+    <w:multiLevelType w:val="hybridMultilevel"/>
+    <w:tmpl w:val="6180C658"/>
+    <w:lvl w:ilvl="0" w:tplc="040E0001">
+      <w:start w:val="1"/>
+      <w:numFmt w:val="bullet"/>
+      <w:lvlText w:val=""/>
+      <w:lvlJc w:val="left"/>
+      <w:pPr>
+        <w:ind w:left="720" w:hanging="360"/>
+      </w:pPr>
+      <w:rPr>
+        <w:rFonts w:ascii="Symbol" w:hAnsi="Symbol" w:hint="default"/>
+      </w:rPr>
+    </w:lvl>
+    <w:lvl w:ilvl="1" w:tplc="040E0003" w:tentative="1">
+      <w:start w:val="1"/>
+      <w:numFmt w:val="bullet"/>
+      <w:lvlText w:val="o"/>
+      <w:lvlJc w:val="left"/>
+      <w:pPr>
+        <w:ind w:left="1440" w:hanging="360"/>
+      </w:pPr>
+      <w:rPr>
+        <w:rFonts w:ascii="Courier New" w:hAnsi="Courier New" w:cs="Courier New" w:hint="default"/>
+      </w:rPr>
+    </w:lvl>
+    <w:lvl w:ilvl="2" w:tplc="040E0005" w:tentative="1">
+      <w:start w:val="1"/>
+      <w:numFmt w:val="bullet"/>
+      <w:lvlText w:val=""/>
+      <w:lvlJc w:val="left"/>
+      <w:pPr>
+        <w:ind w:left="2160" w:hanging="360"/>
+      </w:pPr>
+      <w:rPr>
+        <w:rFonts w:ascii="Wingdings" w:hAnsi="Wingdings" w:hint="default"/>
+      </w:rPr>
+    </w:lvl>
+    <w:lvl w:ilvl="3" w:tplc="040E0001" w:tentative="1">
+      <w:start w:val="1"/>
+      <w:numFmt w:val="bullet"/>
+      <w:lvlText w:val=""/>
+      <w:lvlJc w:val="left"/>
+      <w:pPr>
+        <w:ind w:left="2880" w:hanging="360"/>
+      </w:pPr>
+      <w:rPr>
+        <w:rFonts w:ascii="Symbol" w:hAnsi="Symbol" w:hint="default"/>
+      </w:rPr>
+    </w:lvl>
+    <w:lvl w:ilvl="4" w:tplc="040E0003" w:tentative="1">
+      <w:start w:val="1"/>
+      <w:numFmt w:val="bullet"/>
+      <w:lvlText w:val="o"/>
+      <w:lvlJc w:val="left"/>
+      <w:pPr>
+        <w:ind w:left="3600" w:hanging="360"/>
+      </w:pPr>
+      <w:rPr>
+        <w:rFonts w:ascii="Courier New" w:hAnsi="Courier New" w:cs="Courier New" w:hint="default"/>
+      </w:rPr>
+    </w:lvl>
+    <w:lvl w:ilvl="5" w:tplc="040E0005" w:tentative="1">
+      <w:start w:val="1"/>
+      <w:numFmt w:val="bullet"/>
+      <w:lvlText w:val=""/>
+      <w:lvlJc w:val="left"/>
+      <w:pPr>
+        <w:ind w:left="4320" w:hanging="360"/>
+      </w:pPr>
+      <w:rPr>
+        <w:rFonts w:ascii="Wingdings" w:hAnsi="Wingdings" w:hint="default"/>
+      </w:rPr>
+    </w:lvl>
+    <w:lvl w:ilvl="6" w:tplc="040E0001" w:tentative="1">
+      <w:start w:val="1"/>
+      <w:numFmt w:val="bullet"/>
+      <w:lvlText w:val=""/>
+      <w:lvlJc w:val="left"/>
+      <w:pPr>
+        <w:ind w:left="5040" w:hanging="360"/>
+      </w:pPr>
+      <w:rPr>
+        <w:rFonts w:ascii="Symbol" w:hAnsi="Symbol" w:hint="default"/>
+      </w:rPr>
+    </w:lvl>
+    <w:lvl w:ilvl="7" w:tplc="040E0003" w:tentative="1">
+      <w:start w:val="1"/>
+      <w:numFmt w:val="bullet"/>
+      <w:lvlText w:val="o"/>
+      <w:lvlJc w:val="left"/>
+      <w:pPr>
+        <w:ind w:left="5760" w:hanging="360"/>
+      </w:pPr>
+      <w:rPr>
+        <w:rFonts w:ascii="Courier New" w:hAnsi="Courier New" w:cs="Courier New" w:hint="default"/>
+      </w:rPr>
+    </w:lvl>
+    <w:lvl w:ilvl="8" w:tplc="040E0005" w:tentative="1">
+      <w:start w:val="1"/>
+      <w:numFmt w:val="bullet"/>
+      <w:lvlText w:val=""/>
+      <w:lvlJc w:val="left"/>
+      <w:pPr>
+        <w:ind w:left="6480" w:hanging="360"/>
+      </w:pPr>
+      <w:rPr>
+        <w:rFonts w:ascii="Wingdings" w:hAnsi="Wingdings" w:hint="default"/>
+      </w:rPr>
+    </w:lvl>
+  </w:abstractNum>
+  <w:abstractNum w:abstractNumId="14" w15:restartNumberingAfterBreak="0">
+    <w:nsid w:val="575A509F"/>
+    <w:multiLevelType w:val="multilevel"/>
+    <w:tmpl w:val="75A24128"/>
+    <w:lvl w:ilvl="0">
+      <w:start w:val="1"/>
+      <w:numFmt w:val="bullet"/>
+      <w:lvlText w:val=""/>
+      <w:lvlJc w:val="left"/>
+      <w:pPr>
+        <w:tabs>
+          <w:tab w:val="num" w:pos="720"/>
+        </w:tabs>
+        <w:ind w:left="720" w:hanging="360"/>
+      </w:pPr>
+      <w:rPr>
+        <w:rFonts w:ascii="Symbol" w:hAnsi="Symbol" w:hint="default"/>
+        <w:sz w:val="20"/>
+      </w:rPr>
+    </w:lvl>
+    <w:lvl w:ilvl="1" w:tentative="1">
+      <w:start w:val="1"/>
+      <w:numFmt w:val="bullet"/>
+      <w:lvlText w:val="o"/>
+      <w:lvlJc w:val="left"/>
+      <w:pPr>
+        <w:tabs>
+          <w:tab w:val="num" w:pos="1440"/>
+        </w:tabs>
+        <w:ind w:left="1440" w:hanging="360"/>
+      </w:pPr>
+      <w:rPr>
+        <w:rFonts w:ascii="Courier New" w:hAnsi="Courier New" w:hint="default"/>
+        <w:sz w:val="20"/>
+      </w:rPr>
+    </w:lvl>
+    <w:lvl w:ilvl="2" w:tentative="1">
+      <w:start w:val="1"/>
+      <w:numFmt w:val="bullet"/>
+      <w:lvlText w:val=""/>
+      <w:lvlJc w:val="left"/>
+      <w:pPr>
+        <w:tabs>
+          <w:tab w:val="num" w:pos="2160"/>
+        </w:tabs>
+        <w:ind w:left="2160" w:hanging="360"/>
+      </w:pPr>
+      <w:rPr>
+        <w:rFonts w:ascii="Wingdings" w:hAnsi="Wingdings" w:hint="default"/>
+        <w:sz w:val="20"/>
+      </w:rPr>
+    </w:lvl>
+    <w:lvl w:ilvl="3" w:tentative="1">
+      <w:start w:val="1"/>
+      <w:numFmt w:val="bullet"/>
+      <w:lvlText w:val=""/>
+      <w:lvlJc w:val="left"/>
+      <w:pPr>
+        <w:tabs>
+          <w:tab w:val="num" w:pos="2880"/>
+        </w:tabs>
+        <w:ind w:left="2880" w:hanging="360"/>
+      </w:pPr>
+      <w:rPr>
+        <w:rFonts w:ascii="Wingdings" w:hAnsi="Wingdings" w:hint="default"/>
+        <w:sz w:val="20"/>
+      </w:rPr>
+    </w:lvl>
+    <w:lvl w:ilvl="4" w:tentative="1">
+      <w:start w:val="1"/>
+      <w:numFmt w:val="bullet"/>
+      <w:lvlText w:val=""/>
+      <w:lvlJc w:val="left"/>
+      <w:pPr>
+        <w:tabs>
+          <w:tab w:val="num" w:pos="3600"/>
+        </w:tabs>
+        <w:ind w:left="3600" w:hanging="360"/>
+      </w:pPr>
+      <w:rPr>
+        <w:rFonts w:ascii="Wingdings" w:hAnsi="Wingdings" w:hint="default"/>
+        <w:sz w:val="20"/>
+      </w:rPr>
+    </w:lvl>
+    <w:lvl w:ilvl="5" w:tentative="1">
+      <w:start w:val="1"/>
+      <w:numFmt w:val="bullet"/>
+      <w:lvlText w:val=""/>
+      <w:lvlJc w:val="left"/>
+      <w:pPr>
+        <w:tabs>
+          <w:tab w:val="num" w:pos="4320"/>
+        </w:tabs>
+        <w:ind w:left="4320" w:hanging="360"/>
+      </w:pPr>
+      <w:rPr>
+        <w:rFonts w:ascii="Wingdings" w:hAnsi="Wingdings" w:hint="default"/>
+        <w:sz w:val="20"/>
+      </w:rPr>
+    </w:lvl>
+    <w:lvl w:ilvl="6" w:tentative="1">
+      <w:start w:val="1"/>
+      <w:numFmt w:val="bullet"/>
+      <w:lvlText w:val=""/>
+      <w:lvlJc w:val="left"/>
+      <w:pPr>
+        <w:tabs>
+          <w:tab w:val="num" w:pos="5040"/>
+        </w:tabs>
+        <w:ind w:left="5040" w:hanging="360"/>
+      </w:pPr>
+      <w:rPr>
+        <w:rFonts w:ascii="Wingdings" w:hAnsi="Wingdings" w:hint="default"/>
+        <w:sz w:val="20"/>
+      </w:rPr>
+    </w:lvl>
+    <w:lvl w:ilvl="7" w:tentative="1">
+      <w:start w:val="1"/>
+      <w:numFmt w:val="bullet"/>
+      <w:lvlText w:val=""/>
+      <w:lvlJc w:val="left"/>
+      <w:pPr>
+        <w:tabs>
+          <w:tab w:val="num" w:pos="5760"/>
+        </w:tabs>
+        <w:ind w:left="5760" w:hanging="360"/>
+      </w:pPr>
+      <w:rPr>
+        <w:rFonts w:ascii="Wingdings" w:hAnsi="Wingdings" w:hint="default"/>
+        <w:sz w:val="20"/>
+      </w:rPr>
+    </w:lvl>
+    <w:lvl w:ilvl="8" w:tentative="1">
+      <w:start w:val="1"/>
+      <w:numFmt w:val="bullet"/>
+      <w:lvlText w:val=""/>
+      <w:lvlJc w:val="left"/>
+      <w:pPr>
+        <w:tabs>
+          <w:tab w:val="num" w:pos="6480"/>
+        </w:tabs>
+        <w:ind w:left="6480" w:hanging="360"/>
+      </w:pPr>
+      <w:rPr>
+        <w:rFonts w:ascii="Wingdings" w:hAnsi="Wingdings" w:hint="default"/>
+        <w:sz w:val="20"/>
+      </w:rPr>
+    </w:lvl>
+  </w:abstractNum>
+  <w:abstractNum w:abstractNumId="15" w15:restartNumberingAfterBreak="0">
     <w:nsid w:val="5F045C04"/>
     <w:multiLevelType w:val="hybridMultilevel"/>
     <w:tmpl w:val="AE0224D0"/>
@@ -936,10 +4616,10 @@
       </w:rPr>
     </w:lvl>
   </w:abstractNum>
-  <w:abstractNum w:abstractNumId="2" w15:restartNumberingAfterBreak="0">
+  <w:abstractNum w:abstractNumId="16" w15:restartNumberingAfterBreak="0">
     <w:nsid w:val="6CAF456C"/>
     <w:multiLevelType w:val="hybridMultilevel"/>
-    <w:tmpl w:val="61101D70"/>
+    <w:tmpl w:val="BC36031A"/>
     <w:lvl w:ilvl="0" w:tplc="040E000F">
       <w:start w:val="1"/>
       <w:numFmt w:val="decimal"/>
@@ -1025,14 +4705,274 @@
       </w:pPr>
     </w:lvl>
   </w:abstractNum>
+  <w:abstractNum w:abstractNumId="17" w15:restartNumberingAfterBreak="0">
+    <w:nsid w:val="6E1B4DBB"/>
+    <w:multiLevelType w:val="multilevel"/>
+    <w:tmpl w:val="040E0025"/>
+    <w:lvl w:ilvl="0">
+      <w:start w:val="1"/>
+      <w:numFmt w:val="decimal"/>
+      <w:pStyle w:val="Cmsor1"/>
+      <w:lvlText w:val="%1"/>
+      <w:lvlJc w:val="left"/>
+      <w:pPr>
+        <w:ind w:left="432" w:hanging="432"/>
+      </w:pPr>
+    </w:lvl>
+    <w:lvl w:ilvl="1">
+      <w:start w:val="1"/>
+      <w:numFmt w:val="decimal"/>
+      <w:pStyle w:val="Cmsor2"/>
+      <w:lvlText w:val="%1.%2"/>
+      <w:lvlJc w:val="left"/>
+      <w:pPr>
+        <w:ind w:left="576" w:hanging="576"/>
+      </w:pPr>
+    </w:lvl>
+    <w:lvl w:ilvl="2">
+      <w:start w:val="1"/>
+      <w:numFmt w:val="decimal"/>
+      <w:pStyle w:val="Cmsor3"/>
+      <w:lvlText w:val="%1.%2.%3"/>
+      <w:lvlJc w:val="left"/>
+      <w:pPr>
+        <w:ind w:left="720" w:hanging="720"/>
+      </w:pPr>
+    </w:lvl>
+    <w:lvl w:ilvl="3">
+      <w:start w:val="1"/>
+      <w:numFmt w:val="decimal"/>
+      <w:pStyle w:val="Cmsor4"/>
+      <w:lvlText w:val="%1.%2.%3.%4"/>
+      <w:lvlJc w:val="left"/>
+      <w:pPr>
+        <w:ind w:left="864" w:hanging="864"/>
+      </w:pPr>
+    </w:lvl>
+    <w:lvl w:ilvl="4">
+      <w:start w:val="1"/>
+      <w:numFmt w:val="decimal"/>
+      <w:pStyle w:val="Cmsor5"/>
+      <w:lvlText w:val="%1.%2.%3.%4.%5"/>
+      <w:lvlJc w:val="left"/>
+      <w:pPr>
+        <w:ind w:left="1008" w:hanging="1008"/>
+      </w:pPr>
+    </w:lvl>
+    <w:lvl w:ilvl="5">
+      <w:start w:val="1"/>
+      <w:numFmt w:val="decimal"/>
+      <w:pStyle w:val="Cmsor6"/>
+      <w:lvlText w:val="%1.%2.%3.%4.%5.%6"/>
+      <w:lvlJc w:val="left"/>
+      <w:pPr>
+        <w:ind w:left="1152" w:hanging="1152"/>
+      </w:pPr>
+    </w:lvl>
+    <w:lvl w:ilvl="6">
+      <w:start w:val="1"/>
+      <w:numFmt w:val="decimal"/>
+      <w:pStyle w:val="Cmsor7"/>
+      <w:lvlText w:val="%1.%2.%3.%4.%5.%6.%7"/>
+      <w:lvlJc w:val="left"/>
+      <w:pPr>
+        <w:ind w:left="1296" w:hanging="1296"/>
+      </w:pPr>
+    </w:lvl>
+    <w:lvl w:ilvl="7">
+      <w:start w:val="1"/>
+      <w:numFmt w:val="decimal"/>
+      <w:pStyle w:val="Cmsor8"/>
+      <w:lvlText w:val="%1.%2.%3.%4.%5.%6.%7.%8"/>
+      <w:lvlJc w:val="left"/>
+      <w:pPr>
+        <w:ind w:left="1440" w:hanging="1440"/>
+      </w:pPr>
+    </w:lvl>
+    <w:lvl w:ilvl="8">
+      <w:start w:val="1"/>
+      <w:numFmt w:val="decimal"/>
+      <w:pStyle w:val="Cmsor9"/>
+      <w:lvlText w:val="%1.%2.%3.%4.%5.%6.%7.%8.%9"/>
+      <w:lvlJc w:val="left"/>
+      <w:pPr>
+        <w:ind w:left="1584" w:hanging="1584"/>
+      </w:pPr>
+    </w:lvl>
+  </w:abstractNum>
+  <w:abstractNum w:abstractNumId="18" w15:restartNumberingAfterBreak="0">
+    <w:nsid w:val="704423E5"/>
+    <w:multiLevelType w:val="multilevel"/>
+    <w:tmpl w:val="5E7E9D64"/>
+    <w:lvl w:ilvl="0">
+      <w:start w:val="1"/>
+      <w:numFmt w:val="decimal"/>
+      <w:lvlText w:val="%1."/>
+      <w:lvlJc w:val="left"/>
+      <w:pPr>
+        <w:tabs>
+          <w:tab w:val="num" w:pos="720"/>
+        </w:tabs>
+        <w:ind w:left="720" w:hanging="360"/>
+      </w:pPr>
+    </w:lvl>
+    <w:lvl w:ilvl="1">
+      <w:start w:val="1"/>
+      <w:numFmt w:val="bullet"/>
+      <w:lvlText w:val="o"/>
+      <w:lvlJc w:val="left"/>
+      <w:pPr>
+        <w:tabs>
+          <w:tab w:val="num" w:pos="1440"/>
+        </w:tabs>
+        <w:ind w:left="1440" w:hanging="360"/>
+      </w:pPr>
+      <w:rPr>
+        <w:rFonts w:ascii="Courier New" w:hAnsi="Courier New" w:hint="default"/>
+        <w:sz w:val="20"/>
+      </w:rPr>
+    </w:lvl>
+    <w:lvl w:ilvl="2" w:tentative="1">
+      <w:start w:val="1"/>
+      <w:numFmt w:val="decimal"/>
+      <w:lvlText w:val="%3."/>
+      <w:lvlJc w:val="left"/>
+      <w:pPr>
+        <w:tabs>
+          <w:tab w:val="num" w:pos="2160"/>
+        </w:tabs>
+        <w:ind w:left="2160" w:hanging="360"/>
+      </w:pPr>
+    </w:lvl>
+    <w:lvl w:ilvl="3" w:tentative="1">
+      <w:start w:val="1"/>
+      <w:numFmt w:val="decimal"/>
+      <w:lvlText w:val="%4."/>
+      <w:lvlJc w:val="left"/>
+      <w:pPr>
+        <w:tabs>
+          <w:tab w:val="num" w:pos="2880"/>
+        </w:tabs>
+        <w:ind w:left="2880" w:hanging="360"/>
+      </w:pPr>
+    </w:lvl>
+    <w:lvl w:ilvl="4" w:tentative="1">
+      <w:start w:val="1"/>
+      <w:numFmt w:val="decimal"/>
+      <w:lvlText w:val="%5."/>
+      <w:lvlJc w:val="left"/>
+      <w:pPr>
+        <w:tabs>
+          <w:tab w:val="num" w:pos="3600"/>
+        </w:tabs>
+        <w:ind w:left="3600" w:hanging="360"/>
+      </w:pPr>
+    </w:lvl>
+    <w:lvl w:ilvl="5" w:tentative="1">
+      <w:start w:val="1"/>
+      <w:numFmt w:val="decimal"/>
+      <w:lvlText w:val="%6."/>
+      <w:lvlJc w:val="left"/>
+      <w:pPr>
+        <w:tabs>
+          <w:tab w:val="num" w:pos="4320"/>
+        </w:tabs>
+        <w:ind w:left="4320" w:hanging="360"/>
+      </w:pPr>
+    </w:lvl>
+    <w:lvl w:ilvl="6" w:tentative="1">
+      <w:start w:val="1"/>
+      <w:numFmt w:val="decimal"/>
+      <w:lvlText w:val="%7."/>
+      <w:lvlJc w:val="left"/>
+      <w:pPr>
+        <w:tabs>
+          <w:tab w:val="num" w:pos="5040"/>
+        </w:tabs>
+        <w:ind w:left="5040" w:hanging="360"/>
+      </w:pPr>
+    </w:lvl>
+    <w:lvl w:ilvl="7" w:tentative="1">
+      <w:start w:val="1"/>
+      <w:numFmt w:val="decimal"/>
+      <w:lvlText w:val="%8."/>
+      <w:lvlJc w:val="left"/>
+      <w:pPr>
+        <w:tabs>
+          <w:tab w:val="num" w:pos="5760"/>
+        </w:tabs>
+        <w:ind w:left="5760" w:hanging="360"/>
+      </w:pPr>
+    </w:lvl>
+    <w:lvl w:ilvl="8" w:tentative="1">
+      <w:start w:val="1"/>
+      <w:numFmt w:val="decimal"/>
+      <w:lvlText w:val="%9."/>
+      <w:lvlJc w:val="left"/>
+      <w:pPr>
+        <w:tabs>
+          <w:tab w:val="num" w:pos="6480"/>
+        </w:tabs>
+        <w:ind w:left="6480" w:hanging="360"/>
+      </w:pPr>
+    </w:lvl>
+  </w:abstractNum>
   <w:num w:numId="1" w16cid:durableId="1212571415">
+    <w:abstractNumId w:val="16"/>
+  </w:num>
+  <w:num w:numId="2" w16cid:durableId="30619158">
+    <w:abstractNumId w:val="10"/>
+  </w:num>
+  <w:num w:numId="3" w16cid:durableId="382217547">
+    <w:abstractNumId w:val="15"/>
+  </w:num>
+  <w:num w:numId="4" w16cid:durableId="1718385482">
+    <w:abstractNumId w:val="7"/>
+  </w:num>
+  <w:num w:numId="5" w16cid:durableId="1658996548">
+    <w:abstractNumId w:val="9"/>
+  </w:num>
+  <w:num w:numId="6" w16cid:durableId="250435610">
+    <w:abstractNumId w:val="3"/>
+  </w:num>
+  <w:num w:numId="7" w16cid:durableId="234633140">
+    <w:abstractNumId w:val="4"/>
+  </w:num>
+  <w:num w:numId="8" w16cid:durableId="821771105">
+    <w:abstractNumId w:val="5"/>
+  </w:num>
+  <w:num w:numId="9" w16cid:durableId="290326171">
+    <w:abstractNumId w:val="1"/>
+  </w:num>
+  <w:num w:numId="10" w16cid:durableId="783118249">
+    <w:abstractNumId w:val="17"/>
+  </w:num>
+  <w:num w:numId="11" w16cid:durableId="11686778">
+    <w:abstractNumId w:val="0"/>
+  </w:num>
+  <w:num w:numId="12" w16cid:durableId="655917025">
     <w:abstractNumId w:val="2"/>
   </w:num>
-  <w:num w:numId="2" w16cid:durableId="30619158">
-    <w:abstractNumId w:val="0"/>
+  <w:num w:numId="13" w16cid:durableId="1451247459">
+    <w:abstractNumId w:val="18"/>
   </w:num>
-  <w:num w:numId="3" w16cid:durableId="382217547">
-    <w:abstractNumId w:val="1"/>
+  <w:num w:numId="14" w16cid:durableId="1878155819">
+    <w:abstractNumId w:val="11"/>
+  </w:num>
+  <w:num w:numId="15" w16cid:durableId="1170173613">
+    <w:abstractNumId w:val="6"/>
+  </w:num>
+  <w:num w:numId="16" w16cid:durableId="1987466701">
+    <w:abstractNumId w:val="12"/>
+  </w:num>
+  <w:num w:numId="17" w16cid:durableId="1738555057">
+    <w:abstractNumId w:val="13"/>
+  </w:num>
+  <w:num w:numId="18" w16cid:durableId="2136217160">
+    <w:abstractNumId w:val="14"/>
+  </w:num>
+  <w:num w:numId="19" w16cid:durableId="533689926">
+    <w:abstractNumId w:val="8"/>
   </w:num>
 </w:numbering>
 </file>
@@ -1445,10 +5385,13 @@
     <w:link w:val="Cmsor1Char"/>
     <w:uiPriority w:val="9"/>
     <w:qFormat/>
-    <w:rsid w:val="0033633A"/>
+    <w:rsid w:val="00752633"/>
     <w:pPr>
       <w:keepNext/>
       <w:keepLines/>
+      <w:numPr>
+        <w:numId w:val="10"/>
+      </w:numPr>
       <w:spacing w:before="360" w:after="80"/>
       <w:outlineLvl w:val="0"/>
     </w:pPr>
@@ -1471,6 +5414,10 @@
     <w:pPr>
       <w:keepNext/>
       <w:keepLines/>
+      <w:numPr>
+        <w:ilvl w:val="1"/>
+        <w:numId w:val="10"/>
+      </w:numPr>
       <w:spacing w:before="160" w:after="80"/>
       <w:outlineLvl w:val="1"/>
     </w:pPr>
@@ -1487,13 +5434,16 @@
     <w:next w:val="Norml"/>
     <w:link w:val="Cmsor3Char"/>
     <w:uiPriority w:val="9"/>
-    <w:semiHidden/>
     <w:unhideWhenUsed/>
     <w:qFormat/>
     <w:rsid w:val="0033633A"/>
     <w:pPr>
       <w:keepNext/>
       <w:keepLines/>
+      <w:numPr>
+        <w:ilvl w:val="2"/>
+        <w:numId w:val="10"/>
+      </w:numPr>
       <w:spacing w:before="160" w:after="80"/>
       <w:outlineLvl w:val="2"/>
     </w:pPr>
@@ -1517,6 +5467,10 @@
     <w:pPr>
       <w:keepNext/>
       <w:keepLines/>
+      <w:numPr>
+        <w:ilvl w:val="3"/>
+        <w:numId w:val="10"/>
+      </w:numPr>
       <w:spacing w:before="80" w:after="40"/>
       <w:outlineLvl w:val="3"/>
     </w:pPr>
@@ -1540,6 +5494,10 @@
     <w:pPr>
       <w:keepNext/>
       <w:keepLines/>
+      <w:numPr>
+        <w:ilvl w:val="4"/>
+        <w:numId w:val="10"/>
+      </w:numPr>
       <w:spacing w:before="80" w:after="40"/>
       <w:outlineLvl w:val="4"/>
     </w:pPr>
@@ -1561,6 +5519,10 @@
     <w:pPr>
       <w:keepNext/>
       <w:keepLines/>
+      <w:numPr>
+        <w:ilvl w:val="5"/>
+        <w:numId w:val="10"/>
+      </w:numPr>
       <w:spacing w:before="40" w:after="0"/>
       <w:outlineLvl w:val="5"/>
     </w:pPr>
@@ -1584,6 +5546,10 @@
     <w:pPr>
       <w:keepNext/>
       <w:keepLines/>
+      <w:numPr>
+        <w:ilvl w:val="6"/>
+        <w:numId w:val="10"/>
+      </w:numPr>
       <w:spacing w:before="40" w:after="0"/>
       <w:outlineLvl w:val="6"/>
     </w:pPr>
@@ -1605,6 +5571,10 @@
     <w:pPr>
       <w:keepNext/>
       <w:keepLines/>
+      <w:numPr>
+        <w:ilvl w:val="7"/>
+        <w:numId w:val="10"/>
+      </w:numPr>
       <w:spacing w:after="0"/>
       <w:outlineLvl w:val="7"/>
     </w:pPr>
@@ -1628,6 +5598,10 @@
     <w:pPr>
       <w:keepNext/>
       <w:keepLines/>
+      <w:numPr>
+        <w:ilvl w:val="8"/>
+        <w:numId w:val="10"/>
+      </w:numPr>
       <w:spacing w:after="0"/>
       <w:outlineLvl w:val="8"/>
     </w:pPr>
@@ -1639,6 +5613,7 @@
   <w:style w:type="character" w:default="1" w:styleId="Bekezdsalapbettpusa">
     <w:name w:val="Default Paragraph Font"/>
     <w:uiPriority w:val="1"/>
+    <w:semiHidden/>
     <w:unhideWhenUsed/>
   </w:style>
   <w:style w:type="table" w:default="1" w:styleId="Normltblzat">
@@ -1667,7 +5642,7 @@
     <w:basedOn w:val="Bekezdsalapbettpusa"/>
     <w:link w:val="Cmsor1"/>
     <w:uiPriority w:val="9"/>
-    <w:rsid w:val="0033633A"/>
+    <w:rsid w:val="00752633"/>
     <w:rPr>
       <w:rFonts w:asciiTheme="majorHAnsi" w:eastAsiaTheme="majorEastAsia" w:hAnsiTheme="majorHAnsi" w:cstheme="majorBidi"/>
       <w:color w:val="0F4761" w:themeColor="accent1" w:themeShade="BF"/>
@@ -1693,7 +5668,6 @@
     <w:basedOn w:val="Bekezdsalapbettpusa"/>
     <w:link w:val="Cmsor3"/>
     <w:uiPriority w:val="9"/>
-    <w:semiHidden/>
     <w:rsid w:val="0033633A"/>
     <w:rPr>
       <w:rFonts w:eastAsiaTheme="majorEastAsia" w:cstheme="majorBidi"/>
@@ -1972,6 +5946,90 @@
     <w:link w:val="llb"/>
     <w:uiPriority w:val="99"/>
     <w:rsid w:val="00A00546"/>
+  </w:style>
+  <w:style w:type="table" w:styleId="Rcsostblzat">
+    <w:name w:val="Table Grid"/>
+    <w:basedOn w:val="Normltblzat"/>
+    <w:uiPriority w:val="39"/>
+    <w:rsid w:val="00242981"/>
+    <w:pPr>
+      <w:spacing w:after="0" w:line="240" w:lineRule="auto"/>
+    </w:pPr>
+    <w:tblPr>
+      <w:tblBorders>
+        <w:top w:val="single" w:sz="4" w:space="0" w:color="auto"/>
+        <w:left w:val="single" w:sz="4" w:space="0" w:color="auto"/>
+        <w:bottom w:val="single" w:sz="4" w:space="0" w:color="auto"/>
+        <w:right w:val="single" w:sz="4" w:space="0" w:color="auto"/>
+        <w:insideH w:val="single" w:sz="4" w:space="0" w:color="auto"/>
+        <w:insideV w:val="single" w:sz="4" w:space="0" w:color="auto"/>
+      </w:tblBorders>
+    </w:tblPr>
+  </w:style>
+  <w:style w:type="character" w:styleId="HTML-kd">
+    <w:name w:val="HTML Code"/>
+    <w:basedOn w:val="Bekezdsalapbettpusa"/>
+    <w:uiPriority w:val="99"/>
+    <w:semiHidden/>
+    <w:unhideWhenUsed/>
+    <w:rsid w:val="00242981"/>
+    <w:rPr>
+      <w:rFonts w:ascii="Courier New" w:eastAsia="Times New Roman" w:hAnsi="Courier New" w:cs="Courier New"/>
+      <w:sz w:val="20"/>
+      <w:szCs w:val="20"/>
+    </w:rPr>
+  </w:style>
+  <w:style w:type="character" w:styleId="Hiperhivatkozs">
+    <w:name w:val="Hyperlink"/>
+    <w:basedOn w:val="Bekezdsalapbettpusa"/>
+    <w:uiPriority w:val="99"/>
+    <w:unhideWhenUsed/>
+    <w:rsid w:val="00242981"/>
+    <w:rPr>
+      <w:color w:val="467886" w:themeColor="hyperlink"/>
+      <w:u w:val="single"/>
+    </w:rPr>
+  </w:style>
+  <w:style w:type="character" w:styleId="Feloldatlanmegemlts">
+    <w:name w:val="Unresolved Mention"/>
+    <w:basedOn w:val="Bekezdsalapbettpusa"/>
+    <w:uiPriority w:val="99"/>
+    <w:semiHidden/>
+    <w:unhideWhenUsed/>
+    <w:rsid w:val="00242981"/>
+    <w:rPr>
+      <w:color w:val="605E5C"/>
+      <w:shd w:val="clear" w:color="auto" w:fill="E1DFDD"/>
+    </w:rPr>
+  </w:style>
+  <w:style w:type="character" w:styleId="Mrltotthiperhivatkozs">
+    <w:name w:val="FollowedHyperlink"/>
+    <w:basedOn w:val="Bekezdsalapbettpusa"/>
+    <w:uiPriority w:val="99"/>
+    <w:semiHidden/>
+    <w:unhideWhenUsed/>
+    <w:rsid w:val="00242981"/>
+    <w:rPr>
+      <w:color w:val="96607D" w:themeColor="followedHyperlink"/>
+      <w:u w:val="single"/>
+    </w:rPr>
+  </w:style>
+  <w:style w:type="paragraph" w:styleId="NormlWeb">
+    <w:name w:val="Normal (Web)"/>
+    <w:basedOn w:val="Norml"/>
+    <w:uiPriority w:val="99"/>
+    <w:semiHidden/>
+    <w:unhideWhenUsed/>
+    <w:rsid w:val="00E10B17"/>
+    <w:pPr>
+      <w:spacing w:before="100" w:beforeAutospacing="1" w:after="100" w:afterAutospacing="1" w:line="240" w:lineRule="auto"/>
+    </w:pPr>
+    <w:rPr>
+      <w:rFonts w:ascii="Times New Roman" w:eastAsia="Times New Roman" w:hAnsi="Times New Roman" w:cs="Times New Roman"/>
+      <w:kern w:val="0"/>
+      <w:lang w:eastAsia="hu-HU"/>
+      <w14:ligatures w14:val="none"/>
+    </w:rPr>
   </w:style>
 </w:styles>
 </file>
